--- a/reports/Construction_Change_Order_and_RFI_Analytics_Case_Study.docx
+++ b/reports/Construction_Change_Order_and_RFI_Analytics_Case_Study.docx
@@ -2,133 +2,16 @@
 <file path=word/document.xml><?xml version="1.0" encoding="utf-8"?>
 <w:document xmlns:wpc="http://schemas.microsoft.com/office/word/2010/wordprocessingCanvas" xmlns:cx="http://schemas.microsoft.com/office/drawing/2014/chartex" xmlns:cx1="http://schemas.microsoft.com/office/drawing/2015/9/8/chartex" xmlns:cx2="http://schemas.microsoft.com/office/drawing/2015/10/21/chartex" xmlns:cx3="http://schemas.microsoft.com/office/drawing/2016/5/9/chartex" xmlns:cx4="http://schemas.microsoft.com/office/drawing/2016/5/10/chartex" xmlns:cx5="http://schemas.microsoft.com/office/drawing/2016/5/11/chartex" xmlns:cx6="http://schemas.microsoft.com/office/drawing/2016/5/12/chartex" xmlns:cx7="http://schemas.microsoft.com/office/drawing/2016/5/13/chartex" xmlns:cx8="http://schemas.microsoft.com/office/drawing/2016/5/14/chartex" xmlns:mc="http://schemas.openxmlformats.org/markup-compatibility/2006" xmlns:aink="http://schemas.microsoft.com/office/drawing/2016/ink" xmlns:am3d="http://schemas.microsoft.com/office/drawing/2017/model3d" xmlns:o="urn:schemas-microsoft-com:office:office" xmlns:oel="http://schemas.microsoft.com/office/2019/extlst" xmlns:r="http://schemas.openxmlformats.org/officeDocument/2006/relationships" xmlns:m="http://schemas.openxmlformats.org/officeDocument/2006/math" xmlns:v="urn:schemas-microsoft-com:vml" xmlns:wp14="http://schemas.microsoft.com/office/word/2010/wordprocessingDrawing" xmlns:wp="http://schemas.openxmlformats.org/drawingml/2006/wordprocessingDrawing" xmlns:w10="urn:schemas-microsoft-com:office:word" xmlns:w="http://schemas.openxmlformats.org/wordprocessingml/2006/main" xmlns:w14="http://schemas.microsoft.com/office/word/2010/wordml" xmlns:w15="http://schemas.microsoft.com/office/word/2012/wordml" xmlns:w16cei="http://schemas.microsoft.com/office/word/2026/wordml/cei" xmlns:w16cex="http://schemas.microsoft.com/office/word/2018/wordml/cex" xmlns:w16cid="http://schemas.microsoft.com/office/word/2016/wordml/cid" xmlns:w16="http://schemas.microsoft.com/office/word/2018/wordml" xmlns:w16du="http://schemas.microsoft.com/office/word/2023/wordml/word16du" xmlns:w16sdtdh="http://schemas.microsoft.com/office/word/2020/wordml/sdtdatahash" xmlns:w16sdtfl="http://schemas.microsoft.com/office/word/2024/wordml/sdtformatlock" xmlns:w16se="http://schemas.microsoft.com/office/word/2015/wordml/symex" xmlns:wpg="http://schemas.microsoft.com/office/word/2010/wordprocessingGroup" xmlns:wpi="http://schemas.microsoft.com/office/word/2010/wordprocessingInk" xmlns:wne="http://schemas.microsoft.com/office/word/2006/wordml" xmlns:wps="http://schemas.microsoft.com/office/word/2010/wordprocessingShape" mc:Ignorable="w14 w15 w16se w16cid w16 w16cex w16sdtdh w16sdtfl w16du wp14">
   <w:body>
-    <w:p>
-      <w:pPr>
-        <w:jc w:val="center"/>
-      </w:pPr>
-      <w:r>
-        <w:rPr>
-          <w:rFonts w:ascii="Roboto Slab" w:hAnsi="Roboto Slab"/>
-          <w:b/>
-          <w:color w:val="071A2C"/>
-          <w:sz w:val="60"/>
-        </w:rPr>
-        <w:t>CONSTRUCTION CHANGE ORDER</w:t>
-      </w:r>
-      <w:r>
-        <w:rPr>
-          <w:rFonts w:ascii="Roboto Slab" w:hAnsi="Roboto Slab"/>
-          <w:b/>
-          <w:color w:val="071A2C"/>
-          <w:sz w:val="60"/>
-        </w:rPr>
-        <w:br/>
-        <w:t>AND RFI ANALYTICS</w:t>
-      </w:r>
-    </w:p>
-    <w:p>
-      <w:pPr>
-        <w:jc w:val="center"/>
-      </w:pPr>
-      <w:r>
-        <w:rPr>
-          <w:color w:val="155F86"/>
-          <w:sz w:val="32"/>
-        </w:rPr>
-        <w:t>Root-Cause, Cycle-Time, and Impact Analysis</w:t>
-      </w:r>
-      <w:r>
-        <w:rPr>
-          <w:color w:val="155F86"/>
-          <w:sz w:val="32"/>
-        </w:rPr>
-        <w:br/>
-        <w:t>for Construction Decision Workflows</w:t>
-      </w:r>
-    </w:p>
-    <w:p/>
-    <w:p>
-      <w:pPr>
-        <w:jc w:val="center"/>
-      </w:pPr>
-      <w:r>
-        <w:rPr>
-          <w:noProof/>
-        </w:rPr>
-        <w:drawing>
-          <wp:inline distT="0" distB="0" distL="0" distR="0" wp14:anchorId="04E62E2A" wp14:editId="0D85C11A">
-            <wp:extent cx="6172200" cy="4130945"/>
-            <wp:effectExtent l="0" t="0" r="0" b="0"/>
-            <wp:docPr id="1" name="Picture 1"/>
-            <wp:cNvGraphicFramePr>
-              <a:graphicFrameLocks xmlns:a="http://schemas.openxmlformats.org/drawingml/2006/main" noChangeAspect="1"/>
-            </wp:cNvGraphicFramePr>
-            <a:graphic xmlns:a="http://schemas.openxmlformats.org/drawingml/2006/main">
-              <a:graphicData uri="http://schemas.openxmlformats.org/drawingml/2006/picture">
-                <pic:pic xmlns:pic="http://schemas.openxmlformats.org/drawingml/2006/picture">
-                  <pic:nvPicPr>
-                    <pic:cNvPr id="0" name="construction_change_order_rfi_executive_dashboard.png"/>
-                    <pic:cNvPicPr/>
-                  </pic:nvPicPr>
-                  <pic:blipFill>
-                    <a:blip r:embed="rId8"/>
-                    <a:stretch>
-                      <a:fillRect/>
-                    </a:stretch>
-                  </pic:blipFill>
-                  <pic:spPr>
-                    <a:xfrm>
-                      <a:off x="0" y="0"/>
-                      <a:ext cx="6172200" cy="4130945"/>
-                    </a:xfrm>
-                    <a:prstGeom prst="rect">
-                      <a:avLst/>
-                    </a:prstGeom>
-                  </pic:spPr>
-                </pic:pic>
-              </a:graphicData>
-            </a:graphic>
-          </wp:inline>
-        </w:drawing>
-      </w:r>
-    </w:p>
-    <w:p>
-      <w:pPr>
-        <w:jc w:val="center"/>
-      </w:pPr>
-      <w:r>
-        <w:rPr>
-          <w:b/>
-          <w:color w:val="071A2C"/>
-          <w:sz w:val="22"/>
-        </w:rPr>
-        <w:br/>
-        <w:t>Project code: IP-DA-002</w:t>
-      </w:r>
-      <w:r>
-        <w:rPr>
-          <w:b/>
-          <w:color w:val="071A2C"/>
-          <w:sz w:val="22"/>
-        </w:rPr>
-        <w:br/>
-        <w:t>Sponsor: In Project LLC</w:t>
-      </w:r>
-      <w:r>
-        <w:rPr>
-          <w:b/>
-          <w:color w:val="071A2C"/>
-          <w:sz w:val="22"/>
-        </w:rPr>
-        <w:br/>
-        <w:t>Analyst: Narciso M. Dickson, PMP®</w:t>
-      </w:r>
-    </w:p>
     <w:tbl>
       <w:tblPr>
         <w:tblW w:w="10166" w:type="dxa"/>
-        <w:jc w:val="center"/>
         <w:tblLayout w:type="fixed"/>
+        <w:tblCellMar>
+          <w:top w:w="460" w:type="dxa"/>
+          <w:left w:w="400" w:type="dxa"/>
+          <w:bottom w:w="520" w:type="dxa"/>
+          <w:right w:w="400" w:type="dxa"/>
+        </w:tblCellMar>
         <w:tblLook w:val="04A0" w:firstRow="1" w:lastRow="0" w:firstColumn="1" w:lastColumn="0" w:noHBand="0" w:noVBand="1"/>
       </w:tblPr>
       <w:tblGrid>
@@ -137,28 +20,198 @@
       <w:tr>
         <w:trPr>
           <w:cantSplit/>
+        </w:trPr>
+        <w:tc>
+          <w:tcPr>
+            <w:tcW w:w="10166" w:type="dxa"/>
+            <w:shd w:val="clear" w:color="auto" w:fill="02000B"/>
+          </w:tcPr>
+          <w:p>
+            <w:pPr>
+              <w:spacing w:after="280"/>
+            </w:pPr>
+            <w:r>
+              <w:rPr>
+                <w:noProof/>
+              </w:rPr>
+              <w:drawing>
+                <wp:inline distT="0" distB="0" distL="0" distR="0" wp14:anchorId="25A95DC3" wp14:editId="6D7ED7EE">
+                  <wp:extent cx="2231136" cy="512064"/>
+                  <wp:effectExtent l="0" t="0" r="0" b="0"/>
+                  <wp:docPr id="5" name="Picture 5" descr="In Project LLC logo"/>
+                  <wp:cNvGraphicFramePr>
+                    <a:graphicFrameLocks xmlns:a="http://schemas.openxmlformats.org/drawingml/2006/main" noChangeAspect="1"/>
+                  </wp:cNvGraphicFramePr>
+                  <a:graphic xmlns:a="http://schemas.openxmlformats.org/drawingml/2006/main">
+                    <a:graphicData uri="http://schemas.openxmlformats.org/drawingml/2006/picture">
+                      <pic:pic xmlns:pic="http://schemas.openxmlformats.org/drawingml/2006/picture">
+                        <pic:nvPicPr>
+                          <pic:cNvPr id="0" name="brand_logo.png"/>
+                          <pic:cNvPicPr/>
+                        </pic:nvPicPr>
+                        <pic:blipFill>
+                          <a:blip r:embed="rId8"/>
+                          <a:stretch>
+                            <a:fillRect/>
+                          </a:stretch>
+                        </pic:blipFill>
+                        <pic:spPr>
+                          <a:xfrm>
+                            <a:off x="0" y="0"/>
+                            <a:ext cx="2231136" cy="512064"/>
+                          </a:xfrm>
+                          <a:prstGeom prst="rect">
+                            <a:avLst/>
+                          </a:prstGeom>
+                        </pic:spPr>
+                      </pic:pic>
+                    </a:graphicData>
+                  </a:graphic>
+                </wp:inline>
+              </w:drawing>
+            </w:r>
+          </w:p>
+          <w:p>
+            <w:pPr>
+              <w:spacing w:after="120"/>
+            </w:pPr>
+            <w:r>
+              <w:rPr>
+                <w:b/>
+                <w:color w:val="BD5A43"/>
+                <w:sz w:val="18"/>
+              </w:rPr>
+              <w:t>PORTFOLIO CASE STUDY</w:t>
+            </w:r>
+          </w:p>
+          <w:p>
+            <w:pPr>
+              <w:spacing w:after="200"/>
+            </w:pPr>
+            <w:r>
+              <w:rPr>
+                <w:rFonts w:ascii="Roboto Slab" w:hAnsi="Roboto Slab"/>
+                <w:b/>
+                <w:color w:val="FFFFFF"/>
+                <w:sz w:val="52"/>
+              </w:rPr>
+              <w:t>Construction Change Order</w:t>
+            </w:r>
+            <w:r>
+              <w:br/>
+            </w:r>
+            <w:r>
+              <w:rPr>
+                <w:rFonts w:ascii="Roboto Slab" w:hAnsi="Roboto Slab"/>
+                <w:b/>
+                <w:color w:val="FFFFFF"/>
+                <w:sz w:val="52"/>
+              </w:rPr>
+              <w:t>and RFI Analytics</w:t>
+            </w:r>
+          </w:p>
+          <w:p>
+            <w:pPr>
+              <w:spacing w:after="440"/>
+            </w:pPr>
+            <w:r>
+              <w:rPr>
+                <w:color w:val="EDEAE2"/>
+                <w:sz w:val="26"/>
+              </w:rPr>
+              <w:t>Root-cause, cycle-time and impact analysis for construction decision workflows</w:t>
+            </w:r>
+          </w:p>
+          <w:p>
+            <w:pPr>
+              <w:spacing w:after="120"/>
+            </w:pPr>
+            <w:r>
+              <w:rPr>
+                <w:b/>
+                <w:color w:val="FFFFFF"/>
+                <w:sz w:val="22"/>
+              </w:rPr>
+              <w:t>Narciso M. Dickson  ·  In Project LLC</w:t>
+            </w:r>
+          </w:p>
+          <w:p>
+            <w:pPr>
+              <w:spacing w:after="80"/>
+            </w:pPr>
+            <w:r>
+              <w:rPr>
+                <w:color w:val="C8C3BA"/>
+                <w:sz w:val="18"/>
+              </w:rPr>
+              <w:t>Analytics lifecycle: Ask · Prepare · Process · Analyze · Share · Act</w:t>
+            </w:r>
+          </w:p>
+          <w:p>
+            <w:pPr>
+              <w:spacing w:after="0"/>
+            </w:pPr>
+            <w:r>
+              <w:rPr>
+                <w:color w:val="C8C3BA"/>
+                <w:sz w:val="18"/>
+              </w:rPr>
+              <w:t>August 2026  ·  90 projects  ·  3,318 RFIs  ·  1,119 change orders  ·  2022–2025</w:t>
+            </w:r>
+          </w:p>
+        </w:tc>
+      </w:tr>
+      <w:tr>
+        <w:tblPrEx>
+          <w:jc w:val="center"/>
+          <w:tblCellMar>
+            <w:top w:w="240" w:type="dxa"/>
+            <w:bottom w:w="260" w:type="dxa"/>
+          </w:tblCellMar>
+        </w:tblPrEx>
+        <w:trPr>
+          <w:cantSplit/>
           <w:tblHeader/>
           <w:jc w:val="center"/>
         </w:trPr>
         <w:tc>
           <w:tcPr>
             <w:tcW w:w="10166" w:type="dxa"/>
-            <w:shd w:val="clear" w:color="auto" w:fill="FFF2CC"/>
-          </w:tcPr>
-          <w:p>
+            <w:shd w:val="clear" w:color="auto" w:fill="EDEAE2"/>
+          </w:tcPr>
+          <w:p>
+            <w:pPr>
+              <w:spacing w:after="0"/>
+            </w:pPr>
             <w:r>
               <w:rPr>
                 <w:b/>
-                <w:sz w:val="18"/>
-              </w:rPr>
-              <w:t>Synthetic-data disclosure: All project names, organizations, people, budgets, schedules, RFIs, changes, and performance records are fictional. The case study does not represent actual In Project LLC clients or confidential construction records.</w:t>
+                <w:color w:val="A04732"/>
+                <w:sz w:val="19"/>
+              </w:rPr>
+              <w:t xml:space="preserve">Synthetic-data disclosure  </w:t>
+            </w:r>
+            <w:r>
+              <w:rPr>
+                <w:sz w:val="19"/>
+              </w:rPr>
+              <w:t>All project names, organizations, people, budgets, schedules, RFIs, changes, and performance records are fictional. The case study does not represent actual In Project LLC clients or confidential construction records.</w:t>
             </w:r>
           </w:p>
         </w:tc>
       </w:tr>
     </w:tbl>
     <w:p>
+      <w:pPr>
+        <w:spacing w:after="0"/>
+      </w:pPr>
       <w:r>
+        <w:br w:type="page"/>
+      </w:r>
+    </w:p>
+    <w:p>
+      <w:r>
+        <w:lastRenderedPageBreak/>
         <w:br w:type="page"/>
       </w:r>
     </w:p>
@@ -193,7 +246,7 @@
       <w:r>
         <w:fldChar w:fldCharType="separate"/>
       </w:r>
-      <w:hyperlink w:anchor="_Toc236848985" w:history="1">
+      <w:hyperlink w:anchor="_Toc236851204" w:history="1">
         <w:r>
           <w:rPr>
             <w:rStyle w:val="Hyperlink"/>
@@ -220,78 +273,7 @@
             <w:noProof/>
             <w:webHidden/>
           </w:rPr>
-          <w:instrText xml:space="preserve"> PAGEREF _Toc236848985 \h </w:instrText>
-        </w:r>
-        <w:r>
-          <w:rPr>
-            <w:noProof/>
-            <w:webHidden/>
-          </w:rPr>
-        </w:r>
-        <w:r>
-          <w:rPr>
-            <w:noProof/>
-            <w:webHidden/>
-          </w:rPr>
-          <w:fldChar w:fldCharType="separate"/>
-        </w:r>
-        <w:r>
-          <w:rPr>
-            <w:noProof/>
-            <w:webHidden/>
-          </w:rPr>
-          <w:t>2</w:t>
-        </w:r>
-        <w:r>
-          <w:rPr>
-            <w:noProof/>
-            <w:webHidden/>
-          </w:rPr>
-          <w:fldChar w:fldCharType="end"/>
-        </w:r>
-      </w:hyperlink>
-    </w:p>
-    <w:p>
-      <w:pPr>
-        <w:pStyle w:val="TOC1"/>
-        <w:rPr>
-          <w:rFonts w:asciiTheme="minorHAnsi" w:hAnsiTheme="minorHAnsi" w:cstheme="minorBidi"/>
-          <w:noProof/>
-          <w:color w:val="auto"/>
-          <w:kern w:val="2"/>
-          <w:sz w:val="24"/>
-          <w:szCs w:val="24"/>
-          <w14:ligatures w14:val="standardContextual"/>
-        </w:rPr>
-      </w:pPr>
-      <w:hyperlink w:anchor="_Toc236848986" w:history="1">
-        <w:r>
-          <w:rPr>
-            <w:rStyle w:val="Hyperlink"/>
-            <w:noProof/>
-          </w:rPr>
-          <w:t>2. Business Problem and Analytical Questions</w:t>
-        </w:r>
-        <w:r>
-          <w:rPr>
-            <w:noProof/>
-            <w:webHidden/>
-          </w:rPr>
-          <w:tab/>
-        </w:r>
-        <w:r>
-          <w:rPr>
-            <w:noProof/>
-            <w:webHidden/>
-          </w:rPr>
-          <w:fldChar w:fldCharType="begin"/>
-        </w:r>
-        <w:r>
-          <w:rPr>
-            <w:noProof/>
-            <w:webHidden/>
-          </w:rPr>
-          <w:instrText xml:space="preserve"> PAGEREF _Toc236848986 \h </w:instrText>
+          <w:instrText xml:space="preserve"> PAGEREF _Toc236851204 \h </w:instrText>
         </w:r>
         <w:r>
           <w:rPr>
@@ -335,13 +317,13 @@
           <w14:ligatures w14:val="standardContextual"/>
         </w:rPr>
       </w:pPr>
-      <w:hyperlink w:anchor="_Toc236848987" w:history="1">
+      <w:hyperlink w:anchor="_Toc236851205" w:history="1">
         <w:r>
           <w:rPr>
             <w:rStyle w:val="Hyperlink"/>
             <w:noProof/>
           </w:rPr>
-          <w:t>3. Professional Analytics Lifecycle</w:t>
+          <w:t>2. Business Problem and Analytical Questions</w:t>
         </w:r>
         <w:r>
           <w:rPr>
@@ -362,78 +344,7 @@
             <w:noProof/>
             <w:webHidden/>
           </w:rPr>
-          <w:instrText xml:space="preserve"> PAGEREF _Toc236848987 \h </w:instrText>
-        </w:r>
-        <w:r>
-          <w:rPr>
-            <w:noProof/>
-            <w:webHidden/>
-          </w:rPr>
-        </w:r>
-        <w:r>
-          <w:rPr>
-            <w:noProof/>
-            <w:webHidden/>
-          </w:rPr>
-          <w:fldChar w:fldCharType="separate"/>
-        </w:r>
-        <w:r>
-          <w:rPr>
-            <w:noProof/>
-            <w:webHidden/>
-          </w:rPr>
-          <w:t>3</w:t>
-        </w:r>
-        <w:r>
-          <w:rPr>
-            <w:noProof/>
-            <w:webHidden/>
-          </w:rPr>
-          <w:fldChar w:fldCharType="end"/>
-        </w:r>
-      </w:hyperlink>
-    </w:p>
-    <w:p>
-      <w:pPr>
-        <w:pStyle w:val="TOC1"/>
-        <w:rPr>
-          <w:rFonts w:asciiTheme="minorHAnsi" w:hAnsiTheme="minorHAnsi" w:cstheme="minorBidi"/>
-          <w:noProof/>
-          <w:color w:val="auto"/>
-          <w:kern w:val="2"/>
-          <w:sz w:val="24"/>
-          <w:szCs w:val="24"/>
-          <w14:ligatures w14:val="standardContextual"/>
-        </w:rPr>
-      </w:pPr>
-      <w:hyperlink w:anchor="_Toc236848988" w:history="1">
-        <w:r>
-          <w:rPr>
-            <w:rStyle w:val="Hyperlink"/>
-            <w:noProof/>
-          </w:rPr>
-          <w:t>4. Dataset and Relational Model</w:t>
-        </w:r>
-        <w:r>
-          <w:rPr>
-            <w:noProof/>
-            <w:webHidden/>
-          </w:rPr>
-          <w:tab/>
-        </w:r>
-        <w:r>
-          <w:rPr>
-            <w:noProof/>
-            <w:webHidden/>
-          </w:rPr>
-          <w:fldChar w:fldCharType="begin"/>
-        </w:r>
-        <w:r>
-          <w:rPr>
-            <w:noProof/>
-            <w:webHidden/>
-          </w:rPr>
-          <w:instrText xml:space="preserve"> PAGEREF _Toc236848988 \h </w:instrText>
+          <w:instrText xml:space="preserve"> PAGEREF _Toc236851205 \h </w:instrText>
         </w:r>
         <w:r>
           <w:rPr>
@@ -477,13 +388,13 @@
           <w14:ligatures w14:val="standardContextual"/>
         </w:rPr>
       </w:pPr>
-      <w:hyperlink w:anchor="_Toc236848989" w:history="1">
+      <w:hyperlink w:anchor="_Toc236851206" w:history="1">
         <w:r>
           <w:rPr>
             <w:rStyle w:val="Hyperlink"/>
             <w:noProof/>
           </w:rPr>
-          <w:t>5. Data Preparation and Quality</w:t>
+          <w:t>3. Professional Analytics Lifecycle</w:t>
         </w:r>
         <w:r>
           <w:rPr>
@@ -504,7 +415,7 @@
             <w:noProof/>
             <w:webHidden/>
           </w:rPr>
-          <w:instrText xml:space="preserve"> PAGEREF _Toc236848989 \h </w:instrText>
+          <w:instrText xml:space="preserve"> PAGEREF _Toc236851206 \h </w:instrText>
         </w:r>
         <w:r>
           <w:rPr>
@@ -548,13 +459,13 @@
           <w14:ligatures w14:val="standardContextual"/>
         </w:rPr>
       </w:pPr>
-      <w:hyperlink w:anchor="_Toc236848990" w:history="1">
+      <w:hyperlink w:anchor="_Toc236851207" w:history="1">
         <w:r>
           <w:rPr>
             <w:rStyle w:val="Hyperlink"/>
             <w:noProof/>
           </w:rPr>
-          <w:t>6. Analytical Results</w:t>
+          <w:t>4. Dataset and Relational Model</w:t>
         </w:r>
         <w:r>
           <w:rPr>
@@ -575,7 +486,7 @@
             <w:noProof/>
             <w:webHidden/>
           </w:rPr>
-          <w:instrText xml:space="preserve"> PAGEREF _Toc236848990 \h </w:instrText>
+          <w:instrText xml:space="preserve"> PAGEREF _Toc236851207 \h </w:instrText>
         </w:r>
         <w:r>
           <w:rPr>
@@ -619,13 +530,13 @@
           <w14:ligatures w14:val="standardContextual"/>
         </w:rPr>
       </w:pPr>
-      <w:hyperlink w:anchor="_Toc236848991" w:history="1">
+      <w:hyperlink w:anchor="_Toc236851208" w:history="1">
         <w:r>
           <w:rPr>
             <w:rStyle w:val="Hyperlink"/>
             <w:noProof/>
           </w:rPr>
-          <w:t>7. RFI Performance</w:t>
+          <w:t>5. Data Preparation and Quality</w:t>
         </w:r>
         <w:r>
           <w:rPr>
@@ -646,7 +557,78 @@
             <w:noProof/>
             <w:webHidden/>
           </w:rPr>
-          <w:instrText xml:space="preserve"> PAGEREF _Toc236848991 \h </w:instrText>
+          <w:instrText xml:space="preserve"> PAGEREF _Toc236851208 \h </w:instrText>
+        </w:r>
+        <w:r>
+          <w:rPr>
+            <w:noProof/>
+            <w:webHidden/>
+          </w:rPr>
+        </w:r>
+        <w:r>
+          <w:rPr>
+            <w:noProof/>
+            <w:webHidden/>
+          </w:rPr>
+          <w:fldChar w:fldCharType="separate"/>
+        </w:r>
+        <w:r>
+          <w:rPr>
+            <w:noProof/>
+            <w:webHidden/>
+          </w:rPr>
+          <w:t>5</w:t>
+        </w:r>
+        <w:r>
+          <w:rPr>
+            <w:noProof/>
+            <w:webHidden/>
+          </w:rPr>
+          <w:fldChar w:fldCharType="end"/>
+        </w:r>
+      </w:hyperlink>
+    </w:p>
+    <w:p>
+      <w:pPr>
+        <w:pStyle w:val="TOC1"/>
+        <w:rPr>
+          <w:rFonts w:asciiTheme="minorHAnsi" w:hAnsiTheme="minorHAnsi" w:cstheme="minorBidi"/>
+          <w:noProof/>
+          <w:color w:val="auto"/>
+          <w:kern w:val="2"/>
+          <w:sz w:val="24"/>
+          <w:szCs w:val="24"/>
+          <w14:ligatures w14:val="standardContextual"/>
+        </w:rPr>
+      </w:pPr>
+      <w:hyperlink w:anchor="_Toc236851209" w:history="1">
+        <w:r>
+          <w:rPr>
+            <w:rStyle w:val="Hyperlink"/>
+            <w:noProof/>
+          </w:rPr>
+          <w:t>6. Analytical Results</w:t>
+        </w:r>
+        <w:r>
+          <w:rPr>
+            <w:noProof/>
+            <w:webHidden/>
+          </w:rPr>
+          <w:tab/>
+        </w:r>
+        <w:r>
+          <w:rPr>
+            <w:noProof/>
+            <w:webHidden/>
+          </w:rPr>
+          <w:fldChar w:fldCharType="begin"/>
+        </w:r>
+        <w:r>
+          <w:rPr>
+            <w:noProof/>
+            <w:webHidden/>
+          </w:rPr>
+          <w:instrText xml:space="preserve"> PAGEREF _Toc236851209 \h </w:instrText>
         </w:r>
         <w:r>
           <w:rPr>
@@ -690,13 +672,13 @@
           <w14:ligatures w14:val="standardContextual"/>
         </w:rPr>
       </w:pPr>
-      <w:hyperlink w:anchor="_Toc236848992" w:history="1">
+      <w:hyperlink w:anchor="_Toc236851210" w:history="1">
         <w:r>
           <w:rPr>
             <w:rStyle w:val="Hyperlink"/>
             <w:noProof/>
           </w:rPr>
-          <w:t>8. Change Order and Commercial Exposure</w:t>
+          <w:t>7. RFI Performance</w:t>
         </w:r>
         <w:r>
           <w:rPr>
@@ -717,149 +699,7 @@
             <w:noProof/>
             <w:webHidden/>
           </w:rPr>
-          <w:instrText xml:space="preserve"> PAGEREF _Toc236848992 \h </w:instrText>
-        </w:r>
-        <w:r>
-          <w:rPr>
-            <w:noProof/>
-            <w:webHidden/>
-          </w:rPr>
-        </w:r>
-        <w:r>
-          <w:rPr>
-            <w:noProof/>
-            <w:webHidden/>
-          </w:rPr>
-          <w:fldChar w:fldCharType="separate"/>
-        </w:r>
-        <w:r>
-          <w:rPr>
-            <w:noProof/>
-            <w:webHidden/>
-          </w:rPr>
-          <w:t>6</w:t>
-        </w:r>
-        <w:r>
-          <w:rPr>
-            <w:noProof/>
-            <w:webHidden/>
-          </w:rPr>
-          <w:fldChar w:fldCharType="end"/>
-        </w:r>
-      </w:hyperlink>
-    </w:p>
-    <w:p>
-      <w:pPr>
-        <w:pStyle w:val="TOC1"/>
-        <w:rPr>
-          <w:rFonts w:asciiTheme="minorHAnsi" w:hAnsiTheme="minorHAnsi" w:cstheme="minorBidi"/>
-          <w:noProof/>
-          <w:color w:val="auto"/>
-          <w:kern w:val="2"/>
-          <w:sz w:val="24"/>
-          <w:szCs w:val="24"/>
-          <w14:ligatures w14:val="standardContextual"/>
-        </w:rPr>
-      </w:pPr>
-      <w:hyperlink w:anchor="_Toc236848993" w:history="1">
-        <w:r>
-          <w:rPr>
-            <w:rStyle w:val="Hyperlink"/>
-            <w:noProof/>
-          </w:rPr>
-          <w:t>9. Workflow Bottlenecks</w:t>
-        </w:r>
-        <w:r>
-          <w:rPr>
-            <w:noProof/>
-            <w:webHidden/>
-          </w:rPr>
-          <w:tab/>
-        </w:r>
-        <w:r>
-          <w:rPr>
-            <w:noProof/>
-            <w:webHidden/>
-          </w:rPr>
-          <w:fldChar w:fldCharType="begin"/>
-        </w:r>
-        <w:r>
-          <w:rPr>
-            <w:noProof/>
-            <w:webHidden/>
-          </w:rPr>
-          <w:instrText xml:space="preserve"> PAGEREF _Toc236848993 \h </w:instrText>
-        </w:r>
-        <w:r>
-          <w:rPr>
-            <w:noProof/>
-            <w:webHidden/>
-          </w:rPr>
-        </w:r>
-        <w:r>
-          <w:rPr>
-            <w:noProof/>
-            <w:webHidden/>
-          </w:rPr>
-          <w:fldChar w:fldCharType="separate"/>
-        </w:r>
-        <w:r>
-          <w:rPr>
-            <w:noProof/>
-            <w:webHidden/>
-          </w:rPr>
-          <w:t>6</w:t>
-        </w:r>
-        <w:r>
-          <w:rPr>
-            <w:noProof/>
-            <w:webHidden/>
-          </w:rPr>
-          <w:fldChar w:fldCharType="end"/>
-        </w:r>
-      </w:hyperlink>
-    </w:p>
-    <w:p>
-      <w:pPr>
-        <w:pStyle w:val="TOC1"/>
-        <w:rPr>
-          <w:rFonts w:asciiTheme="minorHAnsi" w:hAnsiTheme="minorHAnsi" w:cstheme="minorBidi"/>
-          <w:noProof/>
-          <w:color w:val="auto"/>
-          <w:kern w:val="2"/>
-          <w:sz w:val="24"/>
-          <w:szCs w:val="24"/>
-          <w14:ligatures w14:val="standardContextual"/>
-        </w:rPr>
-      </w:pPr>
-      <w:hyperlink w:anchor="_Toc236848994" w:history="1">
-        <w:r>
-          <w:rPr>
-            <w:rStyle w:val="Hyperlink"/>
-            <w:noProof/>
-          </w:rPr>
-          <w:t>10. Project Priority and Statistical Evidence</w:t>
-        </w:r>
-        <w:r>
-          <w:rPr>
-            <w:noProof/>
-            <w:webHidden/>
-          </w:rPr>
-          <w:tab/>
-        </w:r>
-        <w:r>
-          <w:rPr>
-            <w:noProof/>
-            <w:webHidden/>
-          </w:rPr>
-          <w:fldChar w:fldCharType="begin"/>
-        </w:r>
-        <w:r>
-          <w:rPr>
-            <w:noProof/>
-            <w:webHidden/>
-          </w:rPr>
-          <w:instrText xml:space="preserve"> PAGEREF _Toc236848994 \h </w:instrText>
+          <w:instrText xml:space="preserve"> PAGEREF _Toc236851210 \h </w:instrText>
         </w:r>
         <w:r>
           <w:rPr>
@@ -903,13 +743,13 @@
           <w14:ligatures w14:val="standardContextual"/>
         </w:rPr>
       </w:pPr>
-      <w:hyperlink w:anchor="_Toc236848995" w:history="1">
+      <w:hyperlink w:anchor="_Toc236851211" w:history="1">
         <w:r>
           <w:rPr>
             <w:rStyle w:val="Hyperlink"/>
             <w:noProof/>
           </w:rPr>
-          <w:t>11. Dashboards and Communication</w:t>
+          <w:t>8. Change Order and Commercial Exposure</w:t>
         </w:r>
         <w:r>
           <w:rPr>
@@ -930,7 +770,149 @@
             <w:noProof/>
             <w:webHidden/>
           </w:rPr>
-          <w:instrText xml:space="preserve"> PAGEREF _Toc236848995 \h </w:instrText>
+          <w:instrText xml:space="preserve"> PAGEREF _Toc236851211 \h </w:instrText>
+        </w:r>
+        <w:r>
+          <w:rPr>
+            <w:noProof/>
+            <w:webHidden/>
+          </w:rPr>
+        </w:r>
+        <w:r>
+          <w:rPr>
+            <w:noProof/>
+            <w:webHidden/>
+          </w:rPr>
+          <w:fldChar w:fldCharType="separate"/>
+        </w:r>
+        <w:r>
+          <w:rPr>
+            <w:noProof/>
+            <w:webHidden/>
+          </w:rPr>
+          <w:t>7</w:t>
+        </w:r>
+        <w:r>
+          <w:rPr>
+            <w:noProof/>
+            <w:webHidden/>
+          </w:rPr>
+          <w:fldChar w:fldCharType="end"/>
+        </w:r>
+      </w:hyperlink>
+    </w:p>
+    <w:p>
+      <w:pPr>
+        <w:pStyle w:val="TOC1"/>
+        <w:rPr>
+          <w:rFonts w:asciiTheme="minorHAnsi" w:hAnsiTheme="minorHAnsi" w:cstheme="minorBidi"/>
+          <w:noProof/>
+          <w:color w:val="auto"/>
+          <w:kern w:val="2"/>
+          <w:sz w:val="24"/>
+          <w:szCs w:val="24"/>
+          <w14:ligatures w14:val="standardContextual"/>
+        </w:rPr>
+      </w:pPr>
+      <w:hyperlink w:anchor="_Toc236851212" w:history="1">
+        <w:r>
+          <w:rPr>
+            <w:rStyle w:val="Hyperlink"/>
+            <w:noProof/>
+          </w:rPr>
+          <w:t>9. Workflow Bottlenecks</w:t>
+        </w:r>
+        <w:r>
+          <w:rPr>
+            <w:noProof/>
+            <w:webHidden/>
+          </w:rPr>
+          <w:tab/>
+        </w:r>
+        <w:r>
+          <w:rPr>
+            <w:noProof/>
+            <w:webHidden/>
+          </w:rPr>
+          <w:fldChar w:fldCharType="begin"/>
+        </w:r>
+        <w:r>
+          <w:rPr>
+            <w:noProof/>
+            <w:webHidden/>
+          </w:rPr>
+          <w:instrText xml:space="preserve"> PAGEREF _Toc236851212 \h </w:instrText>
+        </w:r>
+        <w:r>
+          <w:rPr>
+            <w:noProof/>
+            <w:webHidden/>
+          </w:rPr>
+        </w:r>
+        <w:r>
+          <w:rPr>
+            <w:noProof/>
+            <w:webHidden/>
+          </w:rPr>
+          <w:fldChar w:fldCharType="separate"/>
+        </w:r>
+        <w:r>
+          <w:rPr>
+            <w:noProof/>
+            <w:webHidden/>
+          </w:rPr>
+          <w:t>7</w:t>
+        </w:r>
+        <w:r>
+          <w:rPr>
+            <w:noProof/>
+            <w:webHidden/>
+          </w:rPr>
+          <w:fldChar w:fldCharType="end"/>
+        </w:r>
+      </w:hyperlink>
+    </w:p>
+    <w:p>
+      <w:pPr>
+        <w:pStyle w:val="TOC1"/>
+        <w:rPr>
+          <w:rFonts w:asciiTheme="minorHAnsi" w:hAnsiTheme="minorHAnsi" w:cstheme="minorBidi"/>
+          <w:noProof/>
+          <w:color w:val="auto"/>
+          <w:kern w:val="2"/>
+          <w:sz w:val="24"/>
+          <w:szCs w:val="24"/>
+          <w14:ligatures w14:val="standardContextual"/>
+        </w:rPr>
+      </w:pPr>
+      <w:hyperlink w:anchor="_Toc236851213" w:history="1">
+        <w:r>
+          <w:rPr>
+            <w:rStyle w:val="Hyperlink"/>
+            <w:noProof/>
+          </w:rPr>
+          <w:t>10. Project Priority and Statistical Evidence</w:t>
+        </w:r>
+        <w:r>
+          <w:rPr>
+            <w:noProof/>
+            <w:webHidden/>
+          </w:rPr>
+          <w:tab/>
+        </w:r>
+        <w:r>
+          <w:rPr>
+            <w:noProof/>
+            <w:webHidden/>
+          </w:rPr>
+          <w:fldChar w:fldCharType="begin"/>
+        </w:r>
+        <w:r>
+          <w:rPr>
+            <w:noProof/>
+            <w:webHidden/>
+          </w:rPr>
+          <w:instrText xml:space="preserve"> PAGEREF _Toc236851213 \h </w:instrText>
         </w:r>
         <w:r>
           <w:rPr>
@@ -974,7 +956,78 @@
           <w14:ligatures w14:val="standardContextual"/>
         </w:rPr>
       </w:pPr>
-      <w:hyperlink w:anchor="_Toc236848996" w:history="1">
+      <w:hyperlink w:anchor="_Toc236851214" w:history="1">
+        <w:r>
+          <w:rPr>
+            <w:rStyle w:val="Hyperlink"/>
+            <w:noProof/>
+          </w:rPr>
+          <w:t>11. Dashboards and Communication</w:t>
+        </w:r>
+        <w:r>
+          <w:rPr>
+            <w:noProof/>
+            <w:webHidden/>
+          </w:rPr>
+          <w:tab/>
+        </w:r>
+        <w:r>
+          <w:rPr>
+            <w:noProof/>
+            <w:webHidden/>
+          </w:rPr>
+          <w:fldChar w:fldCharType="begin"/>
+        </w:r>
+        <w:r>
+          <w:rPr>
+            <w:noProof/>
+            <w:webHidden/>
+          </w:rPr>
+          <w:instrText xml:space="preserve"> PAGEREF _Toc236851214 \h </w:instrText>
+        </w:r>
+        <w:r>
+          <w:rPr>
+            <w:noProof/>
+            <w:webHidden/>
+          </w:rPr>
+        </w:r>
+        <w:r>
+          <w:rPr>
+            <w:noProof/>
+            <w:webHidden/>
+          </w:rPr>
+          <w:fldChar w:fldCharType="separate"/>
+        </w:r>
+        <w:r>
+          <w:rPr>
+            <w:noProof/>
+            <w:webHidden/>
+          </w:rPr>
+          <w:t>9</w:t>
+        </w:r>
+        <w:r>
+          <w:rPr>
+            <w:noProof/>
+            <w:webHidden/>
+          </w:rPr>
+          <w:fldChar w:fldCharType="end"/>
+        </w:r>
+      </w:hyperlink>
+    </w:p>
+    <w:p>
+      <w:pPr>
+        <w:pStyle w:val="TOC1"/>
+        <w:rPr>
+          <w:rFonts w:asciiTheme="minorHAnsi" w:hAnsiTheme="minorHAnsi" w:cstheme="minorBidi"/>
+          <w:noProof/>
+          <w:color w:val="auto"/>
+          <w:kern w:val="2"/>
+          <w:sz w:val="24"/>
+          <w:szCs w:val="24"/>
+          <w14:ligatures w14:val="standardContextual"/>
+        </w:rPr>
+      </w:pPr>
+      <w:hyperlink w:anchor="_Toc236851215" w:history="1">
         <w:r>
           <w:rPr>
             <w:rStyle w:val="Hyperlink"/>
@@ -1001,149 +1054,7 @@
             <w:noProof/>
             <w:webHidden/>
           </w:rPr>
-          <w:instrText xml:space="preserve"> PAGEREF _Toc236848996 \h </w:instrText>
-        </w:r>
-        <w:r>
-          <w:rPr>
-            <w:noProof/>
-            <w:webHidden/>
-          </w:rPr>
-        </w:r>
-        <w:r>
-          <w:rPr>
-            <w:noProof/>
-            <w:webHidden/>
-          </w:rPr>
-          <w:fldChar w:fldCharType="separate"/>
-        </w:r>
-        <w:r>
-          <w:rPr>
-            <w:noProof/>
-            <w:webHidden/>
-          </w:rPr>
-          <w:t>10</w:t>
-        </w:r>
-        <w:r>
-          <w:rPr>
-            <w:noProof/>
-            <w:webHidden/>
-          </w:rPr>
-          <w:fldChar w:fldCharType="end"/>
-        </w:r>
-      </w:hyperlink>
-    </w:p>
-    <w:p>
-      <w:pPr>
-        <w:pStyle w:val="TOC1"/>
-        <w:rPr>
-          <w:rFonts w:asciiTheme="minorHAnsi" w:hAnsiTheme="minorHAnsi" w:cstheme="minorBidi"/>
-          <w:noProof/>
-          <w:color w:val="auto"/>
-          <w:kern w:val="2"/>
-          <w:sz w:val="24"/>
-          <w:szCs w:val="24"/>
-          <w14:ligatures w14:val="standardContextual"/>
-        </w:rPr>
-      </w:pPr>
-      <w:hyperlink w:anchor="_Toc236848997" w:history="1">
-        <w:r>
-          <w:rPr>
-            <w:rStyle w:val="Hyperlink"/>
-            <w:noProof/>
-          </w:rPr>
-          <w:t>13. Governance, Controls, and Automation</w:t>
-        </w:r>
-        <w:r>
-          <w:rPr>
-            <w:noProof/>
-            <w:webHidden/>
-          </w:rPr>
-          <w:tab/>
-        </w:r>
-        <w:r>
-          <w:rPr>
-            <w:noProof/>
-            <w:webHidden/>
-          </w:rPr>
-          <w:fldChar w:fldCharType="begin"/>
-        </w:r>
-        <w:r>
-          <w:rPr>
-            <w:noProof/>
-            <w:webHidden/>
-          </w:rPr>
-          <w:instrText xml:space="preserve"> PAGEREF _Toc236848997 \h </w:instrText>
-        </w:r>
-        <w:r>
-          <w:rPr>
-            <w:noProof/>
-            <w:webHidden/>
-          </w:rPr>
-        </w:r>
-        <w:r>
-          <w:rPr>
-            <w:noProof/>
-            <w:webHidden/>
-          </w:rPr>
-          <w:fldChar w:fldCharType="separate"/>
-        </w:r>
-        <w:r>
-          <w:rPr>
-            <w:noProof/>
-            <w:webHidden/>
-          </w:rPr>
-          <w:t>10</w:t>
-        </w:r>
-        <w:r>
-          <w:rPr>
-            <w:noProof/>
-            <w:webHidden/>
-          </w:rPr>
-          <w:fldChar w:fldCharType="end"/>
-        </w:r>
-      </w:hyperlink>
-    </w:p>
-    <w:p>
-      <w:pPr>
-        <w:pStyle w:val="TOC1"/>
-        <w:rPr>
-          <w:rFonts w:asciiTheme="minorHAnsi" w:hAnsiTheme="minorHAnsi" w:cstheme="minorBidi"/>
-          <w:noProof/>
-          <w:color w:val="auto"/>
-          <w:kern w:val="2"/>
-          <w:sz w:val="24"/>
-          <w:szCs w:val="24"/>
-          <w14:ligatures w14:val="standardContextual"/>
-        </w:rPr>
-      </w:pPr>
-      <w:hyperlink w:anchor="_Toc236848998" w:history="1">
-        <w:r>
-          <w:rPr>
-            <w:rStyle w:val="Hyperlink"/>
-            <w:noProof/>
-          </w:rPr>
-          <w:t>14. Limitations and Responsible AI</w:t>
-        </w:r>
-        <w:r>
-          <w:rPr>
-            <w:noProof/>
-            <w:webHidden/>
-          </w:rPr>
-          <w:tab/>
-        </w:r>
-        <w:r>
-          <w:rPr>
-            <w:noProof/>
-            <w:webHidden/>
-          </w:rPr>
-          <w:fldChar w:fldCharType="begin"/>
-        </w:r>
-        <w:r>
-          <w:rPr>
-            <w:noProof/>
-            <w:webHidden/>
-          </w:rPr>
-          <w:instrText xml:space="preserve"> PAGEREF _Toc236848998 \h </w:instrText>
+          <w:instrText xml:space="preserve"> PAGEREF _Toc236851215 \h </w:instrText>
         </w:r>
         <w:r>
           <w:rPr>
@@ -1187,13 +1098,13 @@
           <w14:ligatures w14:val="standardContextual"/>
         </w:rPr>
       </w:pPr>
-      <w:hyperlink w:anchor="_Toc236848999" w:history="1">
+      <w:hyperlink w:anchor="_Toc236851216" w:history="1">
         <w:r>
           <w:rPr>
             <w:rStyle w:val="Hyperlink"/>
             <w:noProof/>
           </w:rPr>
-          <w:t>15. Conclusion and Sources</w:t>
+          <w:t>13. Governance, Controls, and Automation</w:t>
         </w:r>
         <w:r>
           <w:rPr>
@@ -1214,7 +1125,7 @@
             <w:noProof/>
             <w:webHidden/>
           </w:rPr>
-          <w:instrText xml:space="preserve"> PAGEREF _Toc236848999 \h </w:instrText>
+          <w:instrText xml:space="preserve"> PAGEREF _Toc236851216 \h </w:instrText>
         </w:r>
         <w:r>
           <w:rPr>
@@ -1246,6 +1157,148 @@
       </w:hyperlink>
     </w:p>
     <w:p>
+      <w:pPr>
+        <w:pStyle w:val="TOC1"/>
+        <w:rPr>
+          <w:rFonts w:asciiTheme="minorHAnsi" w:hAnsiTheme="minorHAnsi" w:cstheme="minorBidi"/>
+          <w:noProof/>
+          <w:color w:val="auto"/>
+          <w:kern w:val="2"/>
+          <w:sz w:val="24"/>
+          <w:szCs w:val="24"/>
+          <w14:ligatures w14:val="standardContextual"/>
+        </w:rPr>
+      </w:pPr>
+      <w:hyperlink w:anchor="_Toc236851217" w:history="1">
+        <w:r>
+          <w:rPr>
+            <w:rStyle w:val="Hyperlink"/>
+            <w:noProof/>
+          </w:rPr>
+          <w:t>14. Limitations and Responsible AI</w:t>
+        </w:r>
+        <w:r>
+          <w:rPr>
+            <w:noProof/>
+            <w:webHidden/>
+          </w:rPr>
+          <w:tab/>
+        </w:r>
+        <w:r>
+          <w:rPr>
+            <w:noProof/>
+            <w:webHidden/>
+          </w:rPr>
+          <w:fldChar w:fldCharType="begin"/>
+        </w:r>
+        <w:r>
+          <w:rPr>
+            <w:noProof/>
+            <w:webHidden/>
+          </w:rPr>
+          <w:instrText xml:space="preserve"> PAGEREF _Toc236851217 \h </w:instrText>
+        </w:r>
+        <w:r>
+          <w:rPr>
+            <w:noProof/>
+            <w:webHidden/>
+          </w:rPr>
+        </w:r>
+        <w:r>
+          <w:rPr>
+            <w:noProof/>
+            <w:webHidden/>
+          </w:rPr>
+          <w:fldChar w:fldCharType="separate"/>
+        </w:r>
+        <w:r>
+          <w:rPr>
+            <w:noProof/>
+            <w:webHidden/>
+          </w:rPr>
+          <w:t>12</w:t>
+        </w:r>
+        <w:r>
+          <w:rPr>
+            <w:noProof/>
+            <w:webHidden/>
+          </w:rPr>
+          <w:fldChar w:fldCharType="end"/>
+        </w:r>
+      </w:hyperlink>
+    </w:p>
+    <w:p>
+      <w:pPr>
+        <w:pStyle w:val="TOC1"/>
+        <w:rPr>
+          <w:rFonts w:asciiTheme="minorHAnsi" w:hAnsiTheme="minorHAnsi" w:cstheme="minorBidi"/>
+          <w:noProof/>
+          <w:color w:val="auto"/>
+          <w:kern w:val="2"/>
+          <w:sz w:val="24"/>
+          <w:szCs w:val="24"/>
+          <w14:ligatures w14:val="standardContextual"/>
+        </w:rPr>
+      </w:pPr>
+      <w:hyperlink w:anchor="_Toc236851218" w:history="1">
+        <w:r>
+          <w:rPr>
+            <w:rStyle w:val="Hyperlink"/>
+            <w:noProof/>
+          </w:rPr>
+          <w:t>15. Conclusion and Sources</w:t>
+        </w:r>
+        <w:r>
+          <w:rPr>
+            <w:noProof/>
+            <w:webHidden/>
+          </w:rPr>
+          <w:tab/>
+        </w:r>
+        <w:r>
+          <w:rPr>
+            <w:noProof/>
+            <w:webHidden/>
+          </w:rPr>
+          <w:fldChar w:fldCharType="begin"/>
+        </w:r>
+        <w:r>
+          <w:rPr>
+            <w:noProof/>
+            <w:webHidden/>
+          </w:rPr>
+          <w:instrText xml:space="preserve"> PAGEREF _Toc236851218 \h </w:instrText>
+        </w:r>
+        <w:r>
+          <w:rPr>
+            <w:noProof/>
+            <w:webHidden/>
+          </w:rPr>
+        </w:r>
+        <w:r>
+          <w:rPr>
+            <w:noProof/>
+            <w:webHidden/>
+          </w:rPr>
+          <w:fldChar w:fldCharType="separate"/>
+        </w:r>
+        <w:r>
+          <w:rPr>
+            <w:noProof/>
+            <w:webHidden/>
+          </w:rPr>
+          <w:t>12</w:t>
+        </w:r>
+        <w:r>
+          <w:rPr>
+            <w:noProof/>
+            <w:webHidden/>
+          </w:rPr>
+          <w:fldChar w:fldCharType="end"/>
+        </w:r>
+      </w:hyperlink>
+    </w:p>
+    <w:p>
       <w:r>
         <w:fldChar w:fldCharType="end"/>
       </w:r>
@@ -1254,7 +1307,7 @@
       <w:pPr>
         <w:pStyle w:val="Heading1"/>
       </w:pPr>
-      <w:bookmarkStart w:id="0" w:name="_Toc236848985"/>
+      <w:bookmarkStart w:id="0" w:name="_Toc236851204"/>
       <w:r>
         <w:t>1. Executive Summary</w:t>
       </w:r>
@@ -1414,11 +1467,6 @@
                 <w:sz w:val="18"/>
               </w:rPr>
               <w:br/>
-            </w:r>
-            <w:r>
-              <w:rPr>
-                <w:sz w:val="18"/>
-              </w:rPr>
               <w:t>45.7% on time</w:t>
             </w:r>
             <w:r>
@@ -1551,7 +1599,7 @@
       <w:pPr>
         <w:pStyle w:val="Heading1"/>
       </w:pPr>
-      <w:bookmarkStart w:id="1" w:name="_Toc236848986"/>
+      <w:bookmarkStart w:id="1" w:name="_Toc236851205"/>
       <w:r>
         <w:t>2. Business Problem and Analytical Questions</w:t>
       </w:r>
@@ -1865,7 +1913,7 @@
       <w:pPr>
         <w:pStyle w:val="Heading1"/>
       </w:pPr>
-      <w:bookmarkStart w:id="2" w:name="_Toc236848987"/>
+      <w:bookmarkStart w:id="2" w:name="_Toc236851206"/>
       <w:r>
         <w:t>3. Professional Analytics Lifecycle</w:t>
       </w:r>
@@ -2488,7 +2536,7 @@
       <w:pPr>
         <w:pStyle w:val="Heading1"/>
       </w:pPr>
-      <w:bookmarkStart w:id="3" w:name="_Toc236848988"/>
+      <w:bookmarkStart w:id="3" w:name="_Toc236851207"/>
       <w:r>
         <w:t>4. Dataset and Relational Model</w:t>
       </w:r>
@@ -2851,7 +2899,7 @@
       <w:pPr>
         <w:pStyle w:val="Heading1"/>
       </w:pPr>
-      <w:bookmarkStart w:id="4" w:name="_Toc236848989"/>
+      <w:bookmarkStart w:id="4" w:name="_Toc236851208"/>
       <w:r>
         <w:t>5. Data Preparation and Quality</w:t>
       </w:r>
@@ -3222,7 +3270,7 @@
       <w:pPr>
         <w:pStyle w:val="Heading1"/>
       </w:pPr>
-      <w:bookmarkStart w:id="5" w:name="_Toc236848990"/>
+      <w:bookmarkStart w:id="5" w:name="_Toc236851209"/>
       <w:r>
         <w:t>6. Analytical Results</w:t>
       </w:r>
@@ -3243,10 +3291,10 @@
           <w:noProof/>
         </w:rPr>
         <w:drawing>
-          <wp:inline distT="0" distB="0" distL="0" distR="0" wp14:anchorId="5F4DACA1" wp14:editId="41E48071">
+          <wp:inline distT="0" distB="0" distL="0" distR="0" wp14:anchorId="362EBA5A" wp14:editId="39AFCFF5">
             <wp:extent cx="6455410" cy="3832900"/>
             <wp:effectExtent l="0" t="0" r="0" b="0"/>
-            <wp:docPr id="5" name="Picture 5"/>
+            <wp:docPr id="6" name="Picture 6"/>
             <wp:cNvGraphicFramePr>
               <a:graphicFrameLocks xmlns:a="http://schemas.openxmlformats.org/drawingml/2006/main" noChangeAspect="1"/>
             </wp:cNvGraphicFramePr>
@@ -3298,7 +3346,7 @@
         <w:pStyle w:val="Heading1"/>
         <w:pageBreakBefore/>
       </w:pPr>
-      <w:bookmarkStart w:id="6" w:name="_Toc236848991"/>
+      <w:bookmarkStart w:id="6" w:name="_Toc236851210"/>
       <w:r>
         <w:lastRenderedPageBreak/>
         <w:t>7. RFI Performance</w:t>
@@ -3921,7 +3969,7 @@
       <w:pPr>
         <w:pStyle w:val="Heading1"/>
       </w:pPr>
-      <w:bookmarkStart w:id="7" w:name="_Toc236848992"/>
+      <w:bookmarkStart w:id="7" w:name="_Toc236851211"/>
       <w:r>
         <w:t>8. Change Order and Commercial Exposure</w:t>
       </w:r>
@@ -4538,7 +4586,7 @@
       <w:pPr>
         <w:pStyle w:val="Heading1"/>
       </w:pPr>
-      <w:bookmarkStart w:id="8" w:name="_Toc236848993"/>
+      <w:bookmarkStart w:id="8" w:name="_Toc236851212"/>
       <w:r>
         <w:t>9. Workflow Bottlenecks</w:t>
       </w:r>
@@ -5324,10 +5372,10 @@
           <w:noProof/>
         </w:rPr>
         <w:drawing>
-          <wp:inline distT="0" distB="0" distL="0" distR="0" wp14:anchorId="762054BA" wp14:editId="515F5011">
+          <wp:inline distT="0" distB="0" distL="0" distR="0" wp14:anchorId="28C9CBDD" wp14:editId="609E994D">
             <wp:extent cx="6455410" cy="3832900"/>
             <wp:effectExtent l="0" t="0" r="0" b="0"/>
-            <wp:docPr id="6" name="Picture 6"/>
+            <wp:docPr id="7" name="Picture 7"/>
             <wp:cNvGraphicFramePr>
               <a:graphicFrameLocks xmlns:a="http://schemas.openxmlformats.org/drawingml/2006/main" noChangeAspect="1"/>
             </wp:cNvGraphicFramePr>
@@ -5378,7 +5426,7 @@
       <w:pPr>
         <w:pStyle w:val="Heading1"/>
       </w:pPr>
-      <w:bookmarkStart w:id="9" w:name="_Toc236848994"/>
+      <w:bookmarkStart w:id="9" w:name="_Toc236851213"/>
       <w:r>
         <w:t>10. Project Priority and Statistical Evidence</w:t>
       </w:r>
@@ -6649,7 +6697,7 @@
       <w:pPr>
         <w:pStyle w:val="Heading1"/>
       </w:pPr>
-      <w:bookmarkStart w:id="10" w:name="_Toc236848995"/>
+      <w:bookmarkStart w:id="10" w:name="_Toc236851214"/>
       <w:r>
         <w:t>11. Dashboards and Communication</w:t>
       </w:r>
@@ -6671,10 +6719,10 @@
         </w:rPr>
         <w:lastRenderedPageBreak/>
         <w:drawing>
-          <wp:inline distT="0" distB="0" distL="0" distR="0" wp14:anchorId="508F769D" wp14:editId="2AC64818">
+          <wp:inline distT="0" distB="0" distL="0" distR="0" wp14:anchorId="3F6C0BC5" wp14:editId="2F0C5484">
             <wp:extent cx="6455410" cy="3832900"/>
             <wp:effectExtent l="0" t="0" r="0" b="0"/>
-            <wp:docPr id="7" name="Picture 7" descr="RFI response performance by discipline and type, with the delivery conditions that shape it."/>
+            <wp:docPr id="8" name="Picture 8" descr="RFI response performance by discipline and type, with the delivery conditions that shape it."/>
             <wp:cNvGraphicFramePr>
               <a:graphicFrameLocks xmlns:a="http://schemas.openxmlformats.org/drawingml/2006/main" noChangeAspect="1"/>
             </wp:cNvGraphicFramePr>
@@ -6731,10 +6779,10 @@
           <w:noProof/>
         </w:rPr>
         <w:drawing>
-          <wp:inline distT="0" distB="0" distL="0" distR="0" wp14:anchorId="13C87925" wp14:editId="0CDC2B4E">
+          <wp:inline distT="0" distB="0" distL="0" distR="0" wp14:anchorId="07131E87" wp14:editId="0386DAF7">
             <wp:extent cx="6455410" cy="3832900"/>
             <wp:effectExtent l="0" t="0" r="0" b="0"/>
-            <wp:docPr id="8" name="Picture 8" descr="Project priority and intervention: the portfolio-level response-versus-approval pattern and the top 10 review list."/>
+            <wp:docPr id="9" name="Picture 9" descr="Project priority and intervention: the portfolio-level response-versus-approval pattern and the top 10 review list."/>
             <wp:cNvGraphicFramePr>
               <a:graphicFrameLocks xmlns:a="http://schemas.openxmlformats.org/drawingml/2006/main" noChangeAspect="1"/>
             </wp:cNvGraphicFramePr>
@@ -6791,7 +6839,7 @@
       <w:pPr>
         <w:pStyle w:val="Heading1"/>
       </w:pPr>
-      <w:bookmarkStart w:id="11" w:name="_Toc236848996"/>
+      <w:bookmarkStart w:id="11" w:name="_Toc236851215"/>
       <w:r>
         <w:t>12. Act Plan and Management Recommendations</w:t>
       </w:r>
@@ -7334,7 +7382,7 @@
       <w:pPr>
         <w:pStyle w:val="Heading1"/>
       </w:pPr>
-      <w:bookmarkStart w:id="12" w:name="_Toc236848997"/>
+      <w:bookmarkStart w:id="12" w:name="_Toc236851216"/>
       <w:r>
         <w:t>13. Governance, Controls, and Automation</w:t>
       </w:r>
@@ -7792,7 +7840,7 @@
       <w:pPr>
         <w:pStyle w:val="Heading1"/>
       </w:pPr>
-      <w:bookmarkStart w:id="13" w:name="_Toc236848998"/>
+      <w:bookmarkStart w:id="13" w:name="_Toc236851217"/>
       <w:r>
         <w:t>14. Limitations and Responsible AI</w:t>
       </w:r>
@@ -7858,7 +7906,7 @@
       <w:pPr>
         <w:pStyle w:val="Heading1"/>
       </w:pPr>
-      <w:bookmarkStart w:id="14" w:name="_Toc236848999"/>
+      <w:bookmarkStart w:id="14" w:name="_Toc236851218"/>
       <w:r>
         <w:t>15. Conclusion and Sources</w:t>
       </w:r>
@@ -8381,31 +8429,31 @@
       </w:rPr>
     </w:lvl>
   </w:abstractNum>
-  <w:num w:numId="1" w16cid:durableId="1395666917">
+  <w:num w:numId="1" w16cid:durableId="1010565404">
     <w:abstractNumId w:val="8"/>
   </w:num>
-  <w:num w:numId="2" w16cid:durableId="1434322222">
+  <w:num w:numId="2" w16cid:durableId="293020486">
     <w:abstractNumId w:val="6"/>
   </w:num>
-  <w:num w:numId="3" w16cid:durableId="1237741310">
+  <w:num w:numId="3" w16cid:durableId="488601270">
     <w:abstractNumId w:val="5"/>
   </w:num>
-  <w:num w:numId="4" w16cid:durableId="1160344693">
+  <w:num w:numId="4" w16cid:durableId="1864787086">
     <w:abstractNumId w:val="4"/>
   </w:num>
-  <w:num w:numId="5" w16cid:durableId="1168061775">
+  <w:num w:numId="5" w16cid:durableId="230390201">
     <w:abstractNumId w:val="7"/>
   </w:num>
-  <w:num w:numId="6" w16cid:durableId="1707635722">
+  <w:num w:numId="6" w16cid:durableId="873692069">
     <w:abstractNumId w:val="3"/>
   </w:num>
-  <w:num w:numId="7" w16cid:durableId="1966035389">
+  <w:num w:numId="7" w16cid:durableId="1191996061">
     <w:abstractNumId w:val="2"/>
   </w:num>
-  <w:num w:numId="8" w16cid:durableId="1384138781">
+  <w:num w:numId="8" w16cid:durableId="1486363398">
     <w:abstractNumId w:val="1"/>
   </w:num>
-  <w:num w:numId="9" w16cid:durableId="587471271">
+  <w:num w:numId="9" w16cid:durableId="36662350">
     <w:abstractNumId w:val="0"/>
   </w:num>
 </w:numbering>

--- a/reports/Construction_Change_Order_and_RFI_Analytics_Case_Study.docx
+++ b/reports/Construction_Change_Order_and_RFI_Analytics_Case_Study.docx
@@ -35,7 +35,7 @@
                 <w:noProof/>
               </w:rPr>
               <w:drawing>
-                <wp:inline distT="0" distB="0" distL="0" distR="0" wp14:anchorId="25A95DC3" wp14:editId="6D7ED7EE">
+                <wp:inline distT="0" distB="0" distL="0" distR="0" wp14:anchorId="3CFC1423" wp14:editId="2D9D536A">
                   <wp:extent cx="2231136" cy="512064"/>
                   <wp:effectExtent l="0" t="0" r="0" b="0"/>
                   <wp:docPr id="5" name="Picture 5" descr="In Project LLC logo"/>
@@ -203,21 +203,8 @@
     </w:tbl>
     <w:p>
       <w:pPr>
-        <w:spacing w:after="0"/>
-      </w:pPr>
-      <w:r>
-        <w:br w:type="page"/>
-      </w:r>
-    </w:p>
-    <w:p>
-      <w:r>
-        <w:lastRenderedPageBreak/>
-        <w:br w:type="page"/>
-      </w:r>
-    </w:p>
-    <w:p>
-      <w:pPr>
         <w:pStyle w:val="ContentsHeading"/>
+        <w:pageBreakBefore/>
       </w:pPr>
       <w:r>
         <w:lastRenderedPageBreak/>
@@ -246,7 +233,7 @@
       <w:r>
         <w:fldChar w:fldCharType="separate"/>
       </w:r>
-      <w:hyperlink w:anchor="_Toc236851204" w:history="1">
+      <w:hyperlink w:anchor="_Toc236852673" w:history="1">
         <w:r>
           <w:rPr>
             <w:rStyle w:val="Hyperlink"/>
@@ -273,7 +260,78 @@
             <w:noProof/>
             <w:webHidden/>
           </w:rPr>
-          <w:instrText xml:space="preserve"> PAGEREF _Toc236851204 \h </w:instrText>
+          <w:instrText xml:space="preserve"> PAGEREF _Toc236852673 \h </w:instrText>
+        </w:r>
+        <w:r>
+          <w:rPr>
+            <w:noProof/>
+            <w:webHidden/>
+          </w:rPr>
+        </w:r>
+        <w:r>
+          <w:rPr>
+            <w:noProof/>
+            <w:webHidden/>
+          </w:rPr>
+          <w:fldChar w:fldCharType="separate"/>
+        </w:r>
+        <w:r>
+          <w:rPr>
+            <w:noProof/>
+            <w:webHidden/>
+          </w:rPr>
+          <w:t>2</w:t>
+        </w:r>
+        <w:r>
+          <w:rPr>
+            <w:noProof/>
+            <w:webHidden/>
+          </w:rPr>
+          <w:fldChar w:fldCharType="end"/>
+        </w:r>
+      </w:hyperlink>
+    </w:p>
+    <w:p>
+      <w:pPr>
+        <w:pStyle w:val="TOC1"/>
+        <w:rPr>
+          <w:rFonts w:asciiTheme="minorHAnsi" w:hAnsiTheme="minorHAnsi" w:cstheme="minorBidi"/>
+          <w:noProof/>
+          <w:color w:val="auto"/>
+          <w:kern w:val="2"/>
+          <w:sz w:val="24"/>
+          <w:szCs w:val="24"/>
+          <w14:ligatures w14:val="standardContextual"/>
+        </w:rPr>
+      </w:pPr>
+      <w:hyperlink w:anchor="_Toc236852674" w:history="1">
+        <w:r>
+          <w:rPr>
+            <w:rStyle w:val="Hyperlink"/>
+            <w:noProof/>
+          </w:rPr>
+          <w:t>2. Business Problem and Analytical Questions</w:t>
+        </w:r>
+        <w:r>
+          <w:rPr>
+            <w:noProof/>
+            <w:webHidden/>
+          </w:rPr>
+          <w:tab/>
+        </w:r>
+        <w:r>
+          <w:rPr>
+            <w:noProof/>
+            <w:webHidden/>
+          </w:rPr>
+          <w:fldChar w:fldCharType="begin"/>
+        </w:r>
+        <w:r>
+          <w:rPr>
+            <w:noProof/>
+            <w:webHidden/>
+          </w:rPr>
+          <w:instrText xml:space="preserve"> PAGEREF _Toc236852674 \h </w:instrText>
         </w:r>
         <w:r>
           <w:rPr>
@@ -317,13 +375,13 @@
           <w14:ligatures w14:val="standardContextual"/>
         </w:rPr>
       </w:pPr>
-      <w:hyperlink w:anchor="_Toc236851205" w:history="1">
+      <w:hyperlink w:anchor="_Toc236852675" w:history="1">
         <w:r>
           <w:rPr>
             <w:rStyle w:val="Hyperlink"/>
             <w:noProof/>
           </w:rPr>
-          <w:t>2. Business Problem and Analytical Questions</w:t>
+          <w:t>3. Professional Analytics Lifecycle</w:t>
         </w:r>
         <w:r>
           <w:rPr>
@@ -344,7 +402,78 @@
             <w:noProof/>
             <w:webHidden/>
           </w:rPr>
-          <w:instrText xml:space="preserve"> PAGEREF _Toc236851205 \h </w:instrText>
+          <w:instrText xml:space="preserve"> PAGEREF _Toc236852675 \h </w:instrText>
+        </w:r>
+        <w:r>
+          <w:rPr>
+            <w:noProof/>
+            <w:webHidden/>
+          </w:rPr>
+        </w:r>
+        <w:r>
+          <w:rPr>
+            <w:noProof/>
+            <w:webHidden/>
+          </w:rPr>
+          <w:fldChar w:fldCharType="separate"/>
+        </w:r>
+        <w:r>
+          <w:rPr>
+            <w:noProof/>
+            <w:webHidden/>
+          </w:rPr>
+          <w:t>3</w:t>
+        </w:r>
+        <w:r>
+          <w:rPr>
+            <w:noProof/>
+            <w:webHidden/>
+          </w:rPr>
+          <w:fldChar w:fldCharType="end"/>
+        </w:r>
+      </w:hyperlink>
+    </w:p>
+    <w:p>
+      <w:pPr>
+        <w:pStyle w:val="TOC1"/>
+        <w:rPr>
+          <w:rFonts w:asciiTheme="minorHAnsi" w:hAnsiTheme="minorHAnsi" w:cstheme="minorBidi"/>
+          <w:noProof/>
+          <w:color w:val="auto"/>
+          <w:kern w:val="2"/>
+          <w:sz w:val="24"/>
+          <w:szCs w:val="24"/>
+          <w14:ligatures w14:val="standardContextual"/>
+        </w:rPr>
+      </w:pPr>
+      <w:hyperlink w:anchor="_Toc236852676" w:history="1">
+        <w:r>
+          <w:rPr>
+            <w:rStyle w:val="Hyperlink"/>
+            <w:noProof/>
+          </w:rPr>
+          <w:t>4. Dataset and Relational Model</w:t>
+        </w:r>
+        <w:r>
+          <w:rPr>
+            <w:noProof/>
+            <w:webHidden/>
+          </w:rPr>
+          <w:tab/>
+        </w:r>
+        <w:r>
+          <w:rPr>
+            <w:noProof/>
+            <w:webHidden/>
+          </w:rPr>
+          <w:fldChar w:fldCharType="begin"/>
+        </w:r>
+        <w:r>
+          <w:rPr>
+            <w:noProof/>
+            <w:webHidden/>
+          </w:rPr>
+          <w:instrText xml:space="preserve"> PAGEREF _Toc236852676 \h </w:instrText>
         </w:r>
         <w:r>
           <w:rPr>
@@ -388,13 +517,13 @@
           <w14:ligatures w14:val="standardContextual"/>
         </w:rPr>
       </w:pPr>
-      <w:hyperlink w:anchor="_Toc236851206" w:history="1">
+      <w:hyperlink w:anchor="_Toc236852677" w:history="1">
         <w:r>
           <w:rPr>
             <w:rStyle w:val="Hyperlink"/>
             <w:noProof/>
           </w:rPr>
-          <w:t>3. Professional Analytics Lifecycle</w:t>
+          <w:t>5. Data Preparation and Quality</w:t>
         </w:r>
         <w:r>
           <w:rPr>
@@ -415,7 +544,7 @@
             <w:noProof/>
             <w:webHidden/>
           </w:rPr>
-          <w:instrText xml:space="preserve"> PAGEREF _Toc236851206 \h </w:instrText>
+          <w:instrText xml:space="preserve"> PAGEREF _Toc236852677 \h </w:instrText>
         </w:r>
         <w:r>
           <w:rPr>
@@ -459,13 +588,13 @@
           <w14:ligatures w14:val="standardContextual"/>
         </w:rPr>
       </w:pPr>
-      <w:hyperlink w:anchor="_Toc236851207" w:history="1">
+      <w:hyperlink w:anchor="_Toc236852678" w:history="1">
         <w:r>
           <w:rPr>
             <w:rStyle w:val="Hyperlink"/>
             <w:noProof/>
           </w:rPr>
-          <w:t>4. Dataset and Relational Model</w:t>
+          <w:t>6. Analytical Results</w:t>
         </w:r>
         <w:r>
           <w:rPr>
@@ -486,7 +615,7 @@
             <w:noProof/>
             <w:webHidden/>
           </w:rPr>
-          <w:instrText xml:space="preserve"> PAGEREF _Toc236851207 \h </w:instrText>
+          <w:instrText xml:space="preserve"> PAGEREF _Toc236852678 \h </w:instrText>
         </w:r>
         <w:r>
           <w:rPr>
@@ -530,13 +659,13 @@
           <w14:ligatures w14:val="standardContextual"/>
         </w:rPr>
       </w:pPr>
-      <w:hyperlink w:anchor="_Toc236851208" w:history="1">
+      <w:hyperlink w:anchor="_Toc236852679" w:history="1">
         <w:r>
           <w:rPr>
             <w:rStyle w:val="Hyperlink"/>
             <w:noProof/>
           </w:rPr>
-          <w:t>5. Data Preparation and Quality</w:t>
+          <w:t>7. RFI Performance</w:t>
         </w:r>
         <w:r>
           <w:rPr>
@@ -557,78 +686,7 @@
             <w:noProof/>
             <w:webHidden/>
           </w:rPr>
-          <w:instrText xml:space="preserve"> PAGEREF _Toc236851208 \h </w:instrText>
-        </w:r>
-        <w:r>
-          <w:rPr>
-            <w:noProof/>
-            <w:webHidden/>
-          </w:rPr>
-        </w:r>
-        <w:r>
-          <w:rPr>
-            <w:noProof/>
-            <w:webHidden/>
-          </w:rPr>
-          <w:fldChar w:fldCharType="separate"/>
-        </w:r>
-        <w:r>
-          <w:rPr>
-            <w:noProof/>
-            <w:webHidden/>
-          </w:rPr>
-          <w:t>5</w:t>
-        </w:r>
-        <w:r>
-          <w:rPr>
-            <w:noProof/>
-            <w:webHidden/>
-          </w:rPr>
-          <w:fldChar w:fldCharType="end"/>
-        </w:r>
-      </w:hyperlink>
-    </w:p>
-    <w:p>
-      <w:pPr>
-        <w:pStyle w:val="TOC1"/>
-        <w:rPr>
-          <w:rFonts w:asciiTheme="minorHAnsi" w:hAnsiTheme="minorHAnsi" w:cstheme="minorBidi"/>
-          <w:noProof/>
-          <w:color w:val="auto"/>
-          <w:kern w:val="2"/>
-          <w:sz w:val="24"/>
-          <w:szCs w:val="24"/>
-          <w14:ligatures w14:val="standardContextual"/>
-        </w:rPr>
-      </w:pPr>
-      <w:hyperlink w:anchor="_Toc236851209" w:history="1">
-        <w:r>
-          <w:rPr>
-            <w:rStyle w:val="Hyperlink"/>
-            <w:noProof/>
-          </w:rPr>
-          <w:t>6. Analytical Results</w:t>
-        </w:r>
-        <w:r>
-          <w:rPr>
-            <w:noProof/>
-            <w:webHidden/>
-          </w:rPr>
-          <w:tab/>
-        </w:r>
-        <w:r>
-          <w:rPr>
-            <w:noProof/>
-            <w:webHidden/>
-          </w:rPr>
-          <w:fldChar w:fldCharType="begin"/>
-        </w:r>
-        <w:r>
-          <w:rPr>
-            <w:noProof/>
-            <w:webHidden/>
-          </w:rPr>
-          <w:instrText xml:space="preserve"> PAGEREF _Toc236851209 \h </w:instrText>
+          <w:instrText xml:space="preserve"> PAGEREF _Toc236852679 \h </w:instrText>
         </w:r>
         <w:r>
           <w:rPr>
@@ -672,13 +730,13 @@
           <w14:ligatures w14:val="standardContextual"/>
         </w:rPr>
       </w:pPr>
-      <w:hyperlink w:anchor="_Toc236851210" w:history="1">
+      <w:hyperlink w:anchor="_Toc236852680" w:history="1">
         <w:r>
           <w:rPr>
             <w:rStyle w:val="Hyperlink"/>
             <w:noProof/>
           </w:rPr>
-          <w:t>7. RFI Performance</w:t>
+          <w:t>8. Change Order and Commercial Exposure</w:t>
         </w:r>
         <w:r>
           <w:rPr>
@@ -699,7 +757,149 @@
             <w:noProof/>
             <w:webHidden/>
           </w:rPr>
-          <w:instrText xml:space="preserve"> PAGEREF _Toc236851210 \h </w:instrText>
+          <w:instrText xml:space="preserve"> PAGEREF _Toc236852680 \h </w:instrText>
+        </w:r>
+        <w:r>
+          <w:rPr>
+            <w:noProof/>
+            <w:webHidden/>
+          </w:rPr>
+        </w:r>
+        <w:r>
+          <w:rPr>
+            <w:noProof/>
+            <w:webHidden/>
+          </w:rPr>
+          <w:fldChar w:fldCharType="separate"/>
+        </w:r>
+        <w:r>
+          <w:rPr>
+            <w:noProof/>
+            <w:webHidden/>
+          </w:rPr>
+          <w:t>6</w:t>
+        </w:r>
+        <w:r>
+          <w:rPr>
+            <w:noProof/>
+            <w:webHidden/>
+          </w:rPr>
+          <w:fldChar w:fldCharType="end"/>
+        </w:r>
+      </w:hyperlink>
+    </w:p>
+    <w:p>
+      <w:pPr>
+        <w:pStyle w:val="TOC1"/>
+        <w:rPr>
+          <w:rFonts w:asciiTheme="minorHAnsi" w:hAnsiTheme="minorHAnsi" w:cstheme="minorBidi"/>
+          <w:noProof/>
+          <w:color w:val="auto"/>
+          <w:kern w:val="2"/>
+          <w:sz w:val="24"/>
+          <w:szCs w:val="24"/>
+          <w14:ligatures w14:val="standardContextual"/>
+        </w:rPr>
+      </w:pPr>
+      <w:hyperlink w:anchor="_Toc236852681" w:history="1">
+        <w:r>
+          <w:rPr>
+            <w:rStyle w:val="Hyperlink"/>
+            <w:noProof/>
+          </w:rPr>
+          <w:t>9. Workflow Bottlenecks</w:t>
+        </w:r>
+        <w:r>
+          <w:rPr>
+            <w:noProof/>
+            <w:webHidden/>
+          </w:rPr>
+          <w:tab/>
+        </w:r>
+        <w:r>
+          <w:rPr>
+            <w:noProof/>
+            <w:webHidden/>
+          </w:rPr>
+          <w:fldChar w:fldCharType="begin"/>
+        </w:r>
+        <w:r>
+          <w:rPr>
+            <w:noProof/>
+            <w:webHidden/>
+          </w:rPr>
+          <w:instrText xml:space="preserve"> PAGEREF _Toc236852681 \h </w:instrText>
+        </w:r>
+        <w:r>
+          <w:rPr>
+            <w:noProof/>
+            <w:webHidden/>
+          </w:rPr>
+        </w:r>
+        <w:r>
+          <w:rPr>
+            <w:noProof/>
+            <w:webHidden/>
+          </w:rPr>
+          <w:fldChar w:fldCharType="separate"/>
+        </w:r>
+        <w:r>
+          <w:rPr>
+            <w:noProof/>
+            <w:webHidden/>
+          </w:rPr>
+          <w:t>6</w:t>
+        </w:r>
+        <w:r>
+          <w:rPr>
+            <w:noProof/>
+            <w:webHidden/>
+          </w:rPr>
+          <w:fldChar w:fldCharType="end"/>
+        </w:r>
+      </w:hyperlink>
+    </w:p>
+    <w:p>
+      <w:pPr>
+        <w:pStyle w:val="TOC1"/>
+        <w:rPr>
+          <w:rFonts w:asciiTheme="minorHAnsi" w:hAnsiTheme="minorHAnsi" w:cstheme="minorBidi"/>
+          <w:noProof/>
+          <w:color w:val="auto"/>
+          <w:kern w:val="2"/>
+          <w:sz w:val="24"/>
+          <w:szCs w:val="24"/>
+          <w14:ligatures w14:val="standardContextual"/>
+        </w:rPr>
+      </w:pPr>
+      <w:hyperlink w:anchor="_Toc236852682" w:history="1">
+        <w:r>
+          <w:rPr>
+            <w:rStyle w:val="Hyperlink"/>
+            <w:noProof/>
+          </w:rPr>
+          <w:t>10. Project Priority and Statistical Evidence</w:t>
+        </w:r>
+        <w:r>
+          <w:rPr>
+            <w:noProof/>
+            <w:webHidden/>
+          </w:rPr>
+          <w:tab/>
+        </w:r>
+        <w:r>
+          <w:rPr>
+            <w:noProof/>
+            <w:webHidden/>
+          </w:rPr>
+          <w:fldChar w:fldCharType="begin"/>
+        </w:r>
+        <w:r>
+          <w:rPr>
+            <w:noProof/>
+            <w:webHidden/>
+          </w:rPr>
+          <w:instrText xml:space="preserve"> PAGEREF _Toc236852682 \h </w:instrText>
         </w:r>
         <w:r>
           <w:rPr>
@@ -743,220 +943,7 @@
           <w14:ligatures w14:val="standardContextual"/>
         </w:rPr>
       </w:pPr>
-      <w:hyperlink w:anchor="_Toc236851211" w:history="1">
-        <w:r>
-          <w:rPr>
-            <w:rStyle w:val="Hyperlink"/>
-            <w:noProof/>
-          </w:rPr>
-          <w:t>8. Change Order and Commercial Exposure</w:t>
-        </w:r>
-        <w:r>
-          <w:rPr>
-            <w:noProof/>
-            <w:webHidden/>
-          </w:rPr>
-          <w:tab/>
-        </w:r>
-        <w:r>
-          <w:rPr>
-            <w:noProof/>
-            <w:webHidden/>
-          </w:rPr>
-          <w:fldChar w:fldCharType="begin"/>
-        </w:r>
-        <w:r>
-          <w:rPr>
-            <w:noProof/>
-            <w:webHidden/>
-          </w:rPr>
-          <w:instrText xml:space="preserve"> PAGEREF _Toc236851211 \h </w:instrText>
-        </w:r>
-        <w:r>
-          <w:rPr>
-            <w:noProof/>
-            <w:webHidden/>
-          </w:rPr>
-        </w:r>
-        <w:r>
-          <w:rPr>
-            <w:noProof/>
-            <w:webHidden/>
-          </w:rPr>
-          <w:fldChar w:fldCharType="separate"/>
-        </w:r>
-        <w:r>
-          <w:rPr>
-            <w:noProof/>
-            <w:webHidden/>
-          </w:rPr>
-          <w:t>7</w:t>
-        </w:r>
-        <w:r>
-          <w:rPr>
-            <w:noProof/>
-            <w:webHidden/>
-          </w:rPr>
-          <w:fldChar w:fldCharType="end"/>
-        </w:r>
-      </w:hyperlink>
-    </w:p>
-    <w:p>
-      <w:pPr>
-        <w:pStyle w:val="TOC1"/>
-        <w:rPr>
-          <w:rFonts w:asciiTheme="minorHAnsi" w:hAnsiTheme="minorHAnsi" w:cstheme="minorBidi"/>
-          <w:noProof/>
-          <w:color w:val="auto"/>
-          <w:kern w:val="2"/>
-          <w:sz w:val="24"/>
-          <w:szCs w:val="24"/>
-          <w14:ligatures w14:val="standardContextual"/>
-        </w:rPr>
-      </w:pPr>
-      <w:hyperlink w:anchor="_Toc236851212" w:history="1">
-        <w:r>
-          <w:rPr>
-            <w:rStyle w:val="Hyperlink"/>
-            <w:noProof/>
-          </w:rPr>
-          <w:t>9. Workflow Bottlenecks</w:t>
-        </w:r>
-        <w:r>
-          <w:rPr>
-            <w:noProof/>
-            <w:webHidden/>
-          </w:rPr>
-          <w:tab/>
-        </w:r>
-        <w:r>
-          <w:rPr>
-            <w:noProof/>
-            <w:webHidden/>
-          </w:rPr>
-          <w:fldChar w:fldCharType="begin"/>
-        </w:r>
-        <w:r>
-          <w:rPr>
-            <w:noProof/>
-            <w:webHidden/>
-          </w:rPr>
-          <w:instrText xml:space="preserve"> PAGEREF _Toc236851212 \h </w:instrText>
-        </w:r>
-        <w:r>
-          <w:rPr>
-            <w:noProof/>
-            <w:webHidden/>
-          </w:rPr>
-        </w:r>
-        <w:r>
-          <w:rPr>
-            <w:noProof/>
-            <w:webHidden/>
-          </w:rPr>
-          <w:fldChar w:fldCharType="separate"/>
-        </w:r>
-        <w:r>
-          <w:rPr>
-            <w:noProof/>
-            <w:webHidden/>
-          </w:rPr>
-          <w:t>7</w:t>
-        </w:r>
-        <w:r>
-          <w:rPr>
-            <w:noProof/>
-            <w:webHidden/>
-          </w:rPr>
-          <w:fldChar w:fldCharType="end"/>
-        </w:r>
-      </w:hyperlink>
-    </w:p>
-    <w:p>
-      <w:pPr>
-        <w:pStyle w:val="TOC1"/>
-        <w:rPr>
-          <w:rFonts w:asciiTheme="minorHAnsi" w:hAnsiTheme="minorHAnsi" w:cstheme="minorBidi"/>
-          <w:noProof/>
-          <w:color w:val="auto"/>
-          <w:kern w:val="2"/>
-          <w:sz w:val="24"/>
-          <w:szCs w:val="24"/>
-          <w14:ligatures w14:val="standardContextual"/>
-        </w:rPr>
-      </w:pPr>
-      <w:hyperlink w:anchor="_Toc236851213" w:history="1">
-        <w:r>
-          <w:rPr>
-            <w:rStyle w:val="Hyperlink"/>
-            <w:noProof/>
-          </w:rPr>
-          <w:t>10. Project Priority and Statistical Evidence</w:t>
-        </w:r>
-        <w:r>
-          <w:rPr>
-            <w:noProof/>
-            <w:webHidden/>
-          </w:rPr>
-          <w:tab/>
-        </w:r>
-        <w:r>
-          <w:rPr>
-            <w:noProof/>
-            <w:webHidden/>
-          </w:rPr>
-          <w:fldChar w:fldCharType="begin"/>
-        </w:r>
-        <w:r>
-          <w:rPr>
-            <w:noProof/>
-            <w:webHidden/>
-          </w:rPr>
-          <w:instrText xml:space="preserve"> PAGEREF _Toc236851213 \h </w:instrText>
-        </w:r>
-        <w:r>
-          <w:rPr>
-            <w:noProof/>
-            <w:webHidden/>
-          </w:rPr>
-        </w:r>
-        <w:r>
-          <w:rPr>
-            <w:noProof/>
-            <w:webHidden/>
-          </w:rPr>
-          <w:fldChar w:fldCharType="separate"/>
-        </w:r>
-        <w:r>
-          <w:rPr>
-            <w:noProof/>
-            <w:webHidden/>
-          </w:rPr>
-          <w:t>8</w:t>
-        </w:r>
-        <w:r>
-          <w:rPr>
-            <w:noProof/>
-            <w:webHidden/>
-          </w:rPr>
-          <w:fldChar w:fldCharType="end"/>
-        </w:r>
-      </w:hyperlink>
-    </w:p>
-    <w:p>
-      <w:pPr>
-        <w:pStyle w:val="TOC1"/>
-        <w:rPr>
-          <w:rFonts w:asciiTheme="minorHAnsi" w:hAnsiTheme="minorHAnsi" w:cstheme="minorBidi"/>
-          <w:noProof/>
-          <w:color w:val="auto"/>
-          <w:kern w:val="2"/>
-          <w:sz w:val="24"/>
-          <w:szCs w:val="24"/>
-          <w14:ligatures w14:val="standardContextual"/>
-        </w:rPr>
-      </w:pPr>
-      <w:hyperlink w:anchor="_Toc236851214" w:history="1">
+      <w:hyperlink w:anchor="_Toc236852683" w:history="1">
         <w:r>
           <w:rPr>
             <w:rStyle w:val="Hyperlink"/>
@@ -983,7 +970,7 @@
             <w:noProof/>
             <w:webHidden/>
           </w:rPr>
-          <w:instrText xml:space="preserve"> PAGEREF _Toc236851214 \h </w:instrText>
+          <w:instrText xml:space="preserve"> PAGEREF _Toc236852683 \h </w:instrText>
         </w:r>
         <w:r>
           <w:rPr>
@@ -1027,7 +1014,7 @@
           <w14:ligatures w14:val="standardContextual"/>
         </w:rPr>
       </w:pPr>
-      <w:hyperlink w:anchor="_Toc236851215" w:history="1">
+      <w:hyperlink w:anchor="_Toc236852684" w:history="1">
         <w:r>
           <w:rPr>
             <w:rStyle w:val="Hyperlink"/>
@@ -1054,7 +1041,78 @@
             <w:noProof/>
             <w:webHidden/>
           </w:rPr>
-          <w:instrText xml:space="preserve"> PAGEREF _Toc236851215 \h </w:instrText>
+          <w:instrText xml:space="preserve"> PAGEREF _Toc236852684 \h </w:instrText>
+        </w:r>
+        <w:r>
+          <w:rPr>
+            <w:noProof/>
+            <w:webHidden/>
+          </w:rPr>
+        </w:r>
+        <w:r>
+          <w:rPr>
+            <w:noProof/>
+            <w:webHidden/>
+          </w:rPr>
+          <w:fldChar w:fldCharType="separate"/>
+        </w:r>
+        <w:r>
+          <w:rPr>
+            <w:noProof/>
+            <w:webHidden/>
+          </w:rPr>
+          <w:t>10</w:t>
+        </w:r>
+        <w:r>
+          <w:rPr>
+            <w:noProof/>
+            <w:webHidden/>
+          </w:rPr>
+          <w:fldChar w:fldCharType="end"/>
+        </w:r>
+      </w:hyperlink>
+    </w:p>
+    <w:p>
+      <w:pPr>
+        <w:pStyle w:val="TOC1"/>
+        <w:rPr>
+          <w:rFonts w:asciiTheme="minorHAnsi" w:hAnsiTheme="minorHAnsi" w:cstheme="minorBidi"/>
+          <w:noProof/>
+          <w:color w:val="auto"/>
+          <w:kern w:val="2"/>
+          <w:sz w:val="24"/>
+          <w:szCs w:val="24"/>
+          <w14:ligatures w14:val="standardContextual"/>
+        </w:rPr>
+      </w:pPr>
+      <w:hyperlink w:anchor="_Toc236852685" w:history="1">
+        <w:r>
+          <w:rPr>
+            <w:rStyle w:val="Hyperlink"/>
+            <w:noProof/>
+          </w:rPr>
+          <w:t>13. Governance, Controls, and Automation</w:t>
+        </w:r>
+        <w:r>
+          <w:rPr>
+            <w:noProof/>
+            <w:webHidden/>
+          </w:rPr>
+          <w:tab/>
+        </w:r>
+        <w:r>
+          <w:rPr>
+            <w:noProof/>
+            <w:webHidden/>
+          </w:rPr>
+          <w:fldChar w:fldCharType="begin"/>
+        </w:r>
+        <w:r>
+          <w:rPr>
+            <w:noProof/>
+            <w:webHidden/>
+          </w:rPr>
+          <w:instrText xml:space="preserve"> PAGEREF _Toc236852685 \h </w:instrText>
         </w:r>
         <w:r>
           <w:rPr>
@@ -1098,13 +1156,13 @@
           <w14:ligatures w14:val="standardContextual"/>
         </w:rPr>
       </w:pPr>
-      <w:hyperlink w:anchor="_Toc236851216" w:history="1">
+      <w:hyperlink w:anchor="_Toc236852686" w:history="1">
         <w:r>
           <w:rPr>
             <w:rStyle w:val="Hyperlink"/>
             <w:noProof/>
           </w:rPr>
-          <w:t>13. Governance, Controls, and Automation</w:t>
+          <w:t>14. Limitations and Responsible AI</w:t>
         </w:r>
         <w:r>
           <w:rPr>
@@ -1125,7 +1183,7 @@
             <w:noProof/>
             <w:webHidden/>
           </w:rPr>
-          <w:instrText xml:space="preserve"> PAGEREF _Toc236851216 \h </w:instrText>
+          <w:instrText xml:space="preserve"> PAGEREF _Toc236852686 \h </w:instrText>
         </w:r>
         <w:r>
           <w:rPr>
@@ -1169,78 +1227,7 @@
           <w14:ligatures w14:val="standardContextual"/>
         </w:rPr>
       </w:pPr>
-      <w:hyperlink w:anchor="_Toc236851217" w:history="1">
-        <w:r>
-          <w:rPr>
-            <w:rStyle w:val="Hyperlink"/>
-            <w:noProof/>
-          </w:rPr>
-          <w:t>14. Limitations and Responsible AI</w:t>
-        </w:r>
-        <w:r>
-          <w:rPr>
-            <w:noProof/>
-            <w:webHidden/>
-          </w:rPr>
-          <w:tab/>
-        </w:r>
-        <w:r>
-          <w:rPr>
-            <w:noProof/>
-            <w:webHidden/>
-          </w:rPr>
-          <w:fldChar w:fldCharType="begin"/>
-        </w:r>
-        <w:r>
-          <w:rPr>
-            <w:noProof/>
-            <w:webHidden/>
-          </w:rPr>
-          <w:instrText xml:space="preserve"> PAGEREF _Toc236851217 \h </w:instrText>
-        </w:r>
-        <w:r>
-          <w:rPr>
-            <w:noProof/>
-            <w:webHidden/>
-          </w:rPr>
-        </w:r>
-        <w:r>
-          <w:rPr>
-            <w:noProof/>
-            <w:webHidden/>
-          </w:rPr>
-          <w:fldChar w:fldCharType="separate"/>
-        </w:r>
-        <w:r>
-          <w:rPr>
-            <w:noProof/>
-            <w:webHidden/>
-          </w:rPr>
-          <w:t>12</w:t>
-        </w:r>
-        <w:r>
-          <w:rPr>
-            <w:noProof/>
-            <w:webHidden/>
-          </w:rPr>
-          <w:fldChar w:fldCharType="end"/>
-        </w:r>
-      </w:hyperlink>
-    </w:p>
-    <w:p>
-      <w:pPr>
-        <w:pStyle w:val="TOC1"/>
-        <w:rPr>
-          <w:rFonts w:asciiTheme="minorHAnsi" w:hAnsiTheme="minorHAnsi" w:cstheme="minorBidi"/>
-          <w:noProof/>
-          <w:color w:val="auto"/>
-          <w:kern w:val="2"/>
-          <w:sz w:val="24"/>
-          <w:szCs w:val="24"/>
-          <w14:ligatures w14:val="standardContextual"/>
-        </w:rPr>
-      </w:pPr>
-      <w:hyperlink w:anchor="_Toc236851218" w:history="1">
+      <w:hyperlink w:anchor="_Toc236852687" w:history="1">
         <w:r>
           <w:rPr>
             <w:rStyle w:val="Hyperlink"/>
@@ -1267,7 +1254,7 @@
             <w:noProof/>
             <w:webHidden/>
           </w:rPr>
-          <w:instrText xml:space="preserve"> PAGEREF _Toc236851218 \h </w:instrText>
+          <w:instrText xml:space="preserve"> PAGEREF _Toc236852687 \h </w:instrText>
         </w:r>
         <w:r>
           <w:rPr>
@@ -1307,7 +1294,7 @@
       <w:pPr>
         <w:pStyle w:val="Heading1"/>
       </w:pPr>
-      <w:bookmarkStart w:id="0" w:name="_Toc236851204"/>
+      <w:bookmarkStart w:id="0" w:name="_Toc236852673"/>
       <w:r>
         <w:t>1. Executive Summary</w:t>
       </w:r>
@@ -1335,10 +1322,10 @@
         <w:tblLook w:val="04A0" w:firstRow="1" w:lastRow="0" w:firstColumn="1" w:lastColumn="0" w:noHBand="0" w:noVBand="1"/>
       </w:tblPr>
       <w:tblGrid>
-        <w:gridCol w:w="2346"/>
-        <w:gridCol w:w="2998"/>
-        <w:gridCol w:w="3193"/>
-        <w:gridCol w:w="1629"/>
+        <w:gridCol w:w="2368"/>
+        <w:gridCol w:w="2920"/>
+        <w:gridCol w:w="3055"/>
+        <w:gridCol w:w="1823"/>
       </w:tblGrid>
       <w:tr>
         <w:trPr>
@@ -1348,7 +1335,7 @@
         </w:trPr>
         <w:tc>
           <w:tcPr>
-            <w:tcW w:w="2346" w:type="dxa"/>
+            <w:tcW w:w="2368" w:type="dxa"/>
             <w:shd w:val="clear" w:color="auto" w:fill="02000B"/>
             <w:vAlign w:val="center"/>
           </w:tcPr>
@@ -1365,7 +1352,7 @@
         </w:tc>
         <w:tc>
           <w:tcPr>
-            <w:tcW w:w="2998" w:type="dxa"/>
+            <w:tcW w:w="2920" w:type="dxa"/>
             <w:shd w:val="clear" w:color="auto" w:fill="02000B"/>
             <w:vAlign w:val="center"/>
           </w:tcPr>
@@ -1382,7 +1369,7 @@
         </w:tc>
         <w:tc>
           <w:tcPr>
-            <w:tcW w:w="3193" w:type="dxa"/>
+            <w:tcW w:w="3055" w:type="dxa"/>
             <w:shd w:val="clear" w:color="auto" w:fill="02000B"/>
             <w:vAlign w:val="center"/>
           </w:tcPr>
@@ -1399,7 +1386,7 @@
         </w:tc>
         <w:tc>
           <w:tcPr>
-            <w:tcW w:w="1629" w:type="dxa"/>
+            <w:tcW w:w="1823" w:type="dxa"/>
             <w:shd w:val="clear" w:color="auto" w:fill="02000B"/>
             <w:vAlign w:val="center"/>
           </w:tcPr>
@@ -1422,7 +1409,7 @@
         </w:trPr>
         <w:tc>
           <w:tcPr>
-            <w:tcW w:w="2346" w:type="dxa"/>
+            <w:tcW w:w="2368" w:type="dxa"/>
             <w:shd w:val="clear" w:color="auto" w:fill="FFFFFF"/>
             <w:vAlign w:val="center"/>
           </w:tcPr>
@@ -1451,7 +1438,7 @@
         </w:tc>
         <w:tc>
           <w:tcPr>
-            <w:tcW w:w="2998" w:type="dxa"/>
+            <w:tcW w:w="2920" w:type="dxa"/>
             <w:shd w:val="clear" w:color="auto" w:fill="FFFFFF"/>
             <w:vAlign w:val="center"/>
           </w:tcPr>
@@ -1480,7 +1467,7 @@
         </w:tc>
         <w:tc>
           <w:tcPr>
-            <w:tcW w:w="3193" w:type="dxa"/>
+            <w:tcW w:w="3055" w:type="dxa"/>
             <w:shd w:val="clear" w:color="auto" w:fill="FFFFFF"/>
             <w:vAlign w:val="center"/>
           </w:tcPr>
@@ -1509,7 +1496,7 @@
         </w:tc>
         <w:tc>
           <w:tcPr>
-            <w:tcW w:w="1629" w:type="dxa"/>
+            <w:tcW w:w="1823" w:type="dxa"/>
             <w:shd w:val="clear" w:color="auto" w:fill="FFFFFF"/>
             <w:vAlign w:val="center"/>
           </w:tcPr>
@@ -1567,6 +1554,7 @@
         <w:pStyle w:val="ListBullet"/>
       </w:pPr>
       <w:r>
+        <w:lastRenderedPageBreak/>
         <w:t>High digital-coordination projects averaged 9.55 RFI-response days and 62.0% on-time performance.</w:t>
       </w:r>
     </w:p>
@@ -1575,7 +1563,6 @@
         <w:pStyle w:val="ListBullet"/>
       </w:pPr>
       <w:r>
-        <w:lastRenderedPageBreak/>
         <w:t>Coordination Conflict RFIs generated the greatest actual RFI cost impact, approximately $8.23 million.</w:t>
       </w:r>
     </w:p>
@@ -1599,7 +1586,7 @@
       <w:pPr>
         <w:pStyle w:val="Heading1"/>
       </w:pPr>
-      <w:bookmarkStart w:id="1" w:name="_Toc236851205"/>
+      <w:bookmarkStart w:id="1" w:name="_Toc236852674"/>
       <w:r>
         <w:t>2. Business Problem and Analytical Questions</w:t>
       </w:r>
@@ -1648,8 +1635,8 @@
         <w:tblLook w:val="04A0" w:firstRow="1" w:lastRow="0" w:firstColumn="1" w:lastColumn="0" w:noHBand="0" w:noVBand="1"/>
       </w:tblPr>
       <w:tblGrid>
-        <w:gridCol w:w="3173"/>
-        <w:gridCol w:w="6993"/>
+        <w:gridCol w:w="2683"/>
+        <w:gridCol w:w="7483"/>
       </w:tblGrid>
       <w:tr>
         <w:trPr>
@@ -1659,7 +1646,7 @@
         </w:trPr>
         <w:tc>
           <w:tcPr>
-            <w:tcW w:w="3173" w:type="dxa"/>
+            <w:tcW w:w="2683" w:type="dxa"/>
             <w:shd w:val="clear" w:color="auto" w:fill="02000B"/>
             <w:vAlign w:val="center"/>
           </w:tcPr>
@@ -1676,7 +1663,7 @@
         </w:tc>
         <w:tc>
           <w:tcPr>
-            <w:tcW w:w="6993" w:type="dxa"/>
+            <w:tcW w:w="7483" w:type="dxa"/>
             <w:shd w:val="clear" w:color="auto" w:fill="02000B"/>
             <w:vAlign w:val="center"/>
           </w:tcPr>
@@ -1699,7 +1686,7 @@
         </w:trPr>
         <w:tc>
           <w:tcPr>
-            <w:tcW w:w="3173" w:type="dxa"/>
+            <w:tcW w:w="2683" w:type="dxa"/>
             <w:shd w:val="clear" w:color="auto" w:fill="FFFFFF"/>
             <w:vAlign w:val="center"/>
           </w:tcPr>
@@ -1714,7 +1701,7 @@
         </w:tc>
         <w:tc>
           <w:tcPr>
-            <w:tcW w:w="6993" w:type="dxa"/>
+            <w:tcW w:w="7483" w:type="dxa"/>
             <w:shd w:val="clear" w:color="auto" w:fill="FFFFFF"/>
             <w:vAlign w:val="center"/>
           </w:tcPr>
@@ -1735,7 +1722,7 @@
         </w:trPr>
         <w:tc>
           <w:tcPr>
-            <w:tcW w:w="3173" w:type="dxa"/>
+            <w:tcW w:w="2683" w:type="dxa"/>
             <w:shd w:val="clear" w:color="auto" w:fill="F4F0E8"/>
             <w:vAlign w:val="center"/>
           </w:tcPr>
@@ -1750,7 +1737,7 @@
         </w:tc>
         <w:tc>
           <w:tcPr>
-            <w:tcW w:w="6993" w:type="dxa"/>
+            <w:tcW w:w="7483" w:type="dxa"/>
             <w:shd w:val="clear" w:color="auto" w:fill="F4F0E8"/>
             <w:vAlign w:val="center"/>
           </w:tcPr>
@@ -1771,7 +1758,7 @@
         </w:trPr>
         <w:tc>
           <w:tcPr>
-            <w:tcW w:w="3173" w:type="dxa"/>
+            <w:tcW w:w="2683" w:type="dxa"/>
             <w:shd w:val="clear" w:color="auto" w:fill="FFFFFF"/>
             <w:vAlign w:val="center"/>
           </w:tcPr>
@@ -1786,7 +1773,7 @@
         </w:tc>
         <w:tc>
           <w:tcPr>
-            <w:tcW w:w="6993" w:type="dxa"/>
+            <w:tcW w:w="7483" w:type="dxa"/>
             <w:shd w:val="clear" w:color="auto" w:fill="FFFFFF"/>
             <w:vAlign w:val="center"/>
           </w:tcPr>
@@ -1807,7 +1794,7 @@
         </w:trPr>
         <w:tc>
           <w:tcPr>
-            <w:tcW w:w="3173" w:type="dxa"/>
+            <w:tcW w:w="2683" w:type="dxa"/>
             <w:shd w:val="clear" w:color="auto" w:fill="F4F0E8"/>
             <w:vAlign w:val="center"/>
           </w:tcPr>
@@ -1822,7 +1809,7 @@
         </w:tc>
         <w:tc>
           <w:tcPr>
-            <w:tcW w:w="6993" w:type="dxa"/>
+            <w:tcW w:w="7483" w:type="dxa"/>
             <w:shd w:val="clear" w:color="auto" w:fill="F4F0E8"/>
             <w:vAlign w:val="center"/>
           </w:tcPr>
@@ -1843,7 +1830,7 @@
         </w:trPr>
         <w:tc>
           <w:tcPr>
-            <w:tcW w:w="3173" w:type="dxa"/>
+            <w:tcW w:w="2683" w:type="dxa"/>
             <w:shd w:val="clear" w:color="auto" w:fill="FFFFFF"/>
             <w:vAlign w:val="center"/>
           </w:tcPr>
@@ -1858,7 +1845,7 @@
         </w:tc>
         <w:tc>
           <w:tcPr>
-            <w:tcW w:w="6993" w:type="dxa"/>
+            <w:tcW w:w="7483" w:type="dxa"/>
             <w:shd w:val="clear" w:color="auto" w:fill="FFFFFF"/>
             <w:vAlign w:val="center"/>
           </w:tcPr>
@@ -1879,7 +1866,7 @@
         </w:trPr>
         <w:tc>
           <w:tcPr>
-            <w:tcW w:w="3173" w:type="dxa"/>
+            <w:tcW w:w="2683" w:type="dxa"/>
             <w:shd w:val="clear" w:color="auto" w:fill="F4F0E8"/>
             <w:vAlign w:val="center"/>
           </w:tcPr>
@@ -1894,7 +1881,7 @@
         </w:tc>
         <w:tc>
           <w:tcPr>
-            <w:tcW w:w="6993" w:type="dxa"/>
+            <w:tcW w:w="7483" w:type="dxa"/>
             <w:shd w:val="clear" w:color="auto" w:fill="F4F0E8"/>
             <w:vAlign w:val="center"/>
           </w:tcPr>
@@ -1913,7 +1900,7 @@
       <w:pPr>
         <w:pStyle w:val="Heading1"/>
       </w:pPr>
-      <w:bookmarkStart w:id="2" w:name="_Toc236851206"/>
+      <w:bookmarkStart w:id="2" w:name="_Toc236852675"/>
       <w:r>
         <w:t>3. Professional Analytics Lifecycle</w:t>
       </w:r>
@@ -1941,11 +1928,11 @@
         <w:tblLook w:val="04A0" w:firstRow="1" w:lastRow="0" w:firstColumn="1" w:lastColumn="0" w:noHBand="0" w:noVBand="1"/>
       </w:tblPr>
       <w:tblGrid>
-        <w:gridCol w:w="1130"/>
-        <w:gridCol w:w="1839"/>
-        <w:gridCol w:w="1919"/>
-        <w:gridCol w:w="2719"/>
-        <w:gridCol w:w="2559"/>
+        <w:gridCol w:w="1267"/>
+        <w:gridCol w:w="2047"/>
+        <w:gridCol w:w="1827"/>
+        <w:gridCol w:w="2607"/>
+        <w:gridCol w:w="2418"/>
       </w:tblGrid>
       <w:tr>
         <w:trPr>
@@ -1955,7 +1942,7 @@
         </w:trPr>
         <w:tc>
           <w:tcPr>
-            <w:tcW w:w="1130" w:type="dxa"/>
+            <w:tcW w:w="1267" w:type="dxa"/>
             <w:shd w:val="clear" w:color="auto" w:fill="02000B"/>
             <w:vAlign w:val="center"/>
           </w:tcPr>
@@ -1972,7 +1959,7 @@
         </w:tc>
         <w:tc>
           <w:tcPr>
-            <w:tcW w:w="1839" w:type="dxa"/>
+            <w:tcW w:w="2047" w:type="dxa"/>
             <w:shd w:val="clear" w:color="auto" w:fill="02000B"/>
             <w:vAlign w:val="center"/>
           </w:tcPr>
@@ -1989,7 +1976,7 @@
         </w:tc>
         <w:tc>
           <w:tcPr>
-            <w:tcW w:w="1919" w:type="dxa"/>
+            <w:tcW w:w="1827" w:type="dxa"/>
             <w:shd w:val="clear" w:color="auto" w:fill="02000B"/>
             <w:vAlign w:val="center"/>
           </w:tcPr>
@@ -2006,7 +1993,7 @@
         </w:tc>
         <w:tc>
           <w:tcPr>
-            <w:tcW w:w="2719" w:type="dxa"/>
+            <w:tcW w:w="2607" w:type="dxa"/>
             <w:shd w:val="clear" w:color="auto" w:fill="02000B"/>
             <w:vAlign w:val="center"/>
           </w:tcPr>
@@ -2023,7 +2010,7 @@
         </w:tc>
         <w:tc>
           <w:tcPr>
-            <w:tcW w:w="2559" w:type="dxa"/>
+            <w:tcW w:w="2418" w:type="dxa"/>
             <w:shd w:val="clear" w:color="auto" w:fill="02000B"/>
             <w:vAlign w:val="center"/>
           </w:tcPr>
@@ -2046,7 +2033,7 @@
         </w:trPr>
         <w:tc>
           <w:tcPr>
-            <w:tcW w:w="1130" w:type="dxa"/>
+            <w:tcW w:w="1267" w:type="dxa"/>
             <w:shd w:val="clear" w:color="auto" w:fill="FFFFFF"/>
             <w:vAlign w:val="center"/>
           </w:tcPr>
@@ -2061,7 +2048,7 @@
         </w:tc>
         <w:tc>
           <w:tcPr>
-            <w:tcW w:w="1839" w:type="dxa"/>
+            <w:tcW w:w="2047" w:type="dxa"/>
             <w:shd w:val="clear" w:color="auto" w:fill="FFFFFF"/>
             <w:vAlign w:val="center"/>
           </w:tcPr>
@@ -2076,7 +2063,7 @@
         </w:tc>
         <w:tc>
           <w:tcPr>
-            <w:tcW w:w="1919" w:type="dxa"/>
+            <w:tcW w:w="1827" w:type="dxa"/>
             <w:shd w:val="clear" w:color="auto" w:fill="FFFFFF"/>
             <w:vAlign w:val="center"/>
           </w:tcPr>
@@ -2091,7 +2078,7 @@
         </w:tc>
         <w:tc>
           <w:tcPr>
-            <w:tcW w:w="2719" w:type="dxa"/>
+            <w:tcW w:w="2607" w:type="dxa"/>
             <w:shd w:val="clear" w:color="auto" w:fill="FFFFFF"/>
             <w:vAlign w:val="center"/>
           </w:tcPr>
@@ -2106,7 +2093,7 @@
         </w:tc>
         <w:tc>
           <w:tcPr>
-            <w:tcW w:w="2559" w:type="dxa"/>
+            <w:tcW w:w="2418" w:type="dxa"/>
             <w:shd w:val="clear" w:color="auto" w:fill="FFFFFF"/>
             <w:vAlign w:val="center"/>
           </w:tcPr>
@@ -2127,7 +2114,7 @@
         </w:trPr>
         <w:tc>
           <w:tcPr>
-            <w:tcW w:w="1130" w:type="dxa"/>
+            <w:tcW w:w="1267" w:type="dxa"/>
             <w:shd w:val="clear" w:color="auto" w:fill="F4F0E8"/>
             <w:vAlign w:val="center"/>
           </w:tcPr>
@@ -2142,7 +2129,7 @@
         </w:tc>
         <w:tc>
           <w:tcPr>
-            <w:tcW w:w="1839" w:type="dxa"/>
+            <w:tcW w:w="2047" w:type="dxa"/>
             <w:shd w:val="clear" w:color="auto" w:fill="F4F0E8"/>
             <w:vAlign w:val="center"/>
           </w:tcPr>
@@ -2157,7 +2144,7 @@
         </w:tc>
         <w:tc>
           <w:tcPr>
-            <w:tcW w:w="1919" w:type="dxa"/>
+            <w:tcW w:w="1827" w:type="dxa"/>
             <w:shd w:val="clear" w:color="auto" w:fill="F4F0E8"/>
             <w:vAlign w:val="center"/>
           </w:tcPr>
@@ -2172,7 +2159,7 @@
         </w:tc>
         <w:tc>
           <w:tcPr>
-            <w:tcW w:w="2719" w:type="dxa"/>
+            <w:tcW w:w="2607" w:type="dxa"/>
             <w:shd w:val="clear" w:color="auto" w:fill="F4F0E8"/>
             <w:vAlign w:val="center"/>
           </w:tcPr>
@@ -2187,7 +2174,7 @@
         </w:tc>
         <w:tc>
           <w:tcPr>
-            <w:tcW w:w="2559" w:type="dxa"/>
+            <w:tcW w:w="2418" w:type="dxa"/>
             <w:shd w:val="clear" w:color="auto" w:fill="F4F0E8"/>
             <w:vAlign w:val="center"/>
           </w:tcPr>
@@ -2208,7 +2195,7 @@
         </w:trPr>
         <w:tc>
           <w:tcPr>
-            <w:tcW w:w="1130" w:type="dxa"/>
+            <w:tcW w:w="1267" w:type="dxa"/>
             <w:shd w:val="clear" w:color="auto" w:fill="FFFFFF"/>
             <w:vAlign w:val="center"/>
           </w:tcPr>
@@ -2224,7 +2211,7 @@
         </w:tc>
         <w:tc>
           <w:tcPr>
-            <w:tcW w:w="1839" w:type="dxa"/>
+            <w:tcW w:w="2047" w:type="dxa"/>
             <w:shd w:val="clear" w:color="auto" w:fill="FFFFFF"/>
             <w:vAlign w:val="center"/>
           </w:tcPr>
@@ -2239,7 +2226,7 @@
         </w:tc>
         <w:tc>
           <w:tcPr>
-            <w:tcW w:w="1919" w:type="dxa"/>
+            <w:tcW w:w="1827" w:type="dxa"/>
             <w:shd w:val="clear" w:color="auto" w:fill="FFFFFF"/>
             <w:vAlign w:val="center"/>
           </w:tcPr>
@@ -2254,7 +2241,7 @@
         </w:tc>
         <w:tc>
           <w:tcPr>
-            <w:tcW w:w="2719" w:type="dxa"/>
+            <w:tcW w:w="2607" w:type="dxa"/>
             <w:shd w:val="clear" w:color="auto" w:fill="FFFFFF"/>
             <w:vAlign w:val="center"/>
           </w:tcPr>
@@ -2269,7 +2256,7 @@
         </w:tc>
         <w:tc>
           <w:tcPr>
-            <w:tcW w:w="2559" w:type="dxa"/>
+            <w:tcW w:w="2418" w:type="dxa"/>
             <w:shd w:val="clear" w:color="auto" w:fill="FFFFFF"/>
             <w:vAlign w:val="center"/>
           </w:tcPr>
@@ -2290,7 +2277,7 @@
         </w:trPr>
         <w:tc>
           <w:tcPr>
-            <w:tcW w:w="1130" w:type="dxa"/>
+            <w:tcW w:w="1267" w:type="dxa"/>
             <w:shd w:val="clear" w:color="auto" w:fill="F4F0E8"/>
             <w:vAlign w:val="center"/>
           </w:tcPr>
@@ -2305,7 +2292,7 @@
         </w:tc>
         <w:tc>
           <w:tcPr>
-            <w:tcW w:w="1839" w:type="dxa"/>
+            <w:tcW w:w="2047" w:type="dxa"/>
             <w:shd w:val="clear" w:color="auto" w:fill="F4F0E8"/>
             <w:vAlign w:val="center"/>
           </w:tcPr>
@@ -2320,7 +2307,7 @@
         </w:tc>
         <w:tc>
           <w:tcPr>
-            <w:tcW w:w="1919" w:type="dxa"/>
+            <w:tcW w:w="1827" w:type="dxa"/>
             <w:shd w:val="clear" w:color="auto" w:fill="F4F0E8"/>
             <w:vAlign w:val="center"/>
           </w:tcPr>
@@ -2335,7 +2322,7 @@
         </w:tc>
         <w:tc>
           <w:tcPr>
-            <w:tcW w:w="2719" w:type="dxa"/>
+            <w:tcW w:w="2607" w:type="dxa"/>
             <w:shd w:val="clear" w:color="auto" w:fill="F4F0E8"/>
             <w:vAlign w:val="center"/>
           </w:tcPr>
@@ -2350,7 +2337,7 @@
         </w:tc>
         <w:tc>
           <w:tcPr>
-            <w:tcW w:w="2559" w:type="dxa"/>
+            <w:tcW w:w="2418" w:type="dxa"/>
             <w:shd w:val="clear" w:color="auto" w:fill="F4F0E8"/>
             <w:vAlign w:val="center"/>
           </w:tcPr>
@@ -2371,7 +2358,7 @@
         </w:trPr>
         <w:tc>
           <w:tcPr>
-            <w:tcW w:w="1130" w:type="dxa"/>
+            <w:tcW w:w="1267" w:type="dxa"/>
             <w:shd w:val="clear" w:color="auto" w:fill="FFFFFF"/>
             <w:vAlign w:val="center"/>
           </w:tcPr>
@@ -2386,7 +2373,7 @@
         </w:tc>
         <w:tc>
           <w:tcPr>
-            <w:tcW w:w="1839" w:type="dxa"/>
+            <w:tcW w:w="2047" w:type="dxa"/>
             <w:shd w:val="clear" w:color="auto" w:fill="FFFFFF"/>
             <w:vAlign w:val="center"/>
           </w:tcPr>
@@ -2401,7 +2388,7 @@
         </w:tc>
         <w:tc>
           <w:tcPr>
-            <w:tcW w:w="1919" w:type="dxa"/>
+            <w:tcW w:w="1827" w:type="dxa"/>
             <w:shd w:val="clear" w:color="auto" w:fill="FFFFFF"/>
             <w:vAlign w:val="center"/>
           </w:tcPr>
@@ -2416,7 +2403,7 @@
         </w:tc>
         <w:tc>
           <w:tcPr>
-            <w:tcW w:w="2719" w:type="dxa"/>
+            <w:tcW w:w="2607" w:type="dxa"/>
             <w:shd w:val="clear" w:color="auto" w:fill="FFFFFF"/>
             <w:vAlign w:val="center"/>
           </w:tcPr>
@@ -2431,7 +2418,7 @@
         </w:tc>
         <w:tc>
           <w:tcPr>
-            <w:tcW w:w="2559" w:type="dxa"/>
+            <w:tcW w:w="2418" w:type="dxa"/>
             <w:shd w:val="clear" w:color="auto" w:fill="FFFFFF"/>
             <w:vAlign w:val="center"/>
           </w:tcPr>
@@ -2452,7 +2439,7 @@
         </w:trPr>
         <w:tc>
           <w:tcPr>
-            <w:tcW w:w="1130" w:type="dxa"/>
+            <w:tcW w:w="1267" w:type="dxa"/>
             <w:shd w:val="clear" w:color="auto" w:fill="F4F0E8"/>
             <w:vAlign w:val="center"/>
           </w:tcPr>
@@ -2467,7 +2454,7 @@
         </w:tc>
         <w:tc>
           <w:tcPr>
-            <w:tcW w:w="1839" w:type="dxa"/>
+            <w:tcW w:w="2047" w:type="dxa"/>
             <w:shd w:val="clear" w:color="auto" w:fill="F4F0E8"/>
             <w:vAlign w:val="center"/>
           </w:tcPr>
@@ -2482,7 +2469,7 @@
         </w:tc>
         <w:tc>
           <w:tcPr>
-            <w:tcW w:w="1919" w:type="dxa"/>
+            <w:tcW w:w="1827" w:type="dxa"/>
             <w:shd w:val="clear" w:color="auto" w:fill="F4F0E8"/>
             <w:vAlign w:val="center"/>
           </w:tcPr>
@@ -2497,7 +2484,7 @@
         </w:tc>
         <w:tc>
           <w:tcPr>
-            <w:tcW w:w="2719" w:type="dxa"/>
+            <w:tcW w:w="2607" w:type="dxa"/>
             <w:shd w:val="clear" w:color="auto" w:fill="F4F0E8"/>
             <w:vAlign w:val="center"/>
           </w:tcPr>
@@ -2512,7 +2499,7 @@
         </w:tc>
         <w:tc>
           <w:tcPr>
-            <w:tcW w:w="2559" w:type="dxa"/>
+            <w:tcW w:w="2418" w:type="dxa"/>
             <w:shd w:val="clear" w:color="auto" w:fill="F4F0E8"/>
             <w:vAlign w:val="center"/>
           </w:tcPr>
@@ -2536,7 +2523,7 @@
       <w:pPr>
         <w:pStyle w:val="Heading1"/>
       </w:pPr>
-      <w:bookmarkStart w:id="3" w:name="_Toc236851207"/>
+      <w:bookmarkStart w:id="3" w:name="_Toc236852676"/>
       <w:r>
         <w:t>4. Dataset and Relational Model</w:t>
       </w:r>
@@ -2564,9 +2551,9 @@
         <w:tblLook w:val="04A0" w:firstRow="1" w:lastRow="0" w:firstColumn="1" w:lastColumn="0" w:noHBand="0" w:noVBand="1"/>
       </w:tblPr>
       <w:tblGrid>
-        <w:gridCol w:w="2584"/>
-        <w:gridCol w:w="2282"/>
-        <w:gridCol w:w="5300"/>
+        <w:gridCol w:w="2590"/>
+        <w:gridCol w:w="2111"/>
+        <w:gridCol w:w="5465"/>
       </w:tblGrid>
       <w:tr>
         <w:trPr>
@@ -2576,7 +2563,7 @@
         </w:trPr>
         <w:tc>
           <w:tcPr>
-            <w:tcW w:w="2584" w:type="dxa"/>
+            <w:tcW w:w="2590" w:type="dxa"/>
             <w:shd w:val="clear" w:color="auto" w:fill="02000B"/>
             <w:vAlign w:val="center"/>
           </w:tcPr>
@@ -2593,7 +2580,7 @@
         </w:tc>
         <w:tc>
           <w:tcPr>
-            <w:tcW w:w="2282" w:type="dxa"/>
+            <w:tcW w:w="2111" w:type="dxa"/>
             <w:shd w:val="clear" w:color="auto" w:fill="02000B"/>
             <w:vAlign w:val="center"/>
           </w:tcPr>
@@ -2610,7 +2597,7 @@
         </w:tc>
         <w:tc>
           <w:tcPr>
-            <w:tcW w:w="5300" w:type="dxa"/>
+            <w:tcW w:w="5465" w:type="dxa"/>
             <w:shd w:val="clear" w:color="auto" w:fill="02000B"/>
             <w:vAlign w:val="center"/>
           </w:tcPr>
@@ -2633,7 +2620,7 @@
         </w:trPr>
         <w:tc>
           <w:tcPr>
-            <w:tcW w:w="2584" w:type="dxa"/>
+            <w:tcW w:w="2590" w:type="dxa"/>
             <w:shd w:val="clear" w:color="auto" w:fill="FFFFFF"/>
             <w:vAlign w:val="center"/>
           </w:tcPr>
@@ -2648,7 +2635,7 @@
         </w:tc>
         <w:tc>
           <w:tcPr>
-            <w:tcW w:w="2282" w:type="dxa"/>
+            <w:tcW w:w="2111" w:type="dxa"/>
             <w:shd w:val="clear" w:color="auto" w:fill="FFFFFF"/>
             <w:vAlign w:val="center"/>
           </w:tcPr>
@@ -2663,7 +2650,7 @@
         </w:tc>
         <w:tc>
           <w:tcPr>
-            <w:tcW w:w="5300" w:type="dxa"/>
+            <w:tcW w:w="5465" w:type="dxa"/>
             <w:shd w:val="clear" w:color="auto" w:fill="FFFFFF"/>
             <w:vAlign w:val="center"/>
           </w:tcPr>
@@ -2684,7 +2671,7 @@
         </w:trPr>
         <w:tc>
           <w:tcPr>
-            <w:tcW w:w="2584" w:type="dxa"/>
+            <w:tcW w:w="2590" w:type="dxa"/>
             <w:shd w:val="clear" w:color="auto" w:fill="F4F0E8"/>
             <w:vAlign w:val="center"/>
           </w:tcPr>
@@ -2699,7 +2686,7 @@
         </w:tc>
         <w:tc>
           <w:tcPr>
-            <w:tcW w:w="2282" w:type="dxa"/>
+            <w:tcW w:w="2111" w:type="dxa"/>
             <w:shd w:val="clear" w:color="auto" w:fill="F4F0E8"/>
             <w:vAlign w:val="center"/>
           </w:tcPr>
@@ -2714,7 +2701,7 @@
         </w:tc>
         <w:tc>
           <w:tcPr>
-            <w:tcW w:w="5300" w:type="dxa"/>
+            <w:tcW w:w="5465" w:type="dxa"/>
             <w:shd w:val="clear" w:color="auto" w:fill="F4F0E8"/>
             <w:vAlign w:val="center"/>
           </w:tcPr>
@@ -2735,7 +2722,7 @@
         </w:trPr>
         <w:tc>
           <w:tcPr>
-            <w:tcW w:w="2584" w:type="dxa"/>
+            <w:tcW w:w="2590" w:type="dxa"/>
             <w:shd w:val="clear" w:color="auto" w:fill="FFFFFF"/>
             <w:vAlign w:val="center"/>
           </w:tcPr>
@@ -2750,7 +2737,7 @@
         </w:tc>
         <w:tc>
           <w:tcPr>
-            <w:tcW w:w="2282" w:type="dxa"/>
+            <w:tcW w:w="2111" w:type="dxa"/>
             <w:shd w:val="clear" w:color="auto" w:fill="FFFFFF"/>
             <w:vAlign w:val="center"/>
           </w:tcPr>
@@ -2765,7 +2752,7 @@
         </w:tc>
         <w:tc>
           <w:tcPr>
-            <w:tcW w:w="5300" w:type="dxa"/>
+            <w:tcW w:w="5465" w:type="dxa"/>
             <w:shd w:val="clear" w:color="auto" w:fill="FFFFFF"/>
             <w:vAlign w:val="center"/>
           </w:tcPr>
@@ -2786,7 +2773,7 @@
         </w:trPr>
         <w:tc>
           <w:tcPr>
-            <w:tcW w:w="2584" w:type="dxa"/>
+            <w:tcW w:w="2590" w:type="dxa"/>
             <w:shd w:val="clear" w:color="auto" w:fill="F4F0E8"/>
             <w:vAlign w:val="center"/>
           </w:tcPr>
@@ -2801,7 +2788,7 @@
         </w:tc>
         <w:tc>
           <w:tcPr>
-            <w:tcW w:w="2282" w:type="dxa"/>
+            <w:tcW w:w="2111" w:type="dxa"/>
             <w:shd w:val="clear" w:color="auto" w:fill="F4F0E8"/>
             <w:vAlign w:val="center"/>
           </w:tcPr>
@@ -2816,7 +2803,7 @@
         </w:tc>
         <w:tc>
           <w:tcPr>
-            <w:tcW w:w="5300" w:type="dxa"/>
+            <w:tcW w:w="5465" w:type="dxa"/>
             <w:shd w:val="clear" w:color="auto" w:fill="F4F0E8"/>
             <w:vAlign w:val="center"/>
           </w:tcPr>
@@ -2837,7 +2824,7 @@
         </w:trPr>
         <w:tc>
           <w:tcPr>
-            <w:tcW w:w="2584" w:type="dxa"/>
+            <w:tcW w:w="2590" w:type="dxa"/>
             <w:shd w:val="clear" w:color="auto" w:fill="FFFFFF"/>
             <w:vAlign w:val="center"/>
           </w:tcPr>
@@ -2852,7 +2839,7 @@
         </w:tc>
         <w:tc>
           <w:tcPr>
-            <w:tcW w:w="2282" w:type="dxa"/>
+            <w:tcW w:w="2111" w:type="dxa"/>
             <w:shd w:val="clear" w:color="auto" w:fill="FFFFFF"/>
             <w:vAlign w:val="center"/>
           </w:tcPr>
@@ -2867,7 +2854,7 @@
         </w:tc>
         <w:tc>
           <w:tcPr>
-            <w:tcW w:w="5300" w:type="dxa"/>
+            <w:tcW w:w="5465" w:type="dxa"/>
             <w:shd w:val="clear" w:color="auto" w:fill="FFFFFF"/>
             <w:vAlign w:val="center"/>
           </w:tcPr>
@@ -2899,7 +2886,7 @@
       <w:pPr>
         <w:pStyle w:val="Heading1"/>
       </w:pPr>
-      <w:bookmarkStart w:id="4" w:name="_Toc236851208"/>
+      <w:bookmarkStart w:id="4" w:name="_Toc236852677"/>
       <w:r>
         <w:t>5. Data Preparation and Quality</w:t>
       </w:r>
@@ -2927,8 +2914,8 @@
         <w:tblLook w:val="04A0" w:firstRow="1" w:lastRow="0" w:firstColumn="1" w:lastColumn="0" w:noHBand="0" w:noVBand="1"/>
       </w:tblPr>
       <w:tblGrid>
-        <w:gridCol w:w="5712"/>
-        <w:gridCol w:w="4454"/>
+        <w:gridCol w:w="6550"/>
+        <w:gridCol w:w="3616"/>
       </w:tblGrid>
       <w:tr>
         <w:trPr>
@@ -2938,7 +2925,7 @@
         </w:trPr>
         <w:tc>
           <w:tcPr>
-            <w:tcW w:w="5712" w:type="dxa"/>
+            <w:tcW w:w="6550" w:type="dxa"/>
             <w:shd w:val="clear" w:color="auto" w:fill="02000B"/>
             <w:vAlign w:val="center"/>
           </w:tcPr>
@@ -2955,7 +2942,7 @@
         </w:tc>
         <w:tc>
           <w:tcPr>
-            <w:tcW w:w="4454" w:type="dxa"/>
+            <w:tcW w:w="3616" w:type="dxa"/>
             <w:shd w:val="clear" w:color="auto" w:fill="02000B"/>
             <w:vAlign w:val="center"/>
           </w:tcPr>
@@ -2978,7 +2965,7 @@
         </w:trPr>
         <w:tc>
           <w:tcPr>
-            <w:tcW w:w="5712" w:type="dxa"/>
+            <w:tcW w:w="6550" w:type="dxa"/>
             <w:shd w:val="clear" w:color="auto" w:fill="FFFFFF"/>
             <w:vAlign w:val="center"/>
           </w:tcPr>
@@ -2994,7 +2981,7 @@
         </w:tc>
         <w:tc>
           <w:tcPr>
-            <w:tcW w:w="4454" w:type="dxa"/>
+            <w:tcW w:w="3616" w:type="dxa"/>
             <w:shd w:val="clear" w:color="auto" w:fill="FFFFFF"/>
             <w:vAlign w:val="center"/>
           </w:tcPr>
@@ -3015,7 +3002,7 @@
         </w:trPr>
         <w:tc>
           <w:tcPr>
-            <w:tcW w:w="5712" w:type="dxa"/>
+            <w:tcW w:w="6550" w:type="dxa"/>
             <w:shd w:val="clear" w:color="auto" w:fill="F4F0E8"/>
             <w:vAlign w:val="center"/>
           </w:tcPr>
@@ -3030,7 +3017,7 @@
         </w:tc>
         <w:tc>
           <w:tcPr>
-            <w:tcW w:w="4454" w:type="dxa"/>
+            <w:tcW w:w="3616" w:type="dxa"/>
             <w:shd w:val="clear" w:color="auto" w:fill="F4F0E8"/>
             <w:vAlign w:val="center"/>
           </w:tcPr>
@@ -3051,7 +3038,7 @@
         </w:trPr>
         <w:tc>
           <w:tcPr>
-            <w:tcW w:w="5712" w:type="dxa"/>
+            <w:tcW w:w="6550" w:type="dxa"/>
             <w:shd w:val="clear" w:color="auto" w:fill="FFFFFF"/>
             <w:vAlign w:val="center"/>
           </w:tcPr>
@@ -3066,7 +3053,7 @@
         </w:tc>
         <w:tc>
           <w:tcPr>
-            <w:tcW w:w="4454" w:type="dxa"/>
+            <w:tcW w:w="3616" w:type="dxa"/>
             <w:shd w:val="clear" w:color="auto" w:fill="FFFFFF"/>
             <w:vAlign w:val="center"/>
           </w:tcPr>
@@ -3087,7 +3074,7 @@
         </w:trPr>
         <w:tc>
           <w:tcPr>
-            <w:tcW w:w="5712" w:type="dxa"/>
+            <w:tcW w:w="6550" w:type="dxa"/>
             <w:shd w:val="clear" w:color="auto" w:fill="F4F0E8"/>
             <w:vAlign w:val="center"/>
           </w:tcPr>
@@ -3102,7 +3089,7 @@
         </w:tc>
         <w:tc>
           <w:tcPr>
-            <w:tcW w:w="4454" w:type="dxa"/>
+            <w:tcW w:w="3616" w:type="dxa"/>
             <w:shd w:val="clear" w:color="auto" w:fill="F4F0E8"/>
             <w:vAlign w:val="center"/>
           </w:tcPr>
@@ -3123,7 +3110,7 @@
         </w:trPr>
         <w:tc>
           <w:tcPr>
-            <w:tcW w:w="5712" w:type="dxa"/>
+            <w:tcW w:w="6550" w:type="dxa"/>
             <w:shd w:val="clear" w:color="auto" w:fill="FFFFFF"/>
             <w:vAlign w:val="center"/>
           </w:tcPr>
@@ -3138,7 +3125,7 @@
         </w:tc>
         <w:tc>
           <w:tcPr>
-            <w:tcW w:w="4454" w:type="dxa"/>
+            <w:tcW w:w="3616" w:type="dxa"/>
             <w:shd w:val="clear" w:color="auto" w:fill="FFFFFF"/>
             <w:vAlign w:val="center"/>
           </w:tcPr>
@@ -3159,7 +3146,7 @@
         </w:trPr>
         <w:tc>
           <w:tcPr>
-            <w:tcW w:w="5712" w:type="dxa"/>
+            <w:tcW w:w="6550" w:type="dxa"/>
             <w:shd w:val="clear" w:color="auto" w:fill="F4F0E8"/>
             <w:vAlign w:val="center"/>
           </w:tcPr>
@@ -3174,7 +3161,7 @@
         </w:tc>
         <w:tc>
           <w:tcPr>
-            <w:tcW w:w="4454" w:type="dxa"/>
+            <w:tcW w:w="3616" w:type="dxa"/>
             <w:shd w:val="clear" w:color="auto" w:fill="F4F0E8"/>
             <w:vAlign w:val="center"/>
           </w:tcPr>
@@ -3195,7 +3182,7 @@
         </w:trPr>
         <w:tc>
           <w:tcPr>
-            <w:tcW w:w="5712" w:type="dxa"/>
+            <w:tcW w:w="6550" w:type="dxa"/>
             <w:shd w:val="clear" w:color="auto" w:fill="FFFFFF"/>
             <w:vAlign w:val="center"/>
           </w:tcPr>
@@ -3210,7 +3197,7 @@
         </w:tc>
         <w:tc>
           <w:tcPr>
-            <w:tcW w:w="4454" w:type="dxa"/>
+            <w:tcW w:w="3616" w:type="dxa"/>
             <w:shd w:val="clear" w:color="auto" w:fill="FFFFFF"/>
             <w:vAlign w:val="center"/>
           </w:tcPr>
@@ -3231,7 +3218,7 @@
         </w:trPr>
         <w:tc>
           <w:tcPr>
-            <w:tcW w:w="5712" w:type="dxa"/>
+            <w:tcW w:w="6550" w:type="dxa"/>
             <w:shd w:val="clear" w:color="auto" w:fill="F4F0E8"/>
             <w:vAlign w:val="center"/>
           </w:tcPr>
@@ -3246,7 +3233,7 @@
         </w:tc>
         <w:tc>
           <w:tcPr>
-            <w:tcW w:w="4454" w:type="dxa"/>
+            <w:tcW w:w="3616" w:type="dxa"/>
             <w:shd w:val="clear" w:color="auto" w:fill="F4F0E8"/>
             <w:vAlign w:val="center"/>
           </w:tcPr>
@@ -3270,13 +3257,16 @@
       <w:pPr>
         <w:pStyle w:val="Heading1"/>
       </w:pPr>
-      <w:bookmarkStart w:id="5" w:name="_Toc236851209"/>
+      <w:bookmarkStart w:id="5" w:name="_Toc236852678"/>
       <w:r>
         <w:t>6. Analytical Results</w:t>
       </w:r>
       <w:bookmarkEnd w:id="5"/>
     </w:p>
     <w:p>
+      <w:pPr>
+        <w:keepNext/>
+      </w:pPr>
       <w:r>
         <w:t>The analysis combined descriptive statistics, aging, cycle-time analysis, Pareto comparisons, workflow-stage duration, project-level transparent risk scoring, correlation tests, and exploratory classification.</w:t>
       </w:r>
@@ -3291,8 +3281,8 @@
           <w:noProof/>
         </w:rPr>
         <w:drawing>
-          <wp:inline distT="0" distB="0" distL="0" distR="0" wp14:anchorId="362EBA5A" wp14:editId="39AFCFF5">
-            <wp:extent cx="6455410" cy="3832900"/>
+          <wp:inline distT="0" distB="0" distL="0" distR="0" wp14:anchorId="0795D50A" wp14:editId="1A1A97B5">
+            <wp:extent cx="5938977" cy="3526268"/>
             <wp:effectExtent l="0" t="0" r="0" b="0"/>
             <wp:docPr id="6" name="Picture 6"/>
             <wp:cNvGraphicFramePr>
@@ -3314,7 +3304,7 @@
                   <pic:spPr>
                     <a:xfrm>
                       <a:off x="0" y="0"/>
-                      <a:ext cx="6455410" cy="3832900"/>
+                      <a:ext cx="5938977" cy="3526268"/>
                     </a:xfrm>
                     <a:prstGeom prst="rect">
                       <a:avLst/>
@@ -3346,7 +3336,7 @@
         <w:pStyle w:val="Heading1"/>
         <w:pageBreakBefore/>
       </w:pPr>
-      <w:bookmarkStart w:id="6" w:name="_Toc236851210"/>
+      <w:bookmarkStart w:id="6" w:name="_Toc236852679"/>
       <w:r>
         <w:lastRenderedPageBreak/>
         <w:t>7. RFI Performance</w:t>
@@ -3375,11 +3365,11 @@
         <w:tblLook w:val="04A0" w:firstRow="1" w:lastRow="0" w:firstColumn="1" w:lastColumn="0" w:noHBand="0" w:noVBand="1"/>
       </w:tblPr>
       <w:tblGrid>
-        <w:gridCol w:w="3269"/>
-        <w:gridCol w:w="1254"/>
-        <w:gridCol w:w="1881"/>
-        <w:gridCol w:w="1463"/>
-        <w:gridCol w:w="2299"/>
+        <w:gridCol w:w="3719"/>
+        <w:gridCol w:w="674"/>
+        <w:gridCol w:w="2181"/>
+        <w:gridCol w:w="962"/>
+        <w:gridCol w:w="2630"/>
       </w:tblGrid>
       <w:tr>
         <w:trPr>
@@ -3389,7 +3379,7 @@
         </w:trPr>
         <w:tc>
           <w:tcPr>
-            <w:tcW w:w="3269" w:type="dxa"/>
+            <w:tcW w:w="3719" w:type="dxa"/>
             <w:shd w:val="clear" w:color="auto" w:fill="02000B"/>
             <w:vAlign w:val="center"/>
           </w:tcPr>
@@ -3406,7 +3396,7 @@
         </w:tc>
         <w:tc>
           <w:tcPr>
-            <w:tcW w:w="1254" w:type="dxa"/>
+            <w:tcW w:w="674" w:type="dxa"/>
             <w:shd w:val="clear" w:color="auto" w:fill="02000B"/>
             <w:vAlign w:val="center"/>
           </w:tcPr>
@@ -3423,7 +3413,7 @@
         </w:tc>
         <w:tc>
           <w:tcPr>
-            <w:tcW w:w="1881" w:type="dxa"/>
+            <w:tcW w:w="2181" w:type="dxa"/>
             <w:shd w:val="clear" w:color="auto" w:fill="02000B"/>
             <w:vAlign w:val="center"/>
           </w:tcPr>
@@ -3440,7 +3430,7 @@
         </w:tc>
         <w:tc>
           <w:tcPr>
-            <w:tcW w:w="1463" w:type="dxa"/>
+            <w:tcW w:w="962" w:type="dxa"/>
             <w:shd w:val="clear" w:color="auto" w:fill="02000B"/>
             <w:vAlign w:val="center"/>
           </w:tcPr>
@@ -3457,7 +3447,7 @@
         </w:tc>
         <w:tc>
           <w:tcPr>
-            <w:tcW w:w="2299" w:type="dxa"/>
+            <w:tcW w:w="2630" w:type="dxa"/>
             <w:shd w:val="clear" w:color="auto" w:fill="02000B"/>
             <w:vAlign w:val="center"/>
           </w:tcPr>
@@ -3480,7 +3470,7 @@
         </w:trPr>
         <w:tc>
           <w:tcPr>
-            <w:tcW w:w="3269" w:type="dxa"/>
+            <w:tcW w:w="3719" w:type="dxa"/>
             <w:shd w:val="clear" w:color="auto" w:fill="FFFFFF"/>
             <w:vAlign w:val="center"/>
           </w:tcPr>
@@ -3495,7 +3485,7 @@
         </w:tc>
         <w:tc>
           <w:tcPr>
-            <w:tcW w:w="1254" w:type="dxa"/>
+            <w:tcW w:w="674" w:type="dxa"/>
             <w:shd w:val="clear" w:color="auto" w:fill="FFFFFF"/>
             <w:vAlign w:val="center"/>
           </w:tcPr>
@@ -3510,7 +3500,7 @@
         </w:tc>
         <w:tc>
           <w:tcPr>
-            <w:tcW w:w="1881" w:type="dxa"/>
+            <w:tcW w:w="2181" w:type="dxa"/>
             <w:shd w:val="clear" w:color="auto" w:fill="FFFFFF"/>
             <w:vAlign w:val="center"/>
           </w:tcPr>
@@ -3525,7 +3515,7 @@
         </w:tc>
         <w:tc>
           <w:tcPr>
-            <w:tcW w:w="1463" w:type="dxa"/>
+            <w:tcW w:w="962" w:type="dxa"/>
             <w:shd w:val="clear" w:color="auto" w:fill="FFFFFF"/>
             <w:vAlign w:val="center"/>
           </w:tcPr>
@@ -3540,7 +3530,7 @@
         </w:tc>
         <w:tc>
           <w:tcPr>
-            <w:tcW w:w="2299" w:type="dxa"/>
+            <w:tcW w:w="2630" w:type="dxa"/>
             <w:shd w:val="clear" w:color="auto" w:fill="FFFFFF"/>
             <w:vAlign w:val="center"/>
           </w:tcPr>
@@ -3561,7 +3551,7 @@
         </w:trPr>
         <w:tc>
           <w:tcPr>
-            <w:tcW w:w="3269" w:type="dxa"/>
+            <w:tcW w:w="3719" w:type="dxa"/>
             <w:shd w:val="clear" w:color="auto" w:fill="F4F0E8"/>
             <w:vAlign w:val="center"/>
           </w:tcPr>
@@ -3576,7 +3566,7 @@
         </w:tc>
         <w:tc>
           <w:tcPr>
-            <w:tcW w:w="1254" w:type="dxa"/>
+            <w:tcW w:w="674" w:type="dxa"/>
             <w:shd w:val="clear" w:color="auto" w:fill="F4F0E8"/>
             <w:vAlign w:val="center"/>
           </w:tcPr>
@@ -3591,7 +3581,7 @@
         </w:tc>
         <w:tc>
           <w:tcPr>
-            <w:tcW w:w="1881" w:type="dxa"/>
+            <w:tcW w:w="2181" w:type="dxa"/>
             <w:shd w:val="clear" w:color="auto" w:fill="F4F0E8"/>
             <w:vAlign w:val="center"/>
           </w:tcPr>
@@ -3606,7 +3596,7 @@
         </w:tc>
         <w:tc>
           <w:tcPr>
-            <w:tcW w:w="1463" w:type="dxa"/>
+            <w:tcW w:w="962" w:type="dxa"/>
             <w:shd w:val="clear" w:color="auto" w:fill="F4F0E8"/>
             <w:vAlign w:val="center"/>
           </w:tcPr>
@@ -3621,7 +3611,7 @@
         </w:tc>
         <w:tc>
           <w:tcPr>
-            <w:tcW w:w="2299" w:type="dxa"/>
+            <w:tcW w:w="2630" w:type="dxa"/>
             <w:shd w:val="clear" w:color="auto" w:fill="F4F0E8"/>
             <w:vAlign w:val="center"/>
           </w:tcPr>
@@ -3642,7 +3632,7 @@
         </w:trPr>
         <w:tc>
           <w:tcPr>
-            <w:tcW w:w="3269" w:type="dxa"/>
+            <w:tcW w:w="3719" w:type="dxa"/>
             <w:shd w:val="clear" w:color="auto" w:fill="FFFFFF"/>
             <w:vAlign w:val="center"/>
           </w:tcPr>
@@ -3657,7 +3647,7 @@
         </w:tc>
         <w:tc>
           <w:tcPr>
-            <w:tcW w:w="1254" w:type="dxa"/>
+            <w:tcW w:w="674" w:type="dxa"/>
             <w:shd w:val="clear" w:color="auto" w:fill="FFFFFF"/>
             <w:vAlign w:val="center"/>
           </w:tcPr>
@@ -3672,7 +3662,7 @@
         </w:tc>
         <w:tc>
           <w:tcPr>
-            <w:tcW w:w="1881" w:type="dxa"/>
+            <w:tcW w:w="2181" w:type="dxa"/>
             <w:shd w:val="clear" w:color="auto" w:fill="FFFFFF"/>
             <w:vAlign w:val="center"/>
           </w:tcPr>
@@ -3687,7 +3677,7 @@
         </w:tc>
         <w:tc>
           <w:tcPr>
-            <w:tcW w:w="1463" w:type="dxa"/>
+            <w:tcW w:w="962" w:type="dxa"/>
             <w:shd w:val="clear" w:color="auto" w:fill="FFFFFF"/>
             <w:vAlign w:val="center"/>
           </w:tcPr>
@@ -3702,7 +3692,7 @@
         </w:tc>
         <w:tc>
           <w:tcPr>
-            <w:tcW w:w="2299" w:type="dxa"/>
+            <w:tcW w:w="2630" w:type="dxa"/>
             <w:shd w:val="clear" w:color="auto" w:fill="FFFFFF"/>
             <w:vAlign w:val="center"/>
           </w:tcPr>
@@ -3723,7 +3713,7 @@
         </w:trPr>
         <w:tc>
           <w:tcPr>
-            <w:tcW w:w="3269" w:type="dxa"/>
+            <w:tcW w:w="3719" w:type="dxa"/>
             <w:shd w:val="clear" w:color="auto" w:fill="F4F0E8"/>
             <w:vAlign w:val="center"/>
           </w:tcPr>
@@ -3738,7 +3728,7 @@
         </w:tc>
         <w:tc>
           <w:tcPr>
-            <w:tcW w:w="1254" w:type="dxa"/>
+            <w:tcW w:w="674" w:type="dxa"/>
             <w:shd w:val="clear" w:color="auto" w:fill="F4F0E8"/>
             <w:vAlign w:val="center"/>
           </w:tcPr>
@@ -3753,7 +3743,7 @@
         </w:tc>
         <w:tc>
           <w:tcPr>
-            <w:tcW w:w="1881" w:type="dxa"/>
+            <w:tcW w:w="2181" w:type="dxa"/>
             <w:shd w:val="clear" w:color="auto" w:fill="F4F0E8"/>
             <w:vAlign w:val="center"/>
           </w:tcPr>
@@ -3768,7 +3758,7 @@
         </w:tc>
         <w:tc>
           <w:tcPr>
-            <w:tcW w:w="1463" w:type="dxa"/>
+            <w:tcW w:w="962" w:type="dxa"/>
             <w:shd w:val="clear" w:color="auto" w:fill="F4F0E8"/>
             <w:vAlign w:val="center"/>
           </w:tcPr>
@@ -3783,7 +3773,7 @@
         </w:tc>
         <w:tc>
           <w:tcPr>
-            <w:tcW w:w="2299" w:type="dxa"/>
+            <w:tcW w:w="2630" w:type="dxa"/>
             <w:shd w:val="clear" w:color="auto" w:fill="F4F0E8"/>
             <w:vAlign w:val="center"/>
           </w:tcPr>
@@ -3804,7 +3794,7 @@
         </w:trPr>
         <w:tc>
           <w:tcPr>
-            <w:tcW w:w="3269" w:type="dxa"/>
+            <w:tcW w:w="3719" w:type="dxa"/>
             <w:shd w:val="clear" w:color="auto" w:fill="FFFFFF"/>
             <w:vAlign w:val="center"/>
           </w:tcPr>
@@ -3819,7 +3809,7 @@
         </w:tc>
         <w:tc>
           <w:tcPr>
-            <w:tcW w:w="1254" w:type="dxa"/>
+            <w:tcW w:w="674" w:type="dxa"/>
             <w:shd w:val="clear" w:color="auto" w:fill="FFFFFF"/>
             <w:vAlign w:val="center"/>
           </w:tcPr>
@@ -3834,7 +3824,7 @@
         </w:tc>
         <w:tc>
           <w:tcPr>
-            <w:tcW w:w="1881" w:type="dxa"/>
+            <w:tcW w:w="2181" w:type="dxa"/>
             <w:shd w:val="clear" w:color="auto" w:fill="FFFFFF"/>
             <w:vAlign w:val="center"/>
           </w:tcPr>
@@ -3849,7 +3839,7 @@
         </w:tc>
         <w:tc>
           <w:tcPr>
-            <w:tcW w:w="1463" w:type="dxa"/>
+            <w:tcW w:w="962" w:type="dxa"/>
             <w:shd w:val="clear" w:color="auto" w:fill="FFFFFF"/>
             <w:vAlign w:val="center"/>
           </w:tcPr>
@@ -3864,7 +3854,7 @@
         </w:tc>
         <w:tc>
           <w:tcPr>
-            <w:tcW w:w="2299" w:type="dxa"/>
+            <w:tcW w:w="2630" w:type="dxa"/>
             <w:shd w:val="clear" w:color="auto" w:fill="FFFFFF"/>
             <w:vAlign w:val="center"/>
           </w:tcPr>
@@ -3885,7 +3875,7 @@
         </w:trPr>
         <w:tc>
           <w:tcPr>
-            <w:tcW w:w="3269" w:type="dxa"/>
+            <w:tcW w:w="3719" w:type="dxa"/>
             <w:shd w:val="clear" w:color="auto" w:fill="F4F0E8"/>
             <w:vAlign w:val="center"/>
           </w:tcPr>
@@ -3900,7 +3890,7 @@
         </w:tc>
         <w:tc>
           <w:tcPr>
-            <w:tcW w:w="1254" w:type="dxa"/>
+            <w:tcW w:w="674" w:type="dxa"/>
             <w:shd w:val="clear" w:color="auto" w:fill="F4F0E8"/>
             <w:vAlign w:val="center"/>
           </w:tcPr>
@@ -3915,7 +3905,7 @@
         </w:tc>
         <w:tc>
           <w:tcPr>
-            <w:tcW w:w="1881" w:type="dxa"/>
+            <w:tcW w:w="2181" w:type="dxa"/>
             <w:shd w:val="clear" w:color="auto" w:fill="F4F0E8"/>
             <w:vAlign w:val="center"/>
           </w:tcPr>
@@ -3930,7 +3920,7 @@
         </w:tc>
         <w:tc>
           <w:tcPr>
-            <w:tcW w:w="1463" w:type="dxa"/>
+            <w:tcW w:w="962" w:type="dxa"/>
             <w:shd w:val="clear" w:color="auto" w:fill="F4F0E8"/>
             <w:vAlign w:val="center"/>
           </w:tcPr>
@@ -3945,7 +3935,7 @@
         </w:tc>
         <w:tc>
           <w:tcPr>
-            <w:tcW w:w="2299" w:type="dxa"/>
+            <w:tcW w:w="2630" w:type="dxa"/>
             <w:shd w:val="clear" w:color="auto" w:fill="F4F0E8"/>
             <w:vAlign w:val="center"/>
           </w:tcPr>
@@ -3969,7 +3959,7 @@
       <w:pPr>
         <w:pStyle w:val="Heading1"/>
       </w:pPr>
-      <w:bookmarkStart w:id="7" w:name="_Toc236851211"/>
+      <w:bookmarkStart w:id="7" w:name="_Toc236852680"/>
       <w:r>
         <w:t>8. Change Order and Commercial Exposure</w:t>
       </w:r>
@@ -3997,11 +3987,11 @@
         <w:tblLook w:val="04A0" w:firstRow="1" w:lastRow="0" w:firstColumn="1" w:lastColumn="0" w:noHBand="0" w:noVBand="1"/>
       </w:tblPr>
       <w:tblGrid>
-        <w:gridCol w:w="3663"/>
-        <w:gridCol w:w="796"/>
-        <w:gridCol w:w="1858"/>
-        <w:gridCol w:w="2123"/>
-        <w:gridCol w:w="1726"/>
+        <w:gridCol w:w="3731"/>
+        <w:gridCol w:w="770"/>
+        <w:gridCol w:w="1844"/>
+        <w:gridCol w:w="2106"/>
+        <w:gridCol w:w="1715"/>
       </w:tblGrid>
       <w:tr>
         <w:trPr>
@@ -4011,7 +4001,7 @@
         </w:trPr>
         <w:tc>
           <w:tcPr>
-            <w:tcW w:w="3663" w:type="dxa"/>
+            <w:tcW w:w="3731" w:type="dxa"/>
             <w:shd w:val="clear" w:color="auto" w:fill="02000B"/>
             <w:vAlign w:val="center"/>
           </w:tcPr>
@@ -4028,7 +4018,7 @@
         </w:tc>
         <w:tc>
           <w:tcPr>
-            <w:tcW w:w="796" w:type="dxa"/>
+            <w:tcW w:w="770" w:type="dxa"/>
             <w:shd w:val="clear" w:color="auto" w:fill="02000B"/>
             <w:vAlign w:val="center"/>
           </w:tcPr>
@@ -4045,7 +4035,7 @@
         </w:tc>
         <w:tc>
           <w:tcPr>
-            <w:tcW w:w="1858" w:type="dxa"/>
+            <w:tcW w:w="1844" w:type="dxa"/>
             <w:shd w:val="clear" w:color="auto" w:fill="02000B"/>
             <w:vAlign w:val="center"/>
           </w:tcPr>
@@ -4062,7 +4052,7 @@
         </w:tc>
         <w:tc>
           <w:tcPr>
-            <w:tcW w:w="2123" w:type="dxa"/>
+            <w:tcW w:w="2106" w:type="dxa"/>
             <w:shd w:val="clear" w:color="auto" w:fill="02000B"/>
             <w:vAlign w:val="center"/>
           </w:tcPr>
@@ -4079,7 +4069,7 @@
         </w:tc>
         <w:tc>
           <w:tcPr>
-            <w:tcW w:w="1726" w:type="dxa"/>
+            <w:tcW w:w="1715" w:type="dxa"/>
             <w:shd w:val="clear" w:color="auto" w:fill="02000B"/>
             <w:vAlign w:val="center"/>
           </w:tcPr>
@@ -4102,7 +4092,7 @@
         </w:trPr>
         <w:tc>
           <w:tcPr>
-            <w:tcW w:w="3663" w:type="dxa"/>
+            <w:tcW w:w="3731" w:type="dxa"/>
             <w:shd w:val="clear" w:color="auto" w:fill="FFFFFF"/>
             <w:vAlign w:val="center"/>
           </w:tcPr>
@@ -4117,7 +4107,7 @@
         </w:tc>
         <w:tc>
           <w:tcPr>
-            <w:tcW w:w="796" w:type="dxa"/>
+            <w:tcW w:w="770" w:type="dxa"/>
             <w:shd w:val="clear" w:color="auto" w:fill="FFFFFF"/>
             <w:vAlign w:val="center"/>
           </w:tcPr>
@@ -4132,7 +4122,7 @@
         </w:tc>
         <w:tc>
           <w:tcPr>
-            <w:tcW w:w="1858" w:type="dxa"/>
+            <w:tcW w:w="1844" w:type="dxa"/>
             <w:shd w:val="clear" w:color="auto" w:fill="FFFFFF"/>
             <w:vAlign w:val="center"/>
           </w:tcPr>
@@ -4147,7 +4137,7 @@
         </w:tc>
         <w:tc>
           <w:tcPr>
-            <w:tcW w:w="2123" w:type="dxa"/>
+            <w:tcW w:w="2106" w:type="dxa"/>
             <w:shd w:val="clear" w:color="auto" w:fill="FFFFFF"/>
             <w:vAlign w:val="center"/>
           </w:tcPr>
@@ -4162,7 +4152,7 @@
         </w:tc>
         <w:tc>
           <w:tcPr>
-            <w:tcW w:w="1726" w:type="dxa"/>
+            <w:tcW w:w="1715" w:type="dxa"/>
             <w:shd w:val="clear" w:color="auto" w:fill="FFFFFF"/>
             <w:vAlign w:val="center"/>
           </w:tcPr>
@@ -4183,7 +4173,7 @@
         </w:trPr>
         <w:tc>
           <w:tcPr>
-            <w:tcW w:w="3663" w:type="dxa"/>
+            <w:tcW w:w="3731" w:type="dxa"/>
             <w:shd w:val="clear" w:color="auto" w:fill="F4F0E8"/>
             <w:vAlign w:val="center"/>
           </w:tcPr>
@@ -4198,7 +4188,7 @@
         </w:tc>
         <w:tc>
           <w:tcPr>
-            <w:tcW w:w="796" w:type="dxa"/>
+            <w:tcW w:w="770" w:type="dxa"/>
             <w:shd w:val="clear" w:color="auto" w:fill="F4F0E8"/>
             <w:vAlign w:val="center"/>
           </w:tcPr>
@@ -4213,7 +4203,7 @@
         </w:tc>
         <w:tc>
           <w:tcPr>
-            <w:tcW w:w="1858" w:type="dxa"/>
+            <w:tcW w:w="1844" w:type="dxa"/>
             <w:shd w:val="clear" w:color="auto" w:fill="F4F0E8"/>
             <w:vAlign w:val="center"/>
           </w:tcPr>
@@ -4228,7 +4218,7 @@
         </w:tc>
         <w:tc>
           <w:tcPr>
-            <w:tcW w:w="2123" w:type="dxa"/>
+            <w:tcW w:w="2106" w:type="dxa"/>
             <w:shd w:val="clear" w:color="auto" w:fill="F4F0E8"/>
             <w:vAlign w:val="center"/>
           </w:tcPr>
@@ -4243,7 +4233,7 @@
         </w:tc>
         <w:tc>
           <w:tcPr>
-            <w:tcW w:w="1726" w:type="dxa"/>
+            <w:tcW w:w="1715" w:type="dxa"/>
             <w:shd w:val="clear" w:color="auto" w:fill="F4F0E8"/>
             <w:vAlign w:val="center"/>
           </w:tcPr>
@@ -4264,7 +4254,7 @@
         </w:trPr>
         <w:tc>
           <w:tcPr>
-            <w:tcW w:w="3663" w:type="dxa"/>
+            <w:tcW w:w="3731" w:type="dxa"/>
             <w:shd w:val="clear" w:color="auto" w:fill="FFFFFF"/>
             <w:vAlign w:val="center"/>
           </w:tcPr>
@@ -4279,7 +4269,7 @@
         </w:tc>
         <w:tc>
           <w:tcPr>
-            <w:tcW w:w="796" w:type="dxa"/>
+            <w:tcW w:w="770" w:type="dxa"/>
             <w:shd w:val="clear" w:color="auto" w:fill="FFFFFF"/>
             <w:vAlign w:val="center"/>
           </w:tcPr>
@@ -4294,7 +4284,7 @@
         </w:tc>
         <w:tc>
           <w:tcPr>
-            <w:tcW w:w="1858" w:type="dxa"/>
+            <w:tcW w:w="1844" w:type="dxa"/>
             <w:shd w:val="clear" w:color="auto" w:fill="FFFFFF"/>
             <w:vAlign w:val="center"/>
           </w:tcPr>
@@ -4309,7 +4299,7 @@
         </w:tc>
         <w:tc>
           <w:tcPr>
-            <w:tcW w:w="2123" w:type="dxa"/>
+            <w:tcW w:w="2106" w:type="dxa"/>
             <w:shd w:val="clear" w:color="auto" w:fill="FFFFFF"/>
             <w:vAlign w:val="center"/>
           </w:tcPr>
@@ -4324,7 +4314,7 @@
         </w:tc>
         <w:tc>
           <w:tcPr>
-            <w:tcW w:w="1726" w:type="dxa"/>
+            <w:tcW w:w="1715" w:type="dxa"/>
             <w:shd w:val="clear" w:color="auto" w:fill="FFFFFF"/>
             <w:vAlign w:val="center"/>
           </w:tcPr>
@@ -4345,7 +4335,7 @@
         </w:trPr>
         <w:tc>
           <w:tcPr>
-            <w:tcW w:w="3663" w:type="dxa"/>
+            <w:tcW w:w="3731" w:type="dxa"/>
             <w:shd w:val="clear" w:color="auto" w:fill="F4F0E8"/>
             <w:vAlign w:val="center"/>
           </w:tcPr>
@@ -4360,7 +4350,7 @@
         </w:tc>
         <w:tc>
           <w:tcPr>
-            <w:tcW w:w="796" w:type="dxa"/>
+            <w:tcW w:w="770" w:type="dxa"/>
             <w:shd w:val="clear" w:color="auto" w:fill="F4F0E8"/>
             <w:vAlign w:val="center"/>
           </w:tcPr>
@@ -4375,7 +4365,7 @@
         </w:tc>
         <w:tc>
           <w:tcPr>
-            <w:tcW w:w="1858" w:type="dxa"/>
+            <w:tcW w:w="1844" w:type="dxa"/>
             <w:shd w:val="clear" w:color="auto" w:fill="F4F0E8"/>
             <w:vAlign w:val="center"/>
           </w:tcPr>
@@ -4390,7 +4380,7 @@
         </w:tc>
         <w:tc>
           <w:tcPr>
-            <w:tcW w:w="2123" w:type="dxa"/>
+            <w:tcW w:w="2106" w:type="dxa"/>
             <w:shd w:val="clear" w:color="auto" w:fill="F4F0E8"/>
             <w:vAlign w:val="center"/>
           </w:tcPr>
@@ -4405,7 +4395,7 @@
         </w:tc>
         <w:tc>
           <w:tcPr>
-            <w:tcW w:w="1726" w:type="dxa"/>
+            <w:tcW w:w="1715" w:type="dxa"/>
             <w:shd w:val="clear" w:color="auto" w:fill="F4F0E8"/>
             <w:vAlign w:val="center"/>
           </w:tcPr>
@@ -4426,7 +4416,7 @@
         </w:trPr>
         <w:tc>
           <w:tcPr>
-            <w:tcW w:w="3663" w:type="dxa"/>
+            <w:tcW w:w="3731" w:type="dxa"/>
             <w:shd w:val="clear" w:color="auto" w:fill="FFFFFF"/>
             <w:vAlign w:val="center"/>
           </w:tcPr>
@@ -4441,7 +4431,7 @@
         </w:tc>
         <w:tc>
           <w:tcPr>
-            <w:tcW w:w="796" w:type="dxa"/>
+            <w:tcW w:w="770" w:type="dxa"/>
             <w:shd w:val="clear" w:color="auto" w:fill="FFFFFF"/>
             <w:vAlign w:val="center"/>
           </w:tcPr>
@@ -4456,7 +4446,7 @@
         </w:tc>
         <w:tc>
           <w:tcPr>
-            <w:tcW w:w="1858" w:type="dxa"/>
+            <w:tcW w:w="1844" w:type="dxa"/>
             <w:shd w:val="clear" w:color="auto" w:fill="FFFFFF"/>
             <w:vAlign w:val="center"/>
           </w:tcPr>
@@ -4471,7 +4461,7 @@
         </w:tc>
         <w:tc>
           <w:tcPr>
-            <w:tcW w:w="2123" w:type="dxa"/>
+            <w:tcW w:w="2106" w:type="dxa"/>
             <w:shd w:val="clear" w:color="auto" w:fill="FFFFFF"/>
             <w:vAlign w:val="center"/>
           </w:tcPr>
@@ -4486,7 +4476,7 @@
         </w:tc>
         <w:tc>
           <w:tcPr>
-            <w:tcW w:w="1726" w:type="dxa"/>
+            <w:tcW w:w="1715" w:type="dxa"/>
             <w:shd w:val="clear" w:color="auto" w:fill="FFFFFF"/>
             <w:vAlign w:val="center"/>
           </w:tcPr>
@@ -4507,7 +4497,7 @@
         </w:trPr>
         <w:tc>
           <w:tcPr>
-            <w:tcW w:w="3663" w:type="dxa"/>
+            <w:tcW w:w="3731" w:type="dxa"/>
             <w:shd w:val="clear" w:color="auto" w:fill="F4F0E8"/>
             <w:vAlign w:val="center"/>
           </w:tcPr>
@@ -4522,7 +4512,7 @@
         </w:tc>
         <w:tc>
           <w:tcPr>
-            <w:tcW w:w="796" w:type="dxa"/>
+            <w:tcW w:w="770" w:type="dxa"/>
             <w:shd w:val="clear" w:color="auto" w:fill="F4F0E8"/>
             <w:vAlign w:val="center"/>
           </w:tcPr>
@@ -4537,7 +4527,7 @@
         </w:tc>
         <w:tc>
           <w:tcPr>
-            <w:tcW w:w="1858" w:type="dxa"/>
+            <w:tcW w:w="1844" w:type="dxa"/>
             <w:shd w:val="clear" w:color="auto" w:fill="F4F0E8"/>
             <w:vAlign w:val="center"/>
           </w:tcPr>
@@ -4552,7 +4542,7 @@
         </w:tc>
         <w:tc>
           <w:tcPr>
-            <w:tcW w:w="2123" w:type="dxa"/>
+            <w:tcW w:w="2106" w:type="dxa"/>
             <w:shd w:val="clear" w:color="auto" w:fill="F4F0E8"/>
             <w:vAlign w:val="center"/>
           </w:tcPr>
@@ -4567,7 +4557,7 @@
         </w:tc>
         <w:tc>
           <w:tcPr>
-            <w:tcW w:w="1726" w:type="dxa"/>
+            <w:tcW w:w="1715" w:type="dxa"/>
             <w:shd w:val="clear" w:color="auto" w:fill="F4F0E8"/>
             <w:vAlign w:val="center"/>
           </w:tcPr>
@@ -4586,7 +4576,7 @@
       <w:pPr>
         <w:pStyle w:val="Heading1"/>
       </w:pPr>
-      <w:bookmarkStart w:id="8" w:name="_Toc236851212"/>
+      <w:bookmarkStart w:id="8" w:name="_Toc236852681"/>
       <w:r>
         <w:t>9. Workflow Bottlenecks</w:t>
       </w:r>
@@ -4614,11 +4604,11 @@
         <w:tblLook w:val="04A0" w:firstRow="1" w:lastRow="0" w:firstColumn="1" w:lastColumn="0" w:noHBand="0" w:noVBand="1"/>
       </w:tblPr>
       <w:tblGrid>
-        <w:gridCol w:w="1330"/>
-        <w:gridCol w:w="2883"/>
-        <w:gridCol w:w="2217"/>
-        <w:gridCol w:w="1808"/>
-        <w:gridCol w:w="1928"/>
+        <w:gridCol w:w="1466"/>
+        <w:gridCol w:w="2838"/>
+        <w:gridCol w:w="2234"/>
+        <w:gridCol w:w="1770"/>
+        <w:gridCol w:w="1858"/>
       </w:tblGrid>
       <w:tr>
         <w:trPr>
@@ -4628,7 +4618,7 @@
         </w:trPr>
         <w:tc>
           <w:tcPr>
-            <w:tcW w:w="1330" w:type="dxa"/>
+            <w:tcW w:w="1466" w:type="dxa"/>
             <w:shd w:val="clear" w:color="auto" w:fill="02000B"/>
             <w:vAlign w:val="center"/>
           </w:tcPr>
@@ -4645,7 +4635,7 @@
         </w:tc>
         <w:tc>
           <w:tcPr>
-            <w:tcW w:w="2883" w:type="dxa"/>
+            <w:tcW w:w="2838" w:type="dxa"/>
             <w:shd w:val="clear" w:color="auto" w:fill="02000B"/>
             <w:vAlign w:val="center"/>
           </w:tcPr>
@@ -4662,7 +4652,7 @@
         </w:tc>
         <w:tc>
           <w:tcPr>
-            <w:tcW w:w="2217" w:type="dxa"/>
+            <w:tcW w:w="2234" w:type="dxa"/>
             <w:shd w:val="clear" w:color="auto" w:fill="02000B"/>
             <w:vAlign w:val="center"/>
           </w:tcPr>
@@ -4679,7 +4669,7 @@
         </w:tc>
         <w:tc>
           <w:tcPr>
-            <w:tcW w:w="1808" w:type="dxa"/>
+            <w:tcW w:w="1770" w:type="dxa"/>
             <w:shd w:val="clear" w:color="auto" w:fill="02000B"/>
             <w:vAlign w:val="center"/>
           </w:tcPr>
@@ -4696,7 +4686,7 @@
         </w:tc>
         <w:tc>
           <w:tcPr>
-            <w:tcW w:w="1928" w:type="dxa"/>
+            <w:tcW w:w="1858" w:type="dxa"/>
             <w:shd w:val="clear" w:color="auto" w:fill="02000B"/>
             <w:vAlign w:val="center"/>
           </w:tcPr>
@@ -4719,7 +4709,7 @@
         </w:trPr>
         <w:tc>
           <w:tcPr>
-            <w:tcW w:w="1330" w:type="dxa"/>
+            <w:tcW w:w="1466" w:type="dxa"/>
             <w:shd w:val="clear" w:color="auto" w:fill="FFFFFF"/>
             <w:vAlign w:val="center"/>
           </w:tcPr>
@@ -4735,7 +4725,7 @@
         </w:tc>
         <w:tc>
           <w:tcPr>
-            <w:tcW w:w="2883" w:type="dxa"/>
+            <w:tcW w:w="2838" w:type="dxa"/>
             <w:shd w:val="clear" w:color="auto" w:fill="FFFFFF"/>
             <w:vAlign w:val="center"/>
           </w:tcPr>
@@ -4750,7 +4740,7 @@
         </w:tc>
         <w:tc>
           <w:tcPr>
-            <w:tcW w:w="2217" w:type="dxa"/>
+            <w:tcW w:w="2234" w:type="dxa"/>
             <w:shd w:val="clear" w:color="auto" w:fill="FFFFFF"/>
             <w:vAlign w:val="center"/>
           </w:tcPr>
@@ -4765,7 +4755,7 @@
         </w:tc>
         <w:tc>
           <w:tcPr>
-            <w:tcW w:w="1808" w:type="dxa"/>
+            <w:tcW w:w="1770" w:type="dxa"/>
             <w:shd w:val="clear" w:color="auto" w:fill="FFFFFF"/>
             <w:vAlign w:val="center"/>
           </w:tcPr>
@@ -4780,7 +4770,7 @@
         </w:tc>
         <w:tc>
           <w:tcPr>
-            <w:tcW w:w="1928" w:type="dxa"/>
+            <w:tcW w:w="1858" w:type="dxa"/>
             <w:shd w:val="clear" w:color="auto" w:fill="FFFFFF"/>
             <w:vAlign w:val="center"/>
           </w:tcPr>
@@ -4801,7 +4791,7 @@
         </w:trPr>
         <w:tc>
           <w:tcPr>
-            <w:tcW w:w="1330" w:type="dxa"/>
+            <w:tcW w:w="1466" w:type="dxa"/>
             <w:shd w:val="clear" w:color="auto" w:fill="F4F0E8"/>
             <w:vAlign w:val="center"/>
           </w:tcPr>
@@ -4816,7 +4806,7 @@
         </w:tc>
         <w:tc>
           <w:tcPr>
-            <w:tcW w:w="2883" w:type="dxa"/>
+            <w:tcW w:w="2838" w:type="dxa"/>
             <w:shd w:val="clear" w:color="auto" w:fill="F4F0E8"/>
             <w:vAlign w:val="center"/>
           </w:tcPr>
@@ -4831,7 +4821,7 @@
         </w:tc>
         <w:tc>
           <w:tcPr>
-            <w:tcW w:w="2217" w:type="dxa"/>
+            <w:tcW w:w="2234" w:type="dxa"/>
             <w:shd w:val="clear" w:color="auto" w:fill="F4F0E8"/>
             <w:vAlign w:val="center"/>
           </w:tcPr>
@@ -4846,7 +4836,7 @@
         </w:tc>
         <w:tc>
           <w:tcPr>
-            <w:tcW w:w="1808" w:type="dxa"/>
+            <w:tcW w:w="1770" w:type="dxa"/>
             <w:shd w:val="clear" w:color="auto" w:fill="F4F0E8"/>
             <w:vAlign w:val="center"/>
           </w:tcPr>
@@ -4861,7 +4851,7 @@
         </w:tc>
         <w:tc>
           <w:tcPr>
-            <w:tcW w:w="1928" w:type="dxa"/>
+            <w:tcW w:w="1858" w:type="dxa"/>
             <w:shd w:val="clear" w:color="auto" w:fill="F4F0E8"/>
             <w:vAlign w:val="center"/>
           </w:tcPr>
@@ -4882,7 +4872,7 @@
         </w:trPr>
         <w:tc>
           <w:tcPr>
-            <w:tcW w:w="1330" w:type="dxa"/>
+            <w:tcW w:w="1466" w:type="dxa"/>
             <w:shd w:val="clear" w:color="auto" w:fill="FFFFFF"/>
             <w:vAlign w:val="center"/>
           </w:tcPr>
@@ -4897,7 +4887,7 @@
         </w:tc>
         <w:tc>
           <w:tcPr>
-            <w:tcW w:w="2883" w:type="dxa"/>
+            <w:tcW w:w="2838" w:type="dxa"/>
             <w:shd w:val="clear" w:color="auto" w:fill="FFFFFF"/>
             <w:vAlign w:val="center"/>
           </w:tcPr>
@@ -4912,7 +4902,7 @@
         </w:tc>
         <w:tc>
           <w:tcPr>
-            <w:tcW w:w="2217" w:type="dxa"/>
+            <w:tcW w:w="2234" w:type="dxa"/>
             <w:shd w:val="clear" w:color="auto" w:fill="FFFFFF"/>
             <w:vAlign w:val="center"/>
           </w:tcPr>
@@ -4927,7 +4917,7 @@
         </w:tc>
         <w:tc>
           <w:tcPr>
-            <w:tcW w:w="1808" w:type="dxa"/>
+            <w:tcW w:w="1770" w:type="dxa"/>
             <w:shd w:val="clear" w:color="auto" w:fill="FFFFFF"/>
             <w:vAlign w:val="center"/>
           </w:tcPr>
@@ -4942,7 +4932,7 @@
         </w:tc>
         <w:tc>
           <w:tcPr>
-            <w:tcW w:w="1928" w:type="dxa"/>
+            <w:tcW w:w="1858" w:type="dxa"/>
             <w:shd w:val="clear" w:color="auto" w:fill="FFFFFF"/>
             <w:vAlign w:val="center"/>
           </w:tcPr>
@@ -4963,7 +4953,7 @@
         </w:trPr>
         <w:tc>
           <w:tcPr>
-            <w:tcW w:w="1330" w:type="dxa"/>
+            <w:tcW w:w="1466" w:type="dxa"/>
             <w:shd w:val="clear" w:color="auto" w:fill="F4F0E8"/>
             <w:vAlign w:val="center"/>
           </w:tcPr>
@@ -4978,7 +4968,7 @@
         </w:tc>
         <w:tc>
           <w:tcPr>
-            <w:tcW w:w="2883" w:type="dxa"/>
+            <w:tcW w:w="2838" w:type="dxa"/>
             <w:shd w:val="clear" w:color="auto" w:fill="F4F0E8"/>
             <w:vAlign w:val="center"/>
           </w:tcPr>
@@ -4993,7 +4983,7 @@
         </w:tc>
         <w:tc>
           <w:tcPr>
-            <w:tcW w:w="2217" w:type="dxa"/>
+            <w:tcW w:w="2234" w:type="dxa"/>
             <w:shd w:val="clear" w:color="auto" w:fill="F4F0E8"/>
             <w:vAlign w:val="center"/>
           </w:tcPr>
@@ -5008,7 +4998,7 @@
         </w:tc>
         <w:tc>
           <w:tcPr>
-            <w:tcW w:w="1808" w:type="dxa"/>
+            <w:tcW w:w="1770" w:type="dxa"/>
             <w:shd w:val="clear" w:color="auto" w:fill="F4F0E8"/>
             <w:vAlign w:val="center"/>
           </w:tcPr>
@@ -5023,7 +5013,7 @@
         </w:tc>
         <w:tc>
           <w:tcPr>
-            <w:tcW w:w="1928" w:type="dxa"/>
+            <w:tcW w:w="1858" w:type="dxa"/>
             <w:shd w:val="clear" w:color="auto" w:fill="F4F0E8"/>
             <w:vAlign w:val="center"/>
           </w:tcPr>
@@ -5044,7 +5034,7 @@
         </w:trPr>
         <w:tc>
           <w:tcPr>
-            <w:tcW w:w="1330" w:type="dxa"/>
+            <w:tcW w:w="1466" w:type="dxa"/>
             <w:shd w:val="clear" w:color="auto" w:fill="FFFFFF"/>
             <w:vAlign w:val="center"/>
           </w:tcPr>
@@ -5059,7 +5049,7 @@
         </w:tc>
         <w:tc>
           <w:tcPr>
-            <w:tcW w:w="2883" w:type="dxa"/>
+            <w:tcW w:w="2838" w:type="dxa"/>
             <w:shd w:val="clear" w:color="auto" w:fill="FFFFFF"/>
             <w:vAlign w:val="center"/>
           </w:tcPr>
@@ -5074,7 +5064,7 @@
         </w:tc>
         <w:tc>
           <w:tcPr>
-            <w:tcW w:w="2217" w:type="dxa"/>
+            <w:tcW w:w="2234" w:type="dxa"/>
             <w:shd w:val="clear" w:color="auto" w:fill="FFFFFF"/>
             <w:vAlign w:val="center"/>
           </w:tcPr>
@@ -5089,7 +5079,7 @@
         </w:tc>
         <w:tc>
           <w:tcPr>
-            <w:tcW w:w="1808" w:type="dxa"/>
+            <w:tcW w:w="1770" w:type="dxa"/>
             <w:shd w:val="clear" w:color="auto" w:fill="FFFFFF"/>
             <w:vAlign w:val="center"/>
           </w:tcPr>
@@ -5104,7 +5094,7 @@
         </w:tc>
         <w:tc>
           <w:tcPr>
-            <w:tcW w:w="1928" w:type="dxa"/>
+            <w:tcW w:w="1858" w:type="dxa"/>
             <w:shd w:val="clear" w:color="auto" w:fill="FFFFFF"/>
             <w:vAlign w:val="center"/>
           </w:tcPr>
@@ -5125,7 +5115,7 @@
         </w:trPr>
         <w:tc>
           <w:tcPr>
-            <w:tcW w:w="1330" w:type="dxa"/>
+            <w:tcW w:w="1466" w:type="dxa"/>
             <w:shd w:val="clear" w:color="auto" w:fill="F4F0E8"/>
             <w:vAlign w:val="center"/>
           </w:tcPr>
@@ -5140,7 +5130,7 @@
         </w:tc>
         <w:tc>
           <w:tcPr>
-            <w:tcW w:w="2883" w:type="dxa"/>
+            <w:tcW w:w="2838" w:type="dxa"/>
             <w:shd w:val="clear" w:color="auto" w:fill="F4F0E8"/>
             <w:vAlign w:val="center"/>
           </w:tcPr>
@@ -5155,7 +5145,7 @@
         </w:tc>
         <w:tc>
           <w:tcPr>
-            <w:tcW w:w="2217" w:type="dxa"/>
+            <w:tcW w:w="2234" w:type="dxa"/>
             <w:shd w:val="clear" w:color="auto" w:fill="F4F0E8"/>
             <w:vAlign w:val="center"/>
           </w:tcPr>
@@ -5170,7 +5160,7 @@
         </w:tc>
         <w:tc>
           <w:tcPr>
-            <w:tcW w:w="1808" w:type="dxa"/>
+            <w:tcW w:w="1770" w:type="dxa"/>
             <w:shd w:val="clear" w:color="auto" w:fill="F4F0E8"/>
             <w:vAlign w:val="center"/>
           </w:tcPr>
@@ -5185,7 +5175,7 @@
         </w:tc>
         <w:tc>
           <w:tcPr>
-            <w:tcW w:w="1928" w:type="dxa"/>
+            <w:tcW w:w="1858" w:type="dxa"/>
             <w:shd w:val="clear" w:color="auto" w:fill="F4F0E8"/>
             <w:vAlign w:val="center"/>
           </w:tcPr>
@@ -5206,7 +5196,7 @@
         </w:trPr>
         <w:tc>
           <w:tcPr>
-            <w:tcW w:w="1330" w:type="dxa"/>
+            <w:tcW w:w="1466" w:type="dxa"/>
             <w:shd w:val="clear" w:color="auto" w:fill="FFFFFF"/>
             <w:vAlign w:val="center"/>
           </w:tcPr>
@@ -5221,7 +5211,7 @@
         </w:tc>
         <w:tc>
           <w:tcPr>
-            <w:tcW w:w="2883" w:type="dxa"/>
+            <w:tcW w:w="2838" w:type="dxa"/>
             <w:shd w:val="clear" w:color="auto" w:fill="FFFFFF"/>
             <w:vAlign w:val="center"/>
           </w:tcPr>
@@ -5236,7 +5226,7 @@
         </w:tc>
         <w:tc>
           <w:tcPr>
-            <w:tcW w:w="2217" w:type="dxa"/>
+            <w:tcW w:w="2234" w:type="dxa"/>
             <w:shd w:val="clear" w:color="auto" w:fill="FFFFFF"/>
             <w:vAlign w:val="center"/>
           </w:tcPr>
@@ -5251,7 +5241,7 @@
         </w:tc>
         <w:tc>
           <w:tcPr>
-            <w:tcW w:w="1808" w:type="dxa"/>
+            <w:tcW w:w="1770" w:type="dxa"/>
             <w:shd w:val="clear" w:color="auto" w:fill="FFFFFF"/>
             <w:vAlign w:val="center"/>
           </w:tcPr>
@@ -5266,7 +5256,7 @@
         </w:tc>
         <w:tc>
           <w:tcPr>
-            <w:tcW w:w="1928" w:type="dxa"/>
+            <w:tcW w:w="1858" w:type="dxa"/>
             <w:shd w:val="clear" w:color="auto" w:fill="FFFFFF"/>
             <w:vAlign w:val="center"/>
           </w:tcPr>
@@ -5287,7 +5277,7 @@
         </w:trPr>
         <w:tc>
           <w:tcPr>
-            <w:tcW w:w="1330" w:type="dxa"/>
+            <w:tcW w:w="1466" w:type="dxa"/>
             <w:shd w:val="clear" w:color="auto" w:fill="F4F0E8"/>
             <w:vAlign w:val="center"/>
           </w:tcPr>
@@ -5302,7 +5292,7 @@
         </w:tc>
         <w:tc>
           <w:tcPr>
-            <w:tcW w:w="2883" w:type="dxa"/>
+            <w:tcW w:w="2838" w:type="dxa"/>
             <w:shd w:val="clear" w:color="auto" w:fill="F4F0E8"/>
             <w:vAlign w:val="center"/>
           </w:tcPr>
@@ -5317,7 +5307,7 @@
         </w:tc>
         <w:tc>
           <w:tcPr>
-            <w:tcW w:w="2217" w:type="dxa"/>
+            <w:tcW w:w="2234" w:type="dxa"/>
             <w:shd w:val="clear" w:color="auto" w:fill="F4F0E8"/>
             <w:vAlign w:val="center"/>
           </w:tcPr>
@@ -5332,7 +5322,7 @@
         </w:tc>
         <w:tc>
           <w:tcPr>
-            <w:tcW w:w="1808" w:type="dxa"/>
+            <w:tcW w:w="1770" w:type="dxa"/>
             <w:shd w:val="clear" w:color="auto" w:fill="F4F0E8"/>
             <w:vAlign w:val="center"/>
           </w:tcPr>
@@ -5347,7 +5337,7 @@
         </w:tc>
         <w:tc>
           <w:tcPr>
-            <w:tcW w:w="1928" w:type="dxa"/>
+            <w:tcW w:w="1858" w:type="dxa"/>
             <w:shd w:val="clear" w:color="auto" w:fill="F4F0E8"/>
             <w:vAlign w:val="center"/>
           </w:tcPr>
@@ -5372,8 +5362,8 @@
           <w:noProof/>
         </w:rPr>
         <w:drawing>
-          <wp:inline distT="0" distB="0" distL="0" distR="0" wp14:anchorId="28C9CBDD" wp14:editId="609E994D">
-            <wp:extent cx="6455410" cy="3832900"/>
+          <wp:inline distT="0" distB="0" distL="0" distR="0" wp14:anchorId="093AC1A4" wp14:editId="2E235D9D">
+            <wp:extent cx="5938977" cy="3526268"/>
             <wp:effectExtent l="0" t="0" r="0" b="0"/>
             <wp:docPr id="7" name="Picture 7"/>
             <wp:cNvGraphicFramePr>
@@ -5395,7 +5385,7 @@
                   <pic:spPr>
                     <a:xfrm>
                       <a:off x="0" y="0"/>
-                      <a:ext cx="6455410" cy="3832900"/>
+                      <a:ext cx="5938977" cy="3526268"/>
                     </a:xfrm>
                     <a:prstGeom prst="rect">
                       <a:avLst/>
@@ -5426,7 +5416,7 @@
       <w:pPr>
         <w:pStyle w:val="Heading1"/>
       </w:pPr>
-      <w:bookmarkStart w:id="9" w:name="_Toc236851213"/>
+      <w:bookmarkStart w:id="9" w:name="_Toc236852682"/>
       <w:r>
         <w:t>10. Project Priority and Statistical Evidence</w:t>
       </w:r>
@@ -5454,12 +5444,12 @@
         <w:tblLook w:val="04A0" w:firstRow="1" w:lastRow="0" w:firstColumn="1" w:lastColumn="0" w:noHBand="0" w:noVBand="1"/>
       </w:tblPr>
       <w:tblGrid>
-        <w:gridCol w:w="751"/>
-        <w:gridCol w:w="4031"/>
-        <w:gridCol w:w="751"/>
-        <w:gridCol w:w="1002"/>
-        <w:gridCol w:w="1628"/>
-        <w:gridCol w:w="2003"/>
+        <w:gridCol w:w="674"/>
+        <w:gridCol w:w="3992"/>
+        <w:gridCol w:w="770"/>
+        <w:gridCol w:w="1126"/>
+        <w:gridCol w:w="1623"/>
+        <w:gridCol w:w="1981"/>
       </w:tblGrid>
       <w:tr>
         <w:trPr>
@@ -5469,7 +5459,7 @@
         </w:trPr>
         <w:tc>
           <w:tcPr>
-            <w:tcW w:w="751" w:type="dxa"/>
+            <w:tcW w:w="674" w:type="dxa"/>
             <w:shd w:val="clear" w:color="auto" w:fill="02000B"/>
             <w:vAlign w:val="center"/>
           </w:tcPr>
@@ -5486,7 +5476,7 @@
         </w:tc>
         <w:tc>
           <w:tcPr>
-            <w:tcW w:w="4031" w:type="dxa"/>
+            <w:tcW w:w="3992" w:type="dxa"/>
             <w:shd w:val="clear" w:color="auto" w:fill="02000B"/>
             <w:vAlign w:val="center"/>
           </w:tcPr>
@@ -5503,7 +5493,7 @@
         </w:tc>
         <w:tc>
           <w:tcPr>
-            <w:tcW w:w="751" w:type="dxa"/>
+            <w:tcW w:w="770" w:type="dxa"/>
             <w:shd w:val="clear" w:color="auto" w:fill="02000B"/>
             <w:vAlign w:val="center"/>
           </w:tcPr>
@@ -5520,7 +5510,7 @@
         </w:tc>
         <w:tc>
           <w:tcPr>
-            <w:tcW w:w="1002" w:type="dxa"/>
+            <w:tcW w:w="1126" w:type="dxa"/>
             <w:shd w:val="clear" w:color="auto" w:fill="02000B"/>
             <w:vAlign w:val="center"/>
           </w:tcPr>
@@ -5537,7 +5527,7 @@
         </w:tc>
         <w:tc>
           <w:tcPr>
-            <w:tcW w:w="1628" w:type="dxa"/>
+            <w:tcW w:w="1623" w:type="dxa"/>
             <w:shd w:val="clear" w:color="auto" w:fill="02000B"/>
             <w:vAlign w:val="center"/>
           </w:tcPr>
@@ -5554,7 +5544,7 @@
         </w:tc>
         <w:tc>
           <w:tcPr>
-            <w:tcW w:w="2003" w:type="dxa"/>
+            <w:tcW w:w="1981" w:type="dxa"/>
             <w:shd w:val="clear" w:color="auto" w:fill="02000B"/>
             <w:vAlign w:val="center"/>
           </w:tcPr>
@@ -5577,7 +5567,7 @@
         </w:trPr>
         <w:tc>
           <w:tcPr>
-            <w:tcW w:w="751" w:type="dxa"/>
+            <w:tcW w:w="674" w:type="dxa"/>
             <w:shd w:val="clear" w:color="auto" w:fill="FFFFFF"/>
             <w:vAlign w:val="center"/>
           </w:tcPr>
@@ -5592,7 +5582,7 @@
         </w:tc>
         <w:tc>
           <w:tcPr>
-            <w:tcW w:w="4031" w:type="dxa"/>
+            <w:tcW w:w="3992" w:type="dxa"/>
             <w:shd w:val="clear" w:color="auto" w:fill="FFFFFF"/>
             <w:vAlign w:val="center"/>
           </w:tcPr>
@@ -5607,7 +5597,7 @@
         </w:tc>
         <w:tc>
           <w:tcPr>
-            <w:tcW w:w="751" w:type="dxa"/>
+            <w:tcW w:w="770" w:type="dxa"/>
             <w:shd w:val="clear" w:color="auto" w:fill="FFFFFF"/>
             <w:vAlign w:val="center"/>
           </w:tcPr>
@@ -5622,7 +5612,7 @@
         </w:tc>
         <w:tc>
           <w:tcPr>
-            <w:tcW w:w="1002" w:type="dxa"/>
+            <w:tcW w:w="1126" w:type="dxa"/>
             <w:shd w:val="clear" w:color="auto" w:fill="FFFFFF"/>
             <w:vAlign w:val="center"/>
           </w:tcPr>
@@ -5637,7 +5627,7 @@
         </w:tc>
         <w:tc>
           <w:tcPr>
-            <w:tcW w:w="1628" w:type="dxa"/>
+            <w:tcW w:w="1623" w:type="dxa"/>
             <w:shd w:val="clear" w:color="auto" w:fill="FFFFFF"/>
             <w:vAlign w:val="center"/>
           </w:tcPr>
@@ -5652,7 +5642,7 @@
         </w:tc>
         <w:tc>
           <w:tcPr>
-            <w:tcW w:w="2003" w:type="dxa"/>
+            <w:tcW w:w="1981" w:type="dxa"/>
             <w:shd w:val="clear" w:color="auto" w:fill="FFFFFF"/>
             <w:vAlign w:val="center"/>
           </w:tcPr>
@@ -5673,7 +5663,7 @@
         </w:trPr>
         <w:tc>
           <w:tcPr>
-            <w:tcW w:w="751" w:type="dxa"/>
+            <w:tcW w:w="674" w:type="dxa"/>
             <w:shd w:val="clear" w:color="auto" w:fill="F4F0E8"/>
             <w:vAlign w:val="center"/>
           </w:tcPr>
@@ -5682,14 +5672,13 @@
               <w:rPr>
                 <w:sz w:val="18"/>
               </w:rPr>
-              <w:lastRenderedPageBreak/>
               <w:t>2</w:t>
             </w:r>
           </w:p>
         </w:tc>
         <w:tc>
           <w:tcPr>
-            <w:tcW w:w="4031" w:type="dxa"/>
+            <w:tcW w:w="3992" w:type="dxa"/>
             <w:shd w:val="clear" w:color="auto" w:fill="F4F0E8"/>
             <w:vAlign w:val="center"/>
           </w:tcPr>
@@ -5704,7 +5693,7 @@
         </w:tc>
         <w:tc>
           <w:tcPr>
-            <w:tcW w:w="751" w:type="dxa"/>
+            <w:tcW w:w="770" w:type="dxa"/>
             <w:shd w:val="clear" w:color="auto" w:fill="F4F0E8"/>
             <w:vAlign w:val="center"/>
           </w:tcPr>
@@ -5719,7 +5708,7 @@
         </w:tc>
         <w:tc>
           <w:tcPr>
-            <w:tcW w:w="1002" w:type="dxa"/>
+            <w:tcW w:w="1126" w:type="dxa"/>
             <w:shd w:val="clear" w:color="auto" w:fill="F4F0E8"/>
             <w:vAlign w:val="center"/>
           </w:tcPr>
@@ -5734,7 +5723,7 @@
         </w:tc>
         <w:tc>
           <w:tcPr>
-            <w:tcW w:w="1628" w:type="dxa"/>
+            <w:tcW w:w="1623" w:type="dxa"/>
             <w:shd w:val="clear" w:color="auto" w:fill="F4F0E8"/>
             <w:vAlign w:val="center"/>
           </w:tcPr>
@@ -5749,7 +5738,7 @@
         </w:tc>
         <w:tc>
           <w:tcPr>
-            <w:tcW w:w="2003" w:type="dxa"/>
+            <w:tcW w:w="1981" w:type="dxa"/>
             <w:shd w:val="clear" w:color="auto" w:fill="F4F0E8"/>
             <w:vAlign w:val="center"/>
           </w:tcPr>
@@ -5770,7 +5759,7 @@
         </w:trPr>
         <w:tc>
           <w:tcPr>
-            <w:tcW w:w="751" w:type="dxa"/>
+            <w:tcW w:w="674" w:type="dxa"/>
             <w:shd w:val="clear" w:color="auto" w:fill="FFFFFF"/>
             <w:vAlign w:val="center"/>
           </w:tcPr>
@@ -5779,13 +5768,14 @@
               <w:rPr>
                 <w:sz w:val="18"/>
               </w:rPr>
+              <w:lastRenderedPageBreak/>
               <w:t>3</w:t>
             </w:r>
           </w:p>
         </w:tc>
         <w:tc>
           <w:tcPr>
-            <w:tcW w:w="4031" w:type="dxa"/>
+            <w:tcW w:w="3992" w:type="dxa"/>
             <w:shd w:val="clear" w:color="auto" w:fill="FFFFFF"/>
             <w:vAlign w:val="center"/>
           </w:tcPr>
@@ -5800,7 +5790,7 @@
         </w:tc>
         <w:tc>
           <w:tcPr>
-            <w:tcW w:w="751" w:type="dxa"/>
+            <w:tcW w:w="770" w:type="dxa"/>
             <w:shd w:val="clear" w:color="auto" w:fill="FFFFFF"/>
             <w:vAlign w:val="center"/>
           </w:tcPr>
@@ -5815,7 +5805,7 @@
         </w:tc>
         <w:tc>
           <w:tcPr>
-            <w:tcW w:w="1002" w:type="dxa"/>
+            <w:tcW w:w="1126" w:type="dxa"/>
             <w:shd w:val="clear" w:color="auto" w:fill="FFFFFF"/>
             <w:vAlign w:val="center"/>
           </w:tcPr>
@@ -5830,7 +5820,7 @@
         </w:tc>
         <w:tc>
           <w:tcPr>
-            <w:tcW w:w="1628" w:type="dxa"/>
+            <w:tcW w:w="1623" w:type="dxa"/>
             <w:shd w:val="clear" w:color="auto" w:fill="FFFFFF"/>
             <w:vAlign w:val="center"/>
           </w:tcPr>
@@ -5845,7 +5835,7 @@
         </w:tc>
         <w:tc>
           <w:tcPr>
-            <w:tcW w:w="2003" w:type="dxa"/>
+            <w:tcW w:w="1981" w:type="dxa"/>
             <w:shd w:val="clear" w:color="auto" w:fill="FFFFFF"/>
             <w:vAlign w:val="center"/>
           </w:tcPr>
@@ -5866,7 +5856,7 @@
         </w:trPr>
         <w:tc>
           <w:tcPr>
-            <w:tcW w:w="751" w:type="dxa"/>
+            <w:tcW w:w="674" w:type="dxa"/>
             <w:shd w:val="clear" w:color="auto" w:fill="F4F0E8"/>
             <w:vAlign w:val="center"/>
           </w:tcPr>
@@ -5881,7 +5871,7 @@
         </w:tc>
         <w:tc>
           <w:tcPr>
-            <w:tcW w:w="4031" w:type="dxa"/>
+            <w:tcW w:w="3992" w:type="dxa"/>
             <w:shd w:val="clear" w:color="auto" w:fill="F4F0E8"/>
             <w:vAlign w:val="center"/>
           </w:tcPr>
@@ -5896,7 +5886,7 @@
         </w:tc>
         <w:tc>
           <w:tcPr>
-            <w:tcW w:w="751" w:type="dxa"/>
+            <w:tcW w:w="770" w:type="dxa"/>
             <w:shd w:val="clear" w:color="auto" w:fill="F4F0E8"/>
             <w:vAlign w:val="center"/>
           </w:tcPr>
@@ -5911,7 +5901,7 @@
         </w:tc>
         <w:tc>
           <w:tcPr>
-            <w:tcW w:w="1002" w:type="dxa"/>
+            <w:tcW w:w="1126" w:type="dxa"/>
             <w:shd w:val="clear" w:color="auto" w:fill="F4F0E8"/>
             <w:vAlign w:val="center"/>
           </w:tcPr>
@@ -5926,7 +5916,7 @@
         </w:tc>
         <w:tc>
           <w:tcPr>
-            <w:tcW w:w="1628" w:type="dxa"/>
+            <w:tcW w:w="1623" w:type="dxa"/>
             <w:shd w:val="clear" w:color="auto" w:fill="F4F0E8"/>
             <w:vAlign w:val="center"/>
           </w:tcPr>
@@ -5941,7 +5931,7 @@
         </w:tc>
         <w:tc>
           <w:tcPr>
-            <w:tcW w:w="2003" w:type="dxa"/>
+            <w:tcW w:w="1981" w:type="dxa"/>
             <w:shd w:val="clear" w:color="auto" w:fill="F4F0E8"/>
             <w:vAlign w:val="center"/>
           </w:tcPr>
@@ -5962,7 +5952,7 @@
         </w:trPr>
         <w:tc>
           <w:tcPr>
-            <w:tcW w:w="751" w:type="dxa"/>
+            <w:tcW w:w="674" w:type="dxa"/>
             <w:shd w:val="clear" w:color="auto" w:fill="FFFFFF"/>
             <w:vAlign w:val="center"/>
           </w:tcPr>
@@ -5977,7 +5967,7 @@
         </w:tc>
         <w:tc>
           <w:tcPr>
-            <w:tcW w:w="4031" w:type="dxa"/>
+            <w:tcW w:w="3992" w:type="dxa"/>
             <w:shd w:val="clear" w:color="auto" w:fill="FFFFFF"/>
             <w:vAlign w:val="center"/>
           </w:tcPr>
@@ -5992,7 +5982,7 @@
         </w:tc>
         <w:tc>
           <w:tcPr>
-            <w:tcW w:w="751" w:type="dxa"/>
+            <w:tcW w:w="770" w:type="dxa"/>
             <w:shd w:val="clear" w:color="auto" w:fill="FFFFFF"/>
             <w:vAlign w:val="center"/>
           </w:tcPr>
@@ -6007,7 +5997,7 @@
         </w:tc>
         <w:tc>
           <w:tcPr>
-            <w:tcW w:w="1002" w:type="dxa"/>
+            <w:tcW w:w="1126" w:type="dxa"/>
             <w:shd w:val="clear" w:color="auto" w:fill="FFFFFF"/>
             <w:vAlign w:val="center"/>
           </w:tcPr>
@@ -6022,7 +6012,7 @@
         </w:tc>
         <w:tc>
           <w:tcPr>
-            <w:tcW w:w="1628" w:type="dxa"/>
+            <w:tcW w:w="1623" w:type="dxa"/>
             <w:shd w:val="clear" w:color="auto" w:fill="FFFFFF"/>
             <w:vAlign w:val="center"/>
           </w:tcPr>
@@ -6037,7 +6027,7 @@
         </w:tc>
         <w:tc>
           <w:tcPr>
-            <w:tcW w:w="2003" w:type="dxa"/>
+            <w:tcW w:w="1981" w:type="dxa"/>
             <w:shd w:val="clear" w:color="auto" w:fill="FFFFFF"/>
             <w:vAlign w:val="center"/>
           </w:tcPr>
@@ -6058,7 +6048,7 @@
         </w:trPr>
         <w:tc>
           <w:tcPr>
-            <w:tcW w:w="751" w:type="dxa"/>
+            <w:tcW w:w="674" w:type="dxa"/>
             <w:shd w:val="clear" w:color="auto" w:fill="F4F0E8"/>
             <w:vAlign w:val="center"/>
           </w:tcPr>
@@ -6073,7 +6063,7 @@
         </w:tc>
         <w:tc>
           <w:tcPr>
-            <w:tcW w:w="4031" w:type="dxa"/>
+            <w:tcW w:w="3992" w:type="dxa"/>
             <w:shd w:val="clear" w:color="auto" w:fill="F4F0E8"/>
             <w:vAlign w:val="center"/>
           </w:tcPr>
@@ -6088,7 +6078,7 @@
         </w:tc>
         <w:tc>
           <w:tcPr>
-            <w:tcW w:w="751" w:type="dxa"/>
+            <w:tcW w:w="770" w:type="dxa"/>
             <w:shd w:val="clear" w:color="auto" w:fill="F4F0E8"/>
             <w:vAlign w:val="center"/>
           </w:tcPr>
@@ -6103,7 +6093,7 @@
         </w:tc>
         <w:tc>
           <w:tcPr>
-            <w:tcW w:w="1002" w:type="dxa"/>
+            <w:tcW w:w="1126" w:type="dxa"/>
             <w:shd w:val="clear" w:color="auto" w:fill="F4F0E8"/>
             <w:vAlign w:val="center"/>
           </w:tcPr>
@@ -6118,7 +6108,7 @@
         </w:tc>
         <w:tc>
           <w:tcPr>
-            <w:tcW w:w="1628" w:type="dxa"/>
+            <w:tcW w:w="1623" w:type="dxa"/>
             <w:shd w:val="clear" w:color="auto" w:fill="F4F0E8"/>
             <w:vAlign w:val="center"/>
           </w:tcPr>
@@ -6133,7 +6123,7 @@
         </w:tc>
         <w:tc>
           <w:tcPr>
-            <w:tcW w:w="2003" w:type="dxa"/>
+            <w:tcW w:w="1981" w:type="dxa"/>
             <w:shd w:val="clear" w:color="auto" w:fill="F4F0E8"/>
             <w:vAlign w:val="center"/>
           </w:tcPr>
@@ -6154,7 +6144,7 @@
         </w:trPr>
         <w:tc>
           <w:tcPr>
-            <w:tcW w:w="751" w:type="dxa"/>
+            <w:tcW w:w="674" w:type="dxa"/>
             <w:shd w:val="clear" w:color="auto" w:fill="FFFFFF"/>
             <w:vAlign w:val="center"/>
           </w:tcPr>
@@ -6169,7 +6159,7 @@
         </w:tc>
         <w:tc>
           <w:tcPr>
-            <w:tcW w:w="4031" w:type="dxa"/>
+            <w:tcW w:w="3992" w:type="dxa"/>
             <w:shd w:val="clear" w:color="auto" w:fill="FFFFFF"/>
             <w:vAlign w:val="center"/>
           </w:tcPr>
@@ -6184,7 +6174,7 @@
         </w:tc>
         <w:tc>
           <w:tcPr>
-            <w:tcW w:w="751" w:type="dxa"/>
+            <w:tcW w:w="770" w:type="dxa"/>
             <w:shd w:val="clear" w:color="auto" w:fill="FFFFFF"/>
             <w:vAlign w:val="center"/>
           </w:tcPr>
@@ -6199,7 +6189,7 @@
         </w:tc>
         <w:tc>
           <w:tcPr>
-            <w:tcW w:w="1002" w:type="dxa"/>
+            <w:tcW w:w="1126" w:type="dxa"/>
             <w:shd w:val="clear" w:color="auto" w:fill="FFFFFF"/>
             <w:vAlign w:val="center"/>
           </w:tcPr>
@@ -6214,7 +6204,7 @@
         </w:tc>
         <w:tc>
           <w:tcPr>
-            <w:tcW w:w="1628" w:type="dxa"/>
+            <w:tcW w:w="1623" w:type="dxa"/>
             <w:shd w:val="clear" w:color="auto" w:fill="FFFFFF"/>
             <w:vAlign w:val="center"/>
           </w:tcPr>
@@ -6229,7 +6219,7 @@
         </w:tc>
         <w:tc>
           <w:tcPr>
-            <w:tcW w:w="2003" w:type="dxa"/>
+            <w:tcW w:w="1981" w:type="dxa"/>
             <w:shd w:val="clear" w:color="auto" w:fill="FFFFFF"/>
             <w:vAlign w:val="center"/>
           </w:tcPr>
@@ -6269,10 +6259,10 @@
         <w:tblLook w:val="04A0" w:firstRow="1" w:lastRow="0" w:firstColumn="1" w:lastColumn="0" w:noHBand="0" w:noVBand="1"/>
       </w:tblPr>
       <w:tblGrid>
-        <w:gridCol w:w="4405"/>
-        <w:gridCol w:w="918"/>
-        <w:gridCol w:w="898"/>
-        <w:gridCol w:w="3945"/>
+        <w:gridCol w:w="4050"/>
+        <w:gridCol w:w="1202"/>
+        <w:gridCol w:w="1154"/>
+        <w:gridCol w:w="3760"/>
       </w:tblGrid>
       <w:tr>
         <w:trPr>
@@ -6282,7 +6272,7 @@
         </w:trPr>
         <w:tc>
           <w:tcPr>
-            <w:tcW w:w="4405" w:type="dxa"/>
+            <w:tcW w:w="4050" w:type="dxa"/>
             <w:shd w:val="clear" w:color="auto" w:fill="02000B"/>
             <w:vAlign w:val="center"/>
           </w:tcPr>
@@ -6299,7 +6289,7 @@
         </w:tc>
         <w:tc>
           <w:tcPr>
-            <w:tcW w:w="918" w:type="dxa"/>
+            <w:tcW w:w="1202" w:type="dxa"/>
             <w:shd w:val="clear" w:color="auto" w:fill="02000B"/>
             <w:vAlign w:val="center"/>
           </w:tcPr>
@@ -6316,7 +6306,7 @@
         </w:tc>
         <w:tc>
           <w:tcPr>
-            <w:tcW w:w="898" w:type="dxa"/>
+            <w:tcW w:w="1154" w:type="dxa"/>
             <w:shd w:val="clear" w:color="auto" w:fill="02000B"/>
             <w:vAlign w:val="center"/>
           </w:tcPr>
@@ -6333,7 +6323,7 @@
         </w:tc>
         <w:tc>
           <w:tcPr>
-            <w:tcW w:w="3945" w:type="dxa"/>
+            <w:tcW w:w="3760" w:type="dxa"/>
             <w:shd w:val="clear" w:color="auto" w:fill="02000B"/>
             <w:vAlign w:val="center"/>
           </w:tcPr>
@@ -6356,7 +6346,7 @@
         </w:trPr>
         <w:tc>
           <w:tcPr>
-            <w:tcW w:w="4405" w:type="dxa"/>
+            <w:tcW w:w="4050" w:type="dxa"/>
             <w:shd w:val="clear" w:color="auto" w:fill="FFFFFF"/>
             <w:vAlign w:val="center"/>
           </w:tcPr>
@@ -6371,7 +6361,7 @@
         </w:tc>
         <w:tc>
           <w:tcPr>
-            <w:tcW w:w="918" w:type="dxa"/>
+            <w:tcW w:w="1202" w:type="dxa"/>
             <w:shd w:val="clear" w:color="auto" w:fill="FFFFFF"/>
             <w:vAlign w:val="center"/>
           </w:tcPr>
@@ -6386,7 +6376,7 @@
         </w:tc>
         <w:tc>
           <w:tcPr>
-            <w:tcW w:w="898" w:type="dxa"/>
+            <w:tcW w:w="1154" w:type="dxa"/>
             <w:shd w:val="clear" w:color="auto" w:fill="FFFFFF"/>
             <w:vAlign w:val="center"/>
           </w:tcPr>
@@ -6401,7 +6391,7 @@
         </w:tc>
         <w:tc>
           <w:tcPr>
-            <w:tcW w:w="3945" w:type="dxa"/>
+            <w:tcW w:w="3760" w:type="dxa"/>
             <w:shd w:val="clear" w:color="auto" w:fill="FFFFFF"/>
             <w:vAlign w:val="center"/>
           </w:tcPr>
@@ -6422,7 +6412,7 @@
         </w:trPr>
         <w:tc>
           <w:tcPr>
-            <w:tcW w:w="4405" w:type="dxa"/>
+            <w:tcW w:w="4050" w:type="dxa"/>
             <w:shd w:val="clear" w:color="auto" w:fill="F4F0E8"/>
             <w:vAlign w:val="center"/>
           </w:tcPr>
@@ -6437,7 +6427,7 @@
         </w:tc>
         <w:tc>
           <w:tcPr>
-            <w:tcW w:w="918" w:type="dxa"/>
+            <w:tcW w:w="1202" w:type="dxa"/>
             <w:shd w:val="clear" w:color="auto" w:fill="F4F0E8"/>
             <w:vAlign w:val="center"/>
           </w:tcPr>
@@ -6452,7 +6442,7 @@
         </w:tc>
         <w:tc>
           <w:tcPr>
-            <w:tcW w:w="898" w:type="dxa"/>
+            <w:tcW w:w="1154" w:type="dxa"/>
             <w:shd w:val="clear" w:color="auto" w:fill="F4F0E8"/>
             <w:vAlign w:val="center"/>
           </w:tcPr>
@@ -6467,7 +6457,7 @@
         </w:tc>
         <w:tc>
           <w:tcPr>
-            <w:tcW w:w="3945" w:type="dxa"/>
+            <w:tcW w:w="3760" w:type="dxa"/>
             <w:shd w:val="clear" w:color="auto" w:fill="F4F0E8"/>
             <w:vAlign w:val="center"/>
           </w:tcPr>
@@ -6488,7 +6478,7 @@
         </w:trPr>
         <w:tc>
           <w:tcPr>
-            <w:tcW w:w="4405" w:type="dxa"/>
+            <w:tcW w:w="4050" w:type="dxa"/>
             <w:shd w:val="clear" w:color="auto" w:fill="FFFFFF"/>
             <w:vAlign w:val="center"/>
           </w:tcPr>
@@ -6503,7 +6493,7 @@
         </w:tc>
         <w:tc>
           <w:tcPr>
-            <w:tcW w:w="918" w:type="dxa"/>
+            <w:tcW w:w="1202" w:type="dxa"/>
             <w:shd w:val="clear" w:color="auto" w:fill="FFFFFF"/>
             <w:vAlign w:val="center"/>
           </w:tcPr>
@@ -6518,7 +6508,7 @@
         </w:tc>
         <w:tc>
           <w:tcPr>
-            <w:tcW w:w="898" w:type="dxa"/>
+            <w:tcW w:w="1154" w:type="dxa"/>
             <w:shd w:val="clear" w:color="auto" w:fill="FFFFFF"/>
             <w:vAlign w:val="center"/>
           </w:tcPr>
@@ -6533,7 +6523,7 @@
         </w:tc>
         <w:tc>
           <w:tcPr>
-            <w:tcW w:w="3945" w:type="dxa"/>
+            <w:tcW w:w="3760" w:type="dxa"/>
             <w:shd w:val="clear" w:color="auto" w:fill="FFFFFF"/>
             <w:vAlign w:val="center"/>
           </w:tcPr>
@@ -6554,7 +6544,7 @@
         </w:trPr>
         <w:tc>
           <w:tcPr>
-            <w:tcW w:w="4405" w:type="dxa"/>
+            <w:tcW w:w="4050" w:type="dxa"/>
             <w:shd w:val="clear" w:color="auto" w:fill="F4F0E8"/>
             <w:vAlign w:val="center"/>
           </w:tcPr>
@@ -6569,7 +6559,7 @@
         </w:tc>
         <w:tc>
           <w:tcPr>
-            <w:tcW w:w="918" w:type="dxa"/>
+            <w:tcW w:w="1202" w:type="dxa"/>
             <w:shd w:val="clear" w:color="auto" w:fill="F4F0E8"/>
             <w:vAlign w:val="center"/>
           </w:tcPr>
@@ -6584,7 +6574,7 @@
         </w:tc>
         <w:tc>
           <w:tcPr>
-            <w:tcW w:w="898" w:type="dxa"/>
+            <w:tcW w:w="1154" w:type="dxa"/>
             <w:shd w:val="clear" w:color="auto" w:fill="F4F0E8"/>
             <w:vAlign w:val="center"/>
           </w:tcPr>
@@ -6599,7 +6589,7 @@
         </w:tc>
         <w:tc>
           <w:tcPr>
-            <w:tcW w:w="3945" w:type="dxa"/>
+            <w:tcW w:w="3760" w:type="dxa"/>
             <w:shd w:val="clear" w:color="auto" w:fill="F4F0E8"/>
             <w:vAlign w:val="center"/>
           </w:tcPr>
@@ -6620,7 +6610,7 @@
         </w:trPr>
         <w:tc>
           <w:tcPr>
-            <w:tcW w:w="4405" w:type="dxa"/>
+            <w:tcW w:w="4050" w:type="dxa"/>
             <w:shd w:val="clear" w:color="auto" w:fill="FFFFFF"/>
             <w:vAlign w:val="center"/>
           </w:tcPr>
@@ -6635,7 +6625,7 @@
         </w:tc>
         <w:tc>
           <w:tcPr>
-            <w:tcW w:w="918" w:type="dxa"/>
+            <w:tcW w:w="1202" w:type="dxa"/>
             <w:shd w:val="clear" w:color="auto" w:fill="FFFFFF"/>
             <w:vAlign w:val="center"/>
           </w:tcPr>
@@ -6650,7 +6640,7 @@
         </w:tc>
         <w:tc>
           <w:tcPr>
-            <w:tcW w:w="898" w:type="dxa"/>
+            <w:tcW w:w="1154" w:type="dxa"/>
             <w:shd w:val="clear" w:color="auto" w:fill="FFFFFF"/>
             <w:vAlign w:val="center"/>
           </w:tcPr>
@@ -6665,7 +6655,7 @@
         </w:tc>
         <w:tc>
           <w:tcPr>
-            <w:tcW w:w="3945" w:type="dxa"/>
+            <w:tcW w:w="3760" w:type="dxa"/>
             <w:shd w:val="clear" w:color="auto" w:fill="FFFFFF"/>
             <w:vAlign w:val="center"/>
           </w:tcPr>
@@ -6697,13 +6687,17 @@
       <w:pPr>
         <w:pStyle w:val="Heading1"/>
       </w:pPr>
-      <w:bookmarkStart w:id="10" w:name="_Toc236851214"/>
+      <w:bookmarkStart w:id="10" w:name="_Toc236852683"/>
       <w:r>
+        <w:lastRenderedPageBreak/>
         <w:t>11. Dashboards and Communication</w:t>
       </w:r>
       <w:bookmarkEnd w:id="10"/>
     </w:p>
     <w:p>
+      <w:pPr>
+        <w:keepNext/>
+      </w:pPr>
       <w:r>
         <w:t>The Share phase created executive, operational, workflow, and project-priority dashboards, plus Power BI and Tableau build specifications.</w:t>
       </w:r>
@@ -6717,10 +6711,9 @@
         <w:rPr>
           <w:noProof/>
         </w:rPr>
-        <w:lastRenderedPageBreak/>
         <w:drawing>
-          <wp:inline distT="0" distB="0" distL="0" distR="0" wp14:anchorId="3F6C0BC5" wp14:editId="2F0C5484">
-            <wp:extent cx="6455410" cy="3832900"/>
+          <wp:inline distT="0" distB="0" distL="0" distR="0" wp14:anchorId="1DCB09E2" wp14:editId="1146DF46">
+            <wp:extent cx="5938977" cy="3526268"/>
             <wp:effectExtent l="0" t="0" r="0" b="0"/>
             <wp:docPr id="8" name="Picture 8" descr="RFI response performance by discipline and type, with the delivery conditions that shape it."/>
             <wp:cNvGraphicFramePr>
@@ -6742,7 +6735,7 @@
                   <pic:spPr>
                     <a:xfrm>
                       <a:off x="0" y="0"/>
-                      <a:ext cx="6455410" cy="3832900"/>
+                      <a:ext cx="5938977" cy="3526268"/>
                     </a:xfrm>
                     <a:prstGeom prst="rect">
                       <a:avLst/>
@@ -6778,9 +6771,10 @@
         <w:rPr>
           <w:noProof/>
         </w:rPr>
+        <w:lastRenderedPageBreak/>
         <w:drawing>
-          <wp:inline distT="0" distB="0" distL="0" distR="0" wp14:anchorId="07131E87" wp14:editId="0386DAF7">
-            <wp:extent cx="6455410" cy="3832900"/>
+          <wp:inline distT="0" distB="0" distL="0" distR="0" wp14:anchorId="66F02E6F" wp14:editId="27324665">
+            <wp:extent cx="5938977" cy="3526268"/>
             <wp:effectExtent l="0" t="0" r="0" b="0"/>
             <wp:docPr id="9" name="Picture 9" descr="Project priority and intervention: the portfolio-level response-versus-approval pattern and the top 10 review list."/>
             <wp:cNvGraphicFramePr>
@@ -6802,7 +6796,7 @@
                   <pic:spPr>
                     <a:xfrm>
                       <a:off x="0" y="0"/>
-                      <a:ext cx="6455410" cy="3832900"/>
+                      <a:ext cx="5938977" cy="3526268"/>
                     </a:xfrm>
                     <a:prstGeom prst="rect">
                       <a:avLst/>
@@ -6831,7 +6825,6 @@
     </w:p>
     <w:p>
       <w:r>
-        <w:lastRenderedPageBreak/>
         <w:t>The dashboard design emphasizes decisions required, responsible roles, exposure, cycle time, and evidence. Health is communicated through both color and status text.</w:t>
       </w:r>
     </w:p>
@@ -6839,7 +6832,7 @@
       <w:pPr>
         <w:pStyle w:val="Heading1"/>
       </w:pPr>
-      <w:bookmarkStart w:id="11" w:name="_Toc236851215"/>
+      <w:bookmarkStart w:id="11" w:name="_Toc236852684"/>
       <w:r>
         <w:t>12. Act Plan and Management Recommendations</w:t>
       </w:r>
@@ -6867,9 +6860,9 @@
         <w:tblLook w:val="04A0" w:firstRow="1" w:lastRow="0" w:firstColumn="1" w:lastColumn="0" w:noHBand="0" w:noVBand="1"/>
       </w:tblPr>
       <w:tblGrid>
-        <w:gridCol w:w="5378"/>
-        <w:gridCol w:w="1984"/>
-        <w:gridCol w:w="2804"/>
+        <w:gridCol w:w="5978"/>
+        <w:gridCol w:w="1650"/>
+        <w:gridCol w:w="2538"/>
       </w:tblGrid>
       <w:tr>
         <w:trPr>
@@ -6879,7 +6872,7 @@
         </w:trPr>
         <w:tc>
           <w:tcPr>
-            <w:tcW w:w="5378" w:type="dxa"/>
+            <w:tcW w:w="5978" w:type="dxa"/>
             <w:shd w:val="clear" w:color="auto" w:fill="02000B"/>
             <w:vAlign w:val="center"/>
           </w:tcPr>
@@ -6896,7 +6889,7 @@
         </w:tc>
         <w:tc>
           <w:tcPr>
-            <w:tcW w:w="1984" w:type="dxa"/>
+            <w:tcW w:w="1650" w:type="dxa"/>
             <w:shd w:val="clear" w:color="auto" w:fill="02000B"/>
             <w:vAlign w:val="center"/>
           </w:tcPr>
@@ -6913,7 +6906,7 @@
         </w:tc>
         <w:tc>
           <w:tcPr>
-            <w:tcW w:w="2804" w:type="dxa"/>
+            <w:tcW w:w="2538" w:type="dxa"/>
             <w:shd w:val="clear" w:color="auto" w:fill="02000B"/>
             <w:vAlign w:val="center"/>
           </w:tcPr>
@@ -6936,7 +6929,7 @@
         </w:trPr>
         <w:tc>
           <w:tcPr>
-            <w:tcW w:w="5378" w:type="dxa"/>
+            <w:tcW w:w="5978" w:type="dxa"/>
             <w:shd w:val="clear" w:color="auto" w:fill="FFFFFF"/>
             <w:vAlign w:val="center"/>
           </w:tcPr>
@@ -6951,7 +6944,7 @@
         </w:tc>
         <w:tc>
           <w:tcPr>
-            <w:tcW w:w="1984" w:type="dxa"/>
+            <w:tcW w:w="1650" w:type="dxa"/>
             <w:shd w:val="clear" w:color="auto" w:fill="FFFFFF"/>
             <w:vAlign w:val="center"/>
           </w:tcPr>
@@ -6966,7 +6959,7 @@
         </w:tc>
         <w:tc>
           <w:tcPr>
-            <w:tcW w:w="2804" w:type="dxa"/>
+            <w:tcW w:w="2538" w:type="dxa"/>
             <w:shd w:val="clear" w:color="auto" w:fill="FFFFFF"/>
             <w:vAlign w:val="center"/>
           </w:tcPr>
@@ -6987,7 +6980,7 @@
         </w:trPr>
         <w:tc>
           <w:tcPr>
-            <w:tcW w:w="5378" w:type="dxa"/>
+            <w:tcW w:w="5978" w:type="dxa"/>
             <w:shd w:val="clear" w:color="auto" w:fill="F4F0E8"/>
             <w:vAlign w:val="center"/>
           </w:tcPr>
@@ -7002,7 +6995,7 @@
         </w:tc>
         <w:tc>
           <w:tcPr>
-            <w:tcW w:w="1984" w:type="dxa"/>
+            <w:tcW w:w="1650" w:type="dxa"/>
             <w:shd w:val="clear" w:color="auto" w:fill="F4F0E8"/>
             <w:vAlign w:val="center"/>
           </w:tcPr>
@@ -7017,7 +7010,7 @@
         </w:tc>
         <w:tc>
           <w:tcPr>
-            <w:tcW w:w="2804" w:type="dxa"/>
+            <w:tcW w:w="2538" w:type="dxa"/>
             <w:shd w:val="clear" w:color="auto" w:fill="F4F0E8"/>
             <w:vAlign w:val="center"/>
           </w:tcPr>
@@ -7038,7 +7031,7 @@
         </w:trPr>
         <w:tc>
           <w:tcPr>
-            <w:tcW w:w="5378" w:type="dxa"/>
+            <w:tcW w:w="5978" w:type="dxa"/>
             <w:shd w:val="clear" w:color="auto" w:fill="FFFFFF"/>
             <w:vAlign w:val="center"/>
           </w:tcPr>
@@ -7053,7 +7046,7 @@
         </w:tc>
         <w:tc>
           <w:tcPr>
-            <w:tcW w:w="1984" w:type="dxa"/>
+            <w:tcW w:w="1650" w:type="dxa"/>
             <w:shd w:val="clear" w:color="auto" w:fill="FFFFFF"/>
             <w:vAlign w:val="center"/>
           </w:tcPr>
@@ -7068,7 +7061,7 @@
         </w:tc>
         <w:tc>
           <w:tcPr>
-            <w:tcW w:w="2804" w:type="dxa"/>
+            <w:tcW w:w="2538" w:type="dxa"/>
             <w:shd w:val="clear" w:color="auto" w:fill="FFFFFF"/>
             <w:vAlign w:val="center"/>
           </w:tcPr>
@@ -7089,7 +7082,7 @@
         </w:trPr>
         <w:tc>
           <w:tcPr>
-            <w:tcW w:w="5378" w:type="dxa"/>
+            <w:tcW w:w="5978" w:type="dxa"/>
             <w:shd w:val="clear" w:color="auto" w:fill="F4F0E8"/>
             <w:vAlign w:val="center"/>
           </w:tcPr>
@@ -7104,7 +7097,7 @@
         </w:tc>
         <w:tc>
           <w:tcPr>
-            <w:tcW w:w="1984" w:type="dxa"/>
+            <w:tcW w:w="1650" w:type="dxa"/>
             <w:shd w:val="clear" w:color="auto" w:fill="F4F0E8"/>
             <w:vAlign w:val="center"/>
           </w:tcPr>
@@ -7119,7 +7112,7 @@
         </w:tc>
         <w:tc>
           <w:tcPr>
-            <w:tcW w:w="2804" w:type="dxa"/>
+            <w:tcW w:w="2538" w:type="dxa"/>
             <w:shd w:val="clear" w:color="auto" w:fill="F4F0E8"/>
             <w:vAlign w:val="center"/>
           </w:tcPr>
@@ -7140,7 +7133,7 @@
         </w:trPr>
         <w:tc>
           <w:tcPr>
-            <w:tcW w:w="5378" w:type="dxa"/>
+            <w:tcW w:w="5978" w:type="dxa"/>
             <w:shd w:val="clear" w:color="auto" w:fill="FFFFFF"/>
             <w:vAlign w:val="center"/>
           </w:tcPr>
@@ -7155,7 +7148,7 @@
         </w:tc>
         <w:tc>
           <w:tcPr>
-            <w:tcW w:w="1984" w:type="dxa"/>
+            <w:tcW w:w="1650" w:type="dxa"/>
             <w:shd w:val="clear" w:color="auto" w:fill="FFFFFF"/>
             <w:vAlign w:val="center"/>
           </w:tcPr>
@@ -7170,7 +7163,7 @@
         </w:tc>
         <w:tc>
           <w:tcPr>
-            <w:tcW w:w="2804" w:type="dxa"/>
+            <w:tcW w:w="2538" w:type="dxa"/>
             <w:shd w:val="clear" w:color="auto" w:fill="FFFFFF"/>
             <w:vAlign w:val="center"/>
           </w:tcPr>
@@ -7191,7 +7184,7 @@
         </w:trPr>
         <w:tc>
           <w:tcPr>
-            <w:tcW w:w="5378" w:type="dxa"/>
+            <w:tcW w:w="5978" w:type="dxa"/>
             <w:shd w:val="clear" w:color="auto" w:fill="F4F0E8"/>
             <w:vAlign w:val="center"/>
           </w:tcPr>
@@ -7206,7 +7199,7 @@
         </w:tc>
         <w:tc>
           <w:tcPr>
-            <w:tcW w:w="1984" w:type="dxa"/>
+            <w:tcW w:w="1650" w:type="dxa"/>
             <w:shd w:val="clear" w:color="auto" w:fill="F4F0E8"/>
             <w:vAlign w:val="center"/>
           </w:tcPr>
@@ -7221,7 +7214,7 @@
         </w:tc>
         <w:tc>
           <w:tcPr>
-            <w:tcW w:w="2804" w:type="dxa"/>
+            <w:tcW w:w="2538" w:type="dxa"/>
             <w:shd w:val="clear" w:color="auto" w:fill="F4F0E8"/>
             <w:vAlign w:val="center"/>
           </w:tcPr>
@@ -7242,7 +7235,7 @@
         </w:trPr>
         <w:tc>
           <w:tcPr>
-            <w:tcW w:w="5378" w:type="dxa"/>
+            <w:tcW w:w="5978" w:type="dxa"/>
             <w:shd w:val="clear" w:color="auto" w:fill="FFFFFF"/>
             <w:vAlign w:val="center"/>
           </w:tcPr>
@@ -7257,7 +7250,7 @@
         </w:tc>
         <w:tc>
           <w:tcPr>
-            <w:tcW w:w="1984" w:type="dxa"/>
+            <w:tcW w:w="1650" w:type="dxa"/>
             <w:shd w:val="clear" w:color="auto" w:fill="FFFFFF"/>
             <w:vAlign w:val="center"/>
           </w:tcPr>
@@ -7272,7 +7265,7 @@
         </w:tc>
         <w:tc>
           <w:tcPr>
-            <w:tcW w:w="2804" w:type="dxa"/>
+            <w:tcW w:w="2538" w:type="dxa"/>
             <w:shd w:val="clear" w:color="auto" w:fill="FFFFFF"/>
             <w:vAlign w:val="center"/>
           </w:tcPr>
@@ -7293,7 +7286,7 @@
         </w:trPr>
         <w:tc>
           <w:tcPr>
-            <w:tcW w:w="5378" w:type="dxa"/>
+            <w:tcW w:w="5978" w:type="dxa"/>
             <w:shd w:val="clear" w:color="auto" w:fill="F4F0E8"/>
             <w:vAlign w:val="center"/>
           </w:tcPr>
@@ -7308,7 +7301,7 @@
         </w:tc>
         <w:tc>
           <w:tcPr>
-            <w:tcW w:w="1984" w:type="dxa"/>
+            <w:tcW w:w="1650" w:type="dxa"/>
             <w:shd w:val="clear" w:color="auto" w:fill="F4F0E8"/>
             <w:vAlign w:val="center"/>
           </w:tcPr>
@@ -7323,7 +7316,7 @@
         </w:tc>
         <w:tc>
           <w:tcPr>
-            <w:tcW w:w="2804" w:type="dxa"/>
+            <w:tcW w:w="2538" w:type="dxa"/>
             <w:shd w:val="clear" w:color="auto" w:fill="F4F0E8"/>
             <w:vAlign w:val="center"/>
           </w:tcPr>
@@ -7343,6 +7336,7 @@
         <w:pStyle w:val="Heading2"/>
       </w:pPr>
       <w:r>
+        <w:lastRenderedPageBreak/>
         <w:t>Recommended sequence</w:t>
       </w:r>
     </w:p>
@@ -7382,7 +7376,7 @@
       <w:pPr>
         <w:pStyle w:val="Heading1"/>
       </w:pPr>
-      <w:bookmarkStart w:id="12" w:name="_Toc236851216"/>
+      <w:bookmarkStart w:id="12" w:name="_Toc236852685"/>
       <w:r>
         <w:t>13. Governance, Controls, and Automation</w:t>
       </w:r>
@@ -7410,9 +7404,9 @@
         <w:tblLook w:val="04A0" w:firstRow="1" w:lastRow="0" w:firstColumn="1" w:lastColumn="0" w:noHBand="0" w:noVBand="1"/>
       </w:tblPr>
       <w:tblGrid>
-        <w:gridCol w:w="5945"/>
-        <w:gridCol w:w="1809"/>
-        <w:gridCol w:w="2412"/>
+        <w:gridCol w:w="8338"/>
+        <w:gridCol w:w="770"/>
+        <w:gridCol w:w="1058"/>
       </w:tblGrid>
       <w:tr>
         <w:trPr>
@@ -7422,7 +7416,7 @@
         </w:trPr>
         <w:tc>
           <w:tcPr>
-            <w:tcW w:w="5945" w:type="dxa"/>
+            <w:tcW w:w="8338" w:type="dxa"/>
             <w:shd w:val="clear" w:color="auto" w:fill="02000B"/>
             <w:vAlign w:val="center"/>
           </w:tcPr>
@@ -7439,7 +7433,7 @@
         </w:tc>
         <w:tc>
           <w:tcPr>
-            <w:tcW w:w="1809" w:type="dxa"/>
+            <w:tcW w:w="770" w:type="dxa"/>
             <w:shd w:val="clear" w:color="auto" w:fill="02000B"/>
             <w:vAlign w:val="center"/>
           </w:tcPr>
@@ -7456,7 +7450,7 @@
         </w:tc>
         <w:tc>
           <w:tcPr>
-            <w:tcW w:w="2412" w:type="dxa"/>
+            <w:tcW w:w="1058" w:type="dxa"/>
             <w:shd w:val="clear" w:color="auto" w:fill="02000B"/>
             <w:vAlign w:val="center"/>
           </w:tcPr>
@@ -7479,7 +7473,7 @@
         </w:trPr>
         <w:tc>
           <w:tcPr>
-            <w:tcW w:w="5945" w:type="dxa"/>
+            <w:tcW w:w="8338" w:type="dxa"/>
             <w:shd w:val="clear" w:color="auto" w:fill="FFFFFF"/>
             <w:vAlign w:val="center"/>
           </w:tcPr>
@@ -7494,7 +7488,7 @@
         </w:tc>
         <w:tc>
           <w:tcPr>
-            <w:tcW w:w="1809" w:type="dxa"/>
+            <w:tcW w:w="770" w:type="dxa"/>
             <w:shd w:val="clear" w:color="auto" w:fill="FFFFFF"/>
             <w:vAlign w:val="center"/>
           </w:tcPr>
@@ -7509,7 +7503,7 @@
         </w:tc>
         <w:tc>
           <w:tcPr>
-            <w:tcW w:w="2412" w:type="dxa"/>
+            <w:tcW w:w="1058" w:type="dxa"/>
             <w:shd w:val="clear" w:color="auto" w:fill="FFFFFF"/>
             <w:vAlign w:val="center"/>
           </w:tcPr>
@@ -7530,7 +7524,7 @@
         </w:trPr>
         <w:tc>
           <w:tcPr>
-            <w:tcW w:w="5945" w:type="dxa"/>
+            <w:tcW w:w="8338" w:type="dxa"/>
             <w:shd w:val="clear" w:color="auto" w:fill="F4F0E8"/>
             <w:vAlign w:val="center"/>
           </w:tcPr>
@@ -7545,7 +7539,7 @@
         </w:tc>
         <w:tc>
           <w:tcPr>
-            <w:tcW w:w="1809" w:type="dxa"/>
+            <w:tcW w:w="770" w:type="dxa"/>
             <w:shd w:val="clear" w:color="auto" w:fill="F4F0E8"/>
             <w:vAlign w:val="center"/>
           </w:tcPr>
@@ -7560,7 +7554,7 @@
         </w:tc>
         <w:tc>
           <w:tcPr>
-            <w:tcW w:w="2412" w:type="dxa"/>
+            <w:tcW w:w="1058" w:type="dxa"/>
             <w:shd w:val="clear" w:color="auto" w:fill="F4F0E8"/>
             <w:vAlign w:val="center"/>
           </w:tcPr>
@@ -7581,7 +7575,7 @@
         </w:trPr>
         <w:tc>
           <w:tcPr>
-            <w:tcW w:w="5945" w:type="dxa"/>
+            <w:tcW w:w="8338" w:type="dxa"/>
             <w:shd w:val="clear" w:color="auto" w:fill="FFFFFF"/>
             <w:vAlign w:val="center"/>
           </w:tcPr>
@@ -7596,7 +7590,7 @@
         </w:tc>
         <w:tc>
           <w:tcPr>
-            <w:tcW w:w="1809" w:type="dxa"/>
+            <w:tcW w:w="770" w:type="dxa"/>
             <w:shd w:val="clear" w:color="auto" w:fill="FFFFFF"/>
             <w:vAlign w:val="center"/>
           </w:tcPr>
@@ -7611,7 +7605,7 @@
         </w:tc>
         <w:tc>
           <w:tcPr>
-            <w:tcW w:w="2412" w:type="dxa"/>
+            <w:tcW w:w="1058" w:type="dxa"/>
             <w:shd w:val="clear" w:color="auto" w:fill="FFFFFF"/>
             <w:vAlign w:val="center"/>
           </w:tcPr>
@@ -7632,7 +7626,7 @@
         </w:trPr>
         <w:tc>
           <w:tcPr>
-            <w:tcW w:w="5945" w:type="dxa"/>
+            <w:tcW w:w="8338" w:type="dxa"/>
             <w:shd w:val="clear" w:color="auto" w:fill="F4F0E8"/>
             <w:vAlign w:val="center"/>
           </w:tcPr>
@@ -7647,7 +7641,7 @@
         </w:tc>
         <w:tc>
           <w:tcPr>
-            <w:tcW w:w="1809" w:type="dxa"/>
+            <w:tcW w:w="770" w:type="dxa"/>
             <w:shd w:val="clear" w:color="auto" w:fill="F4F0E8"/>
             <w:vAlign w:val="center"/>
           </w:tcPr>
@@ -7662,7 +7656,7 @@
         </w:tc>
         <w:tc>
           <w:tcPr>
-            <w:tcW w:w="2412" w:type="dxa"/>
+            <w:tcW w:w="1058" w:type="dxa"/>
             <w:shd w:val="clear" w:color="auto" w:fill="F4F0E8"/>
             <w:vAlign w:val="center"/>
           </w:tcPr>
@@ -7683,7 +7677,7 @@
         </w:trPr>
         <w:tc>
           <w:tcPr>
-            <w:tcW w:w="5945" w:type="dxa"/>
+            <w:tcW w:w="8338" w:type="dxa"/>
             <w:shd w:val="clear" w:color="auto" w:fill="FFFFFF"/>
             <w:vAlign w:val="center"/>
           </w:tcPr>
@@ -7692,14 +7686,13 @@
               <w:rPr>
                 <w:sz w:val="18"/>
               </w:rPr>
-              <w:lastRenderedPageBreak/>
               <w:t>Approved Not Incorporated</w:t>
             </w:r>
           </w:p>
         </w:tc>
         <w:tc>
           <w:tcPr>
-            <w:tcW w:w="1809" w:type="dxa"/>
+            <w:tcW w:w="770" w:type="dxa"/>
             <w:shd w:val="clear" w:color="auto" w:fill="FFFFFF"/>
             <w:vAlign w:val="center"/>
           </w:tcPr>
@@ -7714,7 +7707,7 @@
         </w:tc>
         <w:tc>
           <w:tcPr>
-            <w:tcW w:w="2412" w:type="dxa"/>
+            <w:tcW w:w="1058" w:type="dxa"/>
             <w:shd w:val="clear" w:color="auto" w:fill="FFFFFF"/>
             <w:vAlign w:val="center"/>
           </w:tcPr>
@@ -7735,7 +7728,7 @@
         </w:trPr>
         <w:tc>
           <w:tcPr>
-            <w:tcW w:w="5945" w:type="dxa"/>
+            <w:tcW w:w="8338" w:type="dxa"/>
             <w:shd w:val="clear" w:color="auto" w:fill="F4F0E8"/>
             <w:vAlign w:val="center"/>
           </w:tcPr>
@@ -7750,7 +7743,7 @@
         </w:tc>
         <w:tc>
           <w:tcPr>
-            <w:tcW w:w="1809" w:type="dxa"/>
+            <w:tcW w:w="770" w:type="dxa"/>
             <w:shd w:val="clear" w:color="auto" w:fill="F4F0E8"/>
             <w:vAlign w:val="center"/>
           </w:tcPr>
@@ -7765,7 +7758,7 @@
         </w:tc>
         <w:tc>
           <w:tcPr>
-            <w:tcW w:w="2412" w:type="dxa"/>
+            <w:tcW w:w="1058" w:type="dxa"/>
             <w:shd w:val="clear" w:color="auto" w:fill="F4F0E8"/>
             <w:vAlign w:val="center"/>
           </w:tcPr>
@@ -7786,7 +7779,7 @@
         </w:trPr>
         <w:tc>
           <w:tcPr>
-            <w:tcW w:w="5945" w:type="dxa"/>
+            <w:tcW w:w="8338" w:type="dxa"/>
             <w:shd w:val="clear" w:color="auto" w:fill="FFFFFF"/>
             <w:vAlign w:val="center"/>
           </w:tcPr>
@@ -7801,7 +7794,7 @@
         </w:tc>
         <w:tc>
           <w:tcPr>
-            <w:tcW w:w="1809" w:type="dxa"/>
+            <w:tcW w:w="770" w:type="dxa"/>
             <w:shd w:val="clear" w:color="auto" w:fill="FFFFFF"/>
             <w:vAlign w:val="center"/>
           </w:tcPr>
@@ -7816,7 +7809,7 @@
         </w:tc>
         <w:tc>
           <w:tcPr>
-            <w:tcW w:w="2412" w:type="dxa"/>
+            <w:tcW w:w="1058" w:type="dxa"/>
             <w:shd w:val="clear" w:color="auto" w:fill="FFFFFF"/>
             <w:vAlign w:val="center"/>
           </w:tcPr>
@@ -7840,7 +7833,7 @@
       <w:pPr>
         <w:pStyle w:val="Heading1"/>
       </w:pPr>
-      <w:bookmarkStart w:id="13" w:name="_Toc236851217"/>
+      <w:bookmarkStart w:id="13" w:name="_Toc236852686"/>
       <w:r>
         <w:t>14. Limitations and Responsible AI</w:t>
       </w:r>
@@ -7906,8 +7899,9 @@
       <w:pPr>
         <w:pStyle w:val="Heading1"/>
       </w:pPr>
-      <w:bookmarkStart w:id="14" w:name="_Toc236851218"/>
+      <w:bookmarkStart w:id="14" w:name="_Toc236852687"/>
       <w:r>
+        <w:lastRenderedPageBreak/>
         <w:t>15. Conclusion and Sources</w:t>
       </w:r>
       <w:bookmarkEnd w:id="14"/>
@@ -8006,7 +8000,6 @@
     </w:p>
     <w:p>
       <w:r>
-        <w:lastRenderedPageBreak/>
         <w:t xml:space="preserve">ASQ DMAIC: </w:t>
       </w:r>
       <w:hyperlink r:id="rId14">
@@ -8429,31 +8422,31 @@
       </w:rPr>
     </w:lvl>
   </w:abstractNum>
-  <w:num w:numId="1" w16cid:durableId="1010565404">
+  <w:num w:numId="1" w16cid:durableId="2130009784">
     <w:abstractNumId w:val="8"/>
   </w:num>
-  <w:num w:numId="2" w16cid:durableId="293020486">
+  <w:num w:numId="2" w16cid:durableId="1239633217">
     <w:abstractNumId w:val="6"/>
   </w:num>
-  <w:num w:numId="3" w16cid:durableId="488601270">
+  <w:num w:numId="3" w16cid:durableId="1933968954">
     <w:abstractNumId w:val="5"/>
   </w:num>
-  <w:num w:numId="4" w16cid:durableId="1864787086">
+  <w:num w:numId="4" w16cid:durableId="322857290">
     <w:abstractNumId w:val="4"/>
   </w:num>
-  <w:num w:numId="5" w16cid:durableId="230390201">
+  <w:num w:numId="5" w16cid:durableId="1151016895">
     <w:abstractNumId w:val="7"/>
   </w:num>
-  <w:num w:numId="6" w16cid:durableId="873692069">
+  <w:num w:numId="6" w16cid:durableId="1413311581">
     <w:abstractNumId w:val="3"/>
   </w:num>
-  <w:num w:numId="7" w16cid:durableId="1191996061">
+  <w:num w:numId="7" w16cid:durableId="2053990947">
     <w:abstractNumId w:val="2"/>
   </w:num>
-  <w:num w:numId="8" w16cid:durableId="1486363398">
+  <w:num w:numId="8" w16cid:durableId="282348395">
     <w:abstractNumId w:val="1"/>
   </w:num>
-  <w:num w:numId="9" w16cid:durableId="36662350">
+  <w:num w:numId="9" w16cid:durableId="1269121990">
     <w:abstractNumId w:val="0"/>
   </w:num>
 </w:numbering>
